--- a/docs/submission/02_요구사항분석서_찰칵부산_Team10.docx
+++ b/docs/submission/02_요구사항분석서_찰칵부산_Team10.docx
@@ -5051,7 +5051,7 @@
         </w:trPr>
         <w:tc>
           <w:tcPr>
-            <w:tcW w:type="dxa" w:w="950"/>
+            <w:tcW w:type="dxa" w:w="930"/>
             <w:vAlign w:val="center"/>
             <w:shd w:val="clear" w:color="auto" w:fill="1F4E79"/>
           </w:tcPr>
@@ -5068,7 +5068,7 @@
         </w:tc>
         <w:tc>
           <w:tcPr>
-            <w:tcW w:type="dxa" w:w="1569"/>
+            <w:tcW w:type="dxa" w:w="1535"/>
             <w:vAlign w:val="center"/>
             <w:shd w:val="clear" w:color="auto" w:fill="1F4E79"/>
           </w:tcPr>
@@ -5085,7 +5085,7 @@
         </w:tc>
         <w:tc>
           <w:tcPr>
-            <w:tcW w:type="dxa" w:w="7402"/>
+            <w:tcW w:type="dxa" w:w="7456"/>
             <w:vAlign w:val="center"/>
             <w:shd w:val="clear" w:color="auto" w:fill="1F4E79"/>
           </w:tcPr>
@@ -5107,7 +5107,7 @@
         </w:trPr>
         <w:tc>
           <w:tcPr>
-            <w:tcW w:type="dxa" w:w="950"/>
+            <w:tcW w:type="dxa" w:w="930"/>
             <w:vAlign w:val="center"/>
           </w:tcPr>
           <w:p>
@@ -5121,7 +5121,7 @@
         </w:tc>
         <w:tc>
           <w:tcPr>
-            <w:tcW w:type="dxa" w:w="1569"/>
+            <w:tcW w:type="dxa" w:w="1535"/>
             <w:vAlign w:val="center"/>
           </w:tcPr>
           <w:p>
@@ -5135,15 +5135,15 @@
         </w:tc>
         <w:tc>
           <w:tcPr>
-            <w:tcW w:type="dxa" w:w="7402"/>
-            <w:vAlign w:val="center"/>
-          </w:tcPr>
-          <w:p>
-            <w:r>
-              <w:rPr>
-                <w:sz w:val="18"/>
-              </w:rPr>
-              <w:t>부산 여행 사진으로 여행기를 만드는 사용자. 회원 가입 없이 익명 기기 토큰으로 구분한다 (2.4)</w:t>
+            <w:tcW w:type="dxa" w:w="7456"/>
+            <w:vAlign w:val="center"/>
+          </w:tcPr>
+          <w:p>
+            <w:r>
+              <w:rPr>
+                <w:sz w:val="18"/>
+              </w:rPr>
+              <w:t>부산 여행 사진으로 여행기를 만드는 사용자. 회원 가입 없이 익명 기기 토큰으로 구분한다 (2.3)</w:t>
             </w:r>
           </w:p>
         </w:tc>
@@ -5154,7 +5154,7 @@
         </w:trPr>
         <w:tc>
           <w:tcPr>
-            <w:tcW w:type="dxa" w:w="950"/>
+            <w:tcW w:type="dxa" w:w="930"/>
             <w:vAlign w:val="center"/>
           </w:tcPr>
           <w:p>
@@ -5168,7 +5168,7 @@
         </w:tc>
         <w:tc>
           <w:tcPr>
-            <w:tcW w:type="dxa" w:w="1569"/>
+            <w:tcW w:type="dxa" w:w="1535"/>
             <w:vAlign w:val="center"/>
           </w:tcPr>
           <w:p>
@@ -5182,15 +5182,15 @@
         </w:tc>
         <w:tc>
           <w:tcPr>
-            <w:tcW w:type="dxa" w:w="7402"/>
-            <w:vAlign w:val="center"/>
-          </w:tcPr>
-          <w:p>
-            <w:r>
-              <w:rPr>
-                <w:sz w:val="18"/>
-              </w:rPr>
-              <w:t>TourAPI(한국관광공사), 부산광역시 명소·맛집 API, 카카오 로컬. 후보 장소와 장소 공식 정보를 제공한다 (DR-07)</w:t>
+            <w:tcW w:type="dxa" w:w="7456"/>
+            <w:vAlign w:val="center"/>
+          </w:tcPr>
+          <w:p>
+            <w:r>
+              <w:rPr>
+                <w:sz w:val="18"/>
+              </w:rPr>
+              <w:t>TourAPI(한국관광공사), 부산광역시 명소·맛집 API, 카카오 로컬. 후보 장소와 장소 공식 정보를 제공한다 (DR-07a~c)</w:t>
             </w:r>
           </w:p>
         </w:tc>
@@ -5201,7 +5201,7 @@
         </w:trPr>
         <w:tc>
           <w:tcPr>
-            <w:tcW w:type="dxa" w:w="950"/>
+            <w:tcW w:type="dxa" w:w="930"/>
             <w:vAlign w:val="center"/>
           </w:tcPr>
           <w:p>
@@ -5215,7 +5215,7 @@
         </w:tc>
         <w:tc>
           <w:tcPr>
-            <w:tcW w:type="dxa" w:w="1569"/>
+            <w:tcW w:type="dxa" w:w="1535"/>
             <w:vAlign w:val="center"/>
           </w:tcPr>
           <w:p>
@@ -5229,15 +5229,15 @@
         </w:tc>
         <w:tc>
           <w:tcPr>
-            <w:tcW w:type="dxa" w:w="7402"/>
-            <w:vAlign w:val="center"/>
-          </w:tcPr>
-          <w:p>
-            <w:r>
-              <w:rPr>
-                <w:sz w:val="18"/>
-              </w:rPr>
-              <w:t>지도 표시와 핀·경로 표시를 제공한다 (DR-07)</w:t>
+            <w:tcW w:type="dxa" w:w="7456"/>
+            <w:vAlign w:val="center"/>
+          </w:tcPr>
+          <w:p>
+            <w:r>
+              <w:rPr>
+                <w:sz w:val="18"/>
+              </w:rPr>
+              <w:t>지도 표시와 핀·경로 표시를 제공한다 (DR-07c)</w:t>
             </w:r>
           </w:p>
         </w:tc>
@@ -5248,7 +5248,7 @@
         </w:trPr>
         <w:tc>
           <w:tcPr>
-            <w:tcW w:type="dxa" w:w="950"/>
+            <w:tcW w:type="dxa" w:w="930"/>
             <w:vAlign w:val="center"/>
           </w:tcPr>
           <w:p>
@@ -5262,7 +5262,7 @@
         </w:tc>
         <w:tc>
           <w:tcPr>
-            <w:tcW w:type="dxa" w:w="1569"/>
+            <w:tcW w:type="dxa" w:w="1535"/>
             <w:vAlign w:val="center"/>
           </w:tcPr>
           <w:p>
@@ -5276,15 +5276,15 @@
         </w:tc>
         <w:tc>
           <w:tcPr>
-            <w:tcW w:type="dxa" w:w="7402"/>
-            <w:vAlign w:val="center"/>
-          </w:tcPr>
-          <w:p>
-            <w:r>
-              <w:rPr>
-                <w:sz w:val="18"/>
-              </w:rPr>
-              <w:t>VLM(후보 중 장소 판별), LLM(여행기 문장 작성). AI는 이 두 역할만 맡는다 (8.1)</w:t>
+            <w:tcW w:type="dxa" w:w="7456"/>
+            <w:vAlign w:val="center"/>
+          </w:tcPr>
+          <w:p>
+            <w:r>
+              <w:rPr>
+                <w:sz w:val="18"/>
+              </w:rPr>
+              <w:t>VLM(후보 중 장소 판별), LLM(여행기 문장 작성). AI는 이 두 역할만 맡는다 (8장)</w:t>
             </w:r>
           </w:p>
         </w:tc>
@@ -5301,7 +5301,7 @@
     </w:p>
     <w:p>
       <w:r>
-        <w:t>UC-01~08의 번호와 FR 연결은 요구사항분석서 3.1절을 따른다. 우선순위는 연결된 FR의 우선순위를 따른다.</w:t>
+        <w:t>UC-01~08의 번호와 FR 연결은 3장 기능 요구사항 표(비고 열)를 따른다. 우선순위는 연결된 FR의 우선순위를 따른다.</w:t>
       </w:r>
     </w:p>
     <w:tbl>
@@ -5327,7 +5327,7 @@
         </w:trPr>
         <w:tc>
           <w:tcPr>
-            <w:tcW w:type="dxa" w:w="791"/>
+            <w:tcW w:type="dxa" w:w="793"/>
             <w:vAlign w:val="center"/>
             <w:shd w:val="clear" w:color="auto" w:fill="1F4E79"/>
           </w:tcPr>
@@ -5344,7 +5344,7 @@
         </w:tc>
         <w:tc>
           <w:tcPr>
-            <w:tcW w:type="dxa" w:w="1874"/>
+            <w:tcW w:type="dxa" w:w="1680"/>
             <w:vAlign w:val="center"/>
             <w:shd w:val="clear" w:color="auto" w:fill="1F4E79"/>
           </w:tcPr>
@@ -5361,7 +5361,7 @@
         </w:tc>
         <w:tc>
           <w:tcPr>
-            <w:tcW w:type="dxa" w:w="2007"/>
+            <w:tcW w:type="dxa" w:w="2060"/>
             <w:vAlign w:val="center"/>
             <w:shd w:val="clear" w:color="auto" w:fill="1F4E79"/>
           </w:tcPr>
@@ -5378,7 +5378,7 @@
         </w:tc>
         <w:tc>
           <w:tcPr>
-            <w:tcW w:type="dxa" w:w="967"/>
+            <w:tcW w:type="dxa" w:w="993"/>
             <w:vAlign w:val="center"/>
             <w:shd w:val="clear" w:color="auto" w:fill="1F4E79"/>
           </w:tcPr>
@@ -5395,7 +5395,7 @@
         </w:tc>
         <w:tc>
           <w:tcPr>
-            <w:tcW w:type="dxa" w:w="1428"/>
+            <w:tcW w:type="dxa" w:w="1466"/>
             <w:vAlign w:val="center"/>
             <w:shd w:val="clear" w:color="auto" w:fill="1F4E79"/>
           </w:tcPr>
@@ -5412,7 +5412,7 @@
         </w:tc>
         <w:tc>
           <w:tcPr>
-            <w:tcW w:type="dxa" w:w="1700"/>
+            <w:tcW w:type="dxa" w:w="1745"/>
             <w:vAlign w:val="center"/>
             <w:shd w:val="clear" w:color="auto" w:fill="1F4E79"/>
           </w:tcPr>
@@ -5429,7 +5429,7 @@
         </w:tc>
         <w:tc>
           <w:tcPr>
-            <w:tcW w:type="dxa" w:w="1153"/>
+            <w:tcW w:type="dxa" w:w="1184"/>
             <w:vAlign w:val="center"/>
             <w:shd w:val="clear" w:color="auto" w:fill="1F4E79"/>
           </w:tcPr>
@@ -5451,7 +5451,7 @@
         </w:trPr>
         <w:tc>
           <w:tcPr>
-            <w:tcW w:type="dxa" w:w="791"/>
+            <w:tcW w:type="dxa" w:w="793"/>
             <w:vAlign w:val="center"/>
           </w:tcPr>
           <w:p>
@@ -5465,7 +5465,7 @@
         </w:tc>
         <w:tc>
           <w:tcPr>
-            <w:tcW w:type="dxa" w:w="1874"/>
+            <w:tcW w:type="dxa" w:w="1680"/>
             <w:vAlign w:val="center"/>
           </w:tcPr>
           <w:p>
@@ -5479,7 +5479,7 @@
         </w:tc>
         <w:tc>
           <w:tcPr>
-            <w:tcW w:type="dxa" w:w="2007"/>
+            <w:tcW w:type="dxa" w:w="2060"/>
             <w:vAlign w:val="center"/>
           </w:tcPr>
           <w:p>
@@ -5493,7 +5493,7 @@
         </w:tc>
         <w:tc>
           <w:tcPr>
-            <w:tcW w:type="dxa" w:w="967"/>
+            <w:tcW w:type="dxa" w:w="993"/>
             <w:vAlign w:val="center"/>
           </w:tcPr>
           <w:p>
@@ -5507,7 +5507,7 @@
         </w:tc>
         <w:tc>
           <w:tcPr>
-            <w:tcW w:type="dxa" w:w="1428"/>
+            <w:tcW w:type="dxa" w:w="1466"/>
             <w:vAlign w:val="center"/>
           </w:tcPr>
           <w:p>
@@ -5521,7 +5521,7 @@
         </w:tc>
         <w:tc>
           <w:tcPr>
-            <w:tcW w:type="dxa" w:w="1700"/>
+            <w:tcW w:type="dxa" w:w="1745"/>
             <w:vAlign w:val="center"/>
           </w:tcPr>
           <w:p>
@@ -5535,7 +5535,7 @@
         </w:tc>
         <w:tc>
           <w:tcPr>
-            <w:tcW w:type="dxa" w:w="1153"/>
+            <w:tcW w:type="dxa" w:w="1184"/>
             <w:vAlign w:val="center"/>
           </w:tcPr>
           <w:p>
@@ -5554,7 +5554,7 @@
         </w:trPr>
         <w:tc>
           <w:tcPr>
-            <w:tcW w:type="dxa" w:w="791"/>
+            <w:tcW w:type="dxa" w:w="793"/>
             <w:vAlign w:val="center"/>
           </w:tcPr>
           <w:p>
@@ -5568,7 +5568,7 @@
         </w:tc>
         <w:tc>
           <w:tcPr>
-            <w:tcW w:type="dxa" w:w="1874"/>
+            <w:tcW w:type="dxa" w:w="1680"/>
             <w:vAlign w:val="center"/>
           </w:tcPr>
           <w:p>
@@ -5582,7 +5582,7 @@
         </w:tc>
         <w:tc>
           <w:tcPr>
-            <w:tcW w:type="dxa" w:w="2007"/>
+            <w:tcW w:type="dxa" w:w="2060"/>
             <w:vAlign w:val="center"/>
           </w:tcPr>
           <w:p>
@@ -5596,7 +5596,7 @@
         </w:tc>
         <w:tc>
           <w:tcPr>
-            <w:tcW w:type="dxa" w:w="967"/>
+            <w:tcW w:type="dxa" w:w="993"/>
             <w:vAlign w:val="center"/>
           </w:tcPr>
           <w:p>
@@ -5610,7 +5610,7 @@
         </w:tc>
         <w:tc>
           <w:tcPr>
-            <w:tcW w:type="dxa" w:w="1428"/>
+            <w:tcW w:type="dxa" w:w="1466"/>
             <w:vAlign w:val="center"/>
           </w:tcPr>
           <w:p>
@@ -5624,7 +5624,7 @@
         </w:tc>
         <w:tc>
           <w:tcPr>
-            <w:tcW w:type="dxa" w:w="1700"/>
+            <w:tcW w:type="dxa" w:w="1745"/>
             <w:vAlign w:val="center"/>
           </w:tcPr>
           <w:p>
@@ -5638,7 +5638,7 @@
         </w:tc>
         <w:tc>
           <w:tcPr>
-            <w:tcW w:type="dxa" w:w="1153"/>
+            <w:tcW w:type="dxa" w:w="1184"/>
             <w:vAlign w:val="center"/>
           </w:tcPr>
           <w:p>
@@ -5657,7 +5657,7 @@
         </w:trPr>
         <w:tc>
           <w:tcPr>
-            <w:tcW w:type="dxa" w:w="791"/>
+            <w:tcW w:type="dxa" w:w="793"/>
             <w:vAlign w:val="center"/>
           </w:tcPr>
           <w:p>
@@ -5671,7 +5671,7 @@
         </w:tc>
         <w:tc>
           <w:tcPr>
-            <w:tcW w:type="dxa" w:w="1874"/>
+            <w:tcW w:type="dxa" w:w="1680"/>
             <w:vAlign w:val="center"/>
           </w:tcPr>
           <w:p>
@@ -5685,7 +5685,7 @@
         </w:tc>
         <w:tc>
           <w:tcPr>
-            <w:tcW w:type="dxa" w:w="2007"/>
+            <w:tcW w:type="dxa" w:w="2060"/>
             <w:vAlign w:val="center"/>
           </w:tcPr>
           <w:p>
@@ -5699,7 +5699,7 @@
         </w:tc>
         <w:tc>
           <w:tcPr>
-            <w:tcW w:type="dxa" w:w="967"/>
+            <w:tcW w:type="dxa" w:w="993"/>
             <w:vAlign w:val="center"/>
           </w:tcPr>
           <w:p>
@@ -5713,7 +5713,7 @@
         </w:tc>
         <w:tc>
           <w:tcPr>
-            <w:tcW w:type="dxa" w:w="1428"/>
+            <w:tcW w:type="dxa" w:w="1466"/>
             <w:vAlign w:val="center"/>
           </w:tcPr>
           <w:p>
@@ -5727,7 +5727,7 @@
         </w:tc>
         <w:tc>
           <w:tcPr>
-            <w:tcW w:type="dxa" w:w="1700"/>
+            <w:tcW w:type="dxa" w:w="1745"/>
             <w:vAlign w:val="center"/>
           </w:tcPr>
           <w:p>
@@ -5741,7 +5741,7 @@
         </w:tc>
         <w:tc>
           <w:tcPr>
-            <w:tcW w:type="dxa" w:w="1153"/>
+            <w:tcW w:type="dxa" w:w="1184"/>
             <w:vAlign w:val="center"/>
           </w:tcPr>
           <w:p>
@@ -5760,7 +5760,7 @@
         </w:trPr>
         <w:tc>
           <w:tcPr>
-            <w:tcW w:type="dxa" w:w="791"/>
+            <w:tcW w:type="dxa" w:w="793"/>
             <w:vAlign w:val="center"/>
           </w:tcPr>
           <w:p>
@@ -5774,7 +5774,7 @@
         </w:tc>
         <w:tc>
           <w:tcPr>
-            <w:tcW w:type="dxa" w:w="1874"/>
+            <w:tcW w:type="dxa" w:w="1680"/>
             <w:vAlign w:val="center"/>
           </w:tcPr>
           <w:p>
@@ -5788,7 +5788,7 @@
         </w:tc>
         <w:tc>
           <w:tcPr>
-            <w:tcW w:type="dxa" w:w="2007"/>
+            <w:tcW w:type="dxa" w:w="2060"/>
             <w:vAlign w:val="center"/>
           </w:tcPr>
           <w:p>
@@ -5802,7 +5802,7 @@
         </w:tc>
         <w:tc>
           <w:tcPr>
-            <w:tcW w:type="dxa" w:w="967"/>
+            <w:tcW w:type="dxa" w:w="993"/>
             <w:vAlign w:val="center"/>
           </w:tcPr>
           <w:p>
@@ -5816,7 +5816,7 @@
         </w:tc>
         <w:tc>
           <w:tcPr>
-            <w:tcW w:type="dxa" w:w="1428"/>
+            <w:tcW w:type="dxa" w:w="1466"/>
             <w:vAlign w:val="center"/>
           </w:tcPr>
           <w:p>
@@ -5830,7 +5830,7 @@
         </w:tc>
         <w:tc>
           <w:tcPr>
-            <w:tcW w:type="dxa" w:w="1700"/>
+            <w:tcW w:type="dxa" w:w="1745"/>
             <w:vAlign w:val="center"/>
           </w:tcPr>
           <w:p>
@@ -5844,7 +5844,7 @@
         </w:tc>
         <w:tc>
           <w:tcPr>
-            <w:tcW w:type="dxa" w:w="1153"/>
+            <w:tcW w:type="dxa" w:w="1184"/>
             <w:vAlign w:val="center"/>
           </w:tcPr>
           <w:p>
@@ -5863,7 +5863,7 @@
         </w:trPr>
         <w:tc>
           <w:tcPr>
-            <w:tcW w:type="dxa" w:w="791"/>
+            <w:tcW w:type="dxa" w:w="793"/>
             <w:vAlign w:val="center"/>
           </w:tcPr>
           <w:p>
@@ -5877,7 +5877,7 @@
         </w:tc>
         <w:tc>
           <w:tcPr>
-            <w:tcW w:type="dxa" w:w="1874"/>
+            <w:tcW w:type="dxa" w:w="1680"/>
             <w:vAlign w:val="center"/>
           </w:tcPr>
           <w:p>
@@ -5891,7 +5891,7 @@
         </w:tc>
         <w:tc>
           <w:tcPr>
-            <w:tcW w:type="dxa" w:w="2007"/>
+            <w:tcW w:type="dxa" w:w="2060"/>
             <w:vAlign w:val="center"/>
           </w:tcPr>
           <w:p>
@@ -5905,7 +5905,7 @@
         </w:tc>
         <w:tc>
           <w:tcPr>
-            <w:tcW w:type="dxa" w:w="967"/>
+            <w:tcW w:type="dxa" w:w="993"/>
             <w:vAlign w:val="center"/>
           </w:tcPr>
           <w:p>
@@ -5919,7 +5919,7 @@
         </w:tc>
         <w:tc>
           <w:tcPr>
-            <w:tcW w:type="dxa" w:w="1428"/>
+            <w:tcW w:type="dxa" w:w="1466"/>
             <w:vAlign w:val="center"/>
           </w:tcPr>
           <w:p>
@@ -5933,7 +5933,7 @@
         </w:tc>
         <w:tc>
           <w:tcPr>
-            <w:tcW w:type="dxa" w:w="1700"/>
+            <w:tcW w:type="dxa" w:w="1745"/>
             <w:vAlign w:val="center"/>
           </w:tcPr>
           <w:p>
@@ -5947,7 +5947,7 @@
         </w:tc>
         <w:tc>
           <w:tcPr>
-            <w:tcW w:type="dxa" w:w="1153"/>
+            <w:tcW w:type="dxa" w:w="1184"/>
             <w:vAlign w:val="center"/>
           </w:tcPr>
           <w:p>
@@ -5966,7 +5966,7 @@
         </w:trPr>
         <w:tc>
           <w:tcPr>
-            <w:tcW w:type="dxa" w:w="791"/>
+            <w:tcW w:type="dxa" w:w="793"/>
             <w:vAlign w:val="center"/>
           </w:tcPr>
           <w:p>
@@ -5980,7 +5980,7 @@
         </w:tc>
         <w:tc>
           <w:tcPr>
-            <w:tcW w:type="dxa" w:w="1874"/>
+            <w:tcW w:type="dxa" w:w="1680"/>
             <w:vAlign w:val="center"/>
           </w:tcPr>
           <w:p>
@@ -5994,7 +5994,7 @@
         </w:tc>
         <w:tc>
           <w:tcPr>
-            <w:tcW w:type="dxa" w:w="2007"/>
+            <w:tcW w:type="dxa" w:w="2060"/>
             <w:vAlign w:val="center"/>
           </w:tcPr>
           <w:p>
@@ -6008,7 +6008,7 @@
         </w:tc>
         <w:tc>
           <w:tcPr>
-            <w:tcW w:type="dxa" w:w="967"/>
+            <w:tcW w:type="dxa" w:w="993"/>
             <w:vAlign w:val="center"/>
           </w:tcPr>
           <w:p>
@@ -6022,7 +6022,7 @@
         </w:tc>
         <w:tc>
           <w:tcPr>
-            <w:tcW w:type="dxa" w:w="1428"/>
+            <w:tcW w:type="dxa" w:w="1466"/>
             <w:vAlign w:val="center"/>
           </w:tcPr>
           <w:p>
@@ -6036,7 +6036,7 @@
         </w:tc>
         <w:tc>
           <w:tcPr>
-            <w:tcW w:type="dxa" w:w="1700"/>
+            <w:tcW w:type="dxa" w:w="1745"/>
             <w:vAlign w:val="center"/>
           </w:tcPr>
           <w:p>
@@ -6050,7 +6050,7 @@
         </w:tc>
         <w:tc>
           <w:tcPr>
-            <w:tcW w:type="dxa" w:w="1153"/>
+            <w:tcW w:type="dxa" w:w="1184"/>
             <w:vAlign w:val="center"/>
           </w:tcPr>
           <w:p>
@@ -6069,7 +6069,7 @@
         </w:trPr>
         <w:tc>
           <w:tcPr>
-            <w:tcW w:type="dxa" w:w="791"/>
+            <w:tcW w:type="dxa" w:w="793"/>
             <w:vAlign w:val="center"/>
           </w:tcPr>
           <w:p>
@@ -6083,7 +6083,7 @@
         </w:tc>
         <w:tc>
           <w:tcPr>
-            <w:tcW w:type="dxa" w:w="1874"/>
+            <w:tcW w:type="dxa" w:w="1680"/>
             <w:vAlign w:val="center"/>
           </w:tcPr>
           <w:p>
@@ -6097,7 +6097,7 @@
         </w:tc>
         <w:tc>
           <w:tcPr>
-            <w:tcW w:type="dxa" w:w="2007"/>
+            <w:tcW w:type="dxa" w:w="2060"/>
             <w:vAlign w:val="center"/>
           </w:tcPr>
           <w:p>
@@ -6111,7 +6111,7 @@
         </w:tc>
         <w:tc>
           <w:tcPr>
-            <w:tcW w:type="dxa" w:w="967"/>
+            <w:tcW w:type="dxa" w:w="993"/>
             <w:vAlign w:val="center"/>
           </w:tcPr>
           <w:p>
@@ -6125,7 +6125,7 @@
         </w:tc>
         <w:tc>
           <w:tcPr>
-            <w:tcW w:type="dxa" w:w="1428"/>
+            <w:tcW w:type="dxa" w:w="1466"/>
             <w:vAlign w:val="center"/>
           </w:tcPr>
           <w:p>
@@ -6139,7 +6139,7 @@
         </w:tc>
         <w:tc>
           <w:tcPr>
-            <w:tcW w:type="dxa" w:w="1700"/>
+            <w:tcW w:type="dxa" w:w="1745"/>
             <w:vAlign w:val="center"/>
           </w:tcPr>
           <w:p>
@@ -6153,7 +6153,7 @@
         </w:tc>
         <w:tc>
           <w:tcPr>
-            <w:tcW w:type="dxa" w:w="1153"/>
+            <w:tcW w:type="dxa" w:w="1184"/>
             <w:vAlign w:val="center"/>
           </w:tcPr>
           <w:p>
@@ -6172,7 +6172,7 @@
         </w:trPr>
         <w:tc>
           <w:tcPr>
-            <w:tcW w:type="dxa" w:w="791"/>
+            <w:tcW w:type="dxa" w:w="793"/>
             <w:vAlign w:val="center"/>
           </w:tcPr>
           <w:p>
@@ -6186,7 +6186,7 @@
         </w:tc>
         <w:tc>
           <w:tcPr>
-            <w:tcW w:type="dxa" w:w="1874"/>
+            <w:tcW w:type="dxa" w:w="1680"/>
             <w:vAlign w:val="center"/>
           </w:tcPr>
           <w:p>
@@ -6200,7 +6200,7 @@
         </w:tc>
         <w:tc>
           <w:tcPr>
-            <w:tcW w:type="dxa" w:w="2007"/>
+            <w:tcW w:type="dxa" w:w="2060"/>
             <w:vAlign w:val="center"/>
           </w:tcPr>
           <w:p>
@@ -6214,7 +6214,7 @@
         </w:tc>
         <w:tc>
           <w:tcPr>
-            <w:tcW w:type="dxa" w:w="967"/>
+            <w:tcW w:type="dxa" w:w="993"/>
             <w:vAlign w:val="center"/>
           </w:tcPr>
           <w:p>
@@ -6228,7 +6228,7 @@
         </w:tc>
         <w:tc>
           <w:tcPr>
-            <w:tcW w:type="dxa" w:w="1428"/>
+            <w:tcW w:type="dxa" w:w="1466"/>
             <w:vAlign w:val="center"/>
           </w:tcPr>
           <w:p>
@@ -6242,7 +6242,7 @@
         </w:tc>
         <w:tc>
           <w:tcPr>
-            <w:tcW w:type="dxa" w:w="1700"/>
+            <w:tcW w:type="dxa" w:w="1745"/>
             <w:vAlign w:val="center"/>
           </w:tcPr>
           <w:p>
@@ -6256,7 +6256,7 @@
         </w:tc>
         <w:tc>
           <w:tcPr>
-            <w:tcW w:type="dxa" w:w="1153"/>
+            <w:tcW w:type="dxa" w:w="1184"/>
             <w:vAlign w:val="center"/>
           </w:tcPr>
           <w:p>
@@ -6275,7 +6275,7 @@
         </w:trPr>
         <w:tc>
           <w:tcPr>
-            <w:tcW w:type="dxa" w:w="791"/>
+            <w:tcW w:type="dxa" w:w="793"/>
             <w:vAlign w:val="center"/>
           </w:tcPr>
           <w:p>
@@ -6289,21 +6289,21 @@
         </w:tc>
         <w:tc>
           <w:tcPr>
-            <w:tcW w:type="dxa" w:w="1874"/>
-            <w:vAlign w:val="center"/>
-          </w:tcPr>
-          <w:p>
-            <w:r>
-              <w:rPr>
-                <w:sz w:val="18"/>
-              </w:rPr>
-              <w:t>출처 연결·사실 대조 (신규)</w:t>
-            </w:r>
-          </w:p>
-        </w:tc>
-        <w:tc>
-          <w:tcPr>
-            <w:tcW w:type="dxa" w:w="2007"/>
+            <w:tcW w:type="dxa" w:w="1680"/>
+            <w:vAlign w:val="center"/>
+          </w:tcPr>
+          <w:p>
+            <w:r>
+              <w:rPr>
+                <w:sz w:val="18"/>
+              </w:rPr>
+              <w:t>출처 연결·사실 대조</w:t>
+            </w:r>
+          </w:p>
+        </w:tc>
+        <w:tc>
+          <w:tcPr>
+            <w:tcW w:type="dxa" w:w="2060"/>
             <w:vAlign w:val="center"/>
           </w:tcPr>
           <w:p>
@@ -6317,7 +6317,7 @@
         </w:tc>
         <w:tc>
           <w:tcPr>
-            <w:tcW w:type="dxa" w:w="967"/>
+            <w:tcW w:type="dxa" w:w="993"/>
             <w:vAlign w:val="center"/>
           </w:tcPr>
           <w:p>
@@ -6331,7 +6331,7 @@
         </w:tc>
         <w:tc>
           <w:tcPr>
-            <w:tcW w:type="dxa" w:w="1428"/>
+            <w:tcW w:type="dxa" w:w="1466"/>
             <w:vAlign w:val="center"/>
           </w:tcPr>
           <w:p>
@@ -6345,7 +6345,7 @@
         </w:tc>
         <w:tc>
           <w:tcPr>
-            <w:tcW w:type="dxa" w:w="1700"/>
+            <w:tcW w:type="dxa" w:w="1745"/>
             <w:vAlign w:val="center"/>
           </w:tcPr>
           <w:p>
@@ -6359,7 +6359,7 @@
         </w:tc>
         <w:tc>
           <w:tcPr>
-            <w:tcW w:type="dxa" w:w="1153"/>
+            <w:tcW w:type="dxa" w:w="1184"/>
             <w:vAlign w:val="center"/>
           </w:tcPr>
           <w:p>
@@ -10517,7 +10517,7 @@
         <w:pStyle w:val="31"/>
       </w:pPr>
       <w:r>
-        <w:t>UC-09 출처 연결·사실 대조 (신규)</w:t>
+        <w:t>UC-09 출처 연결·사실 대조</w:t>
       </w:r>
     </w:p>
     <w:tbl>
@@ -10596,7 +10596,7 @@
               <w:rPr>
                 <w:sz w:val="18"/>
               </w:rPr>
-              <w:t>출처 연결·사실 대조 (신규)</w:t>
+              <w:t>출처 연결·사실 대조</w:t>
             </w:r>
           </w:p>
         </w:tc>
@@ -10795,7 +10795,7 @@
               <w:rPr>
                 <w:sz w:val="18"/>
               </w:rPr>
-              <w:t>AI를 쓰지 않고 코드로 처리한다 (8.1).</w:t>
+              <w:t>AI를 쓰지 않고 코드로 처리한다 (8장).</w:t>
             </w:r>
           </w:p>
           <w:p>
@@ -12050,7 +12050,7 @@
         <w:rPr>
           <w:lang w:eastAsia="ko-KR"/>
         </w:rPr>
-        <w:t>아래는 15개 화면 중 핵심 4개(A3 분석 중, B2 장소 확인, C1 동선 지도, D2 여행기)의 시안이다. 전체 화면 흐름(A1~D4)은 설계서에 수록한다.</w:t>
+        <w:t>아래는 15개 화면 중 핵심 4개(A3 분석 중, B2 장소 확인, C1 동선 지도, D2 여행기)의 시안이다. 15개 화면 전체 목록은 6.1절에 있고, 화면별 상세 설계는 최종발표용 설계서에서 다룬다.</w:t>
       </w:r>
     </w:p>
     <w:p>
@@ -16432,7 +16432,7 @@
     </w:p>
     <w:p>
       <w:r>
-        <w:t>UC 열은 요구사항분석서 3.1절, 컴포넌트 열은 설계서 3.5절, 화면 열은 요구사항분석서 6.1절, 인수 기준 열은 요구사항분석서 9장을 그대로 옮겼다. UC-09만 이 문서에서 추가했다.</w:t>
+        <w:t>UC 열은 요구사항분석서 3장(비고 열), 컴포넌트 열은 설계서 3.5절, 화면 열은 요구사항분석서 6.1절, 인수 기준 열은 요구사항분석서 9장을 그대로 옮겼다. UC-09만 이 문서에서 추가했다.</w:t>
       </w:r>
     </w:p>
     <w:tbl>
@@ -18794,7 +18794,7 @@
         </w:trPr>
         <w:tc>
           <w:tcPr>
-            <w:tcW w:type="dxa" w:w="756"/>
+            <w:tcW w:type="dxa" w:w="755"/>
             <w:vAlign w:val="center"/>
             <w:shd w:val="clear" w:color="auto" w:fill="1F4E79"/>
           </w:tcPr>
@@ -18811,7 +18811,7 @@
         </w:tc>
         <w:tc>
           <w:tcPr>
-            <w:tcW w:type="dxa" w:w="1276"/>
+            <w:tcW w:type="dxa" w:w="1574"/>
             <w:vAlign w:val="center"/>
             <w:shd w:val="clear" w:color="auto" w:fill="1F4E79"/>
           </w:tcPr>
@@ -18828,7 +18828,7 @@
         </w:tc>
         <w:tc>
           <w:tcPr>
-            <w:tcW w:type="dxa" w:w="4230"/>
+            <w:tcW w:type="dxa" w:w="4071"/>
             <w:vAlign w:val="center"/>
             <w:shd w:val="clear" w:color="auto" w:fill="1F4E79"/>
           </w:tcPr>
@@ -18845,7 +18845,7 @@
         </w:tc>
         <w:tc>
           <w:tcPr>
-            <w:tcW w:type="dxa" w:w="2129"/>
+            <w:tcW w:type="dxa" w:w="2049"/>
             <w:vAlign w:val="center"/>
             <w:shd w:val="clear" w:color="auto" w:fill="1F4E79"/>
           </w:tcPr>
@@ -18862,7 +18862,7 @@
         </w:tc>
         <w:tc>
           <w:tcPr>
-            <w:tcW w:type="dxa" w:w="1530"/>
+            <w:tcW w:type="dxa" w:w="1472"/>
             <w:vAlign w:val="center"/>
             <w:shd w:val="clear" w:color="auto" w:fill="1F4E79"/>
           </w:tcPr>
@@ -18884,7 +18884,7 @@
         </w:trPr>
         <w:tc>
           <w:tcPr>
-            <w:tcW w:type="dxa" w:w="756"/>
+            <w:tcW w:type="dxa" w:w="755"/>
             <w:vAlign w:val="center"/>
           </w:tcPr>
           <w:p>
@@ -18898,49 +18898,49 @@
         </w:tc>
         <w:tc>
           <w:tcPr>
-            <w:tcW w:type="dxa" w:w="1276"/>
-            <w:vAlign w:val="center"/>
-          </w:tcPr>
-          <w:p>
-            <w:r>
-              <w:rPr>
-                <w:sz w:val="18"/>
-              </w:rPr>
-              <w:t>요구사항분석서 FR-03 ↔ 8.3</w:t>
-            </w:r>
-          </w:p>
-        </w:tc>
-        <w:tc>
-          <w:tcPr>
-            <w:tcW w:type="dxa" w:w="4230"/>
-            <w:vAlign w:val="center"/>
-          </w:tcPr>
-          <w:p>
-            <w:r>
-              <w:rPr>
-                <w:sz w:val="18"/>
-              </w:rPr>
-              <w:t>600m 안에도 후보가 없을 때 FR-03은 "기타 장소로 처리", 8.3과 설계서 2.5(3)은 "사용자 선택(직접 검색, 기타 장소)"</w:t>
-            </w:r>
-          </w:p>
-        </w:tc>
-        <w:tc>
-          <w:tcPr>
-            <w:tcW w:type="dxa" w:w="2129"/>
-            <w:vAlign w:val="center"/>
-          </w:tcPr>
-          <w:p>
-            <w:r>
-              <w:rPr>
-                <w:sz w:val="18"/>
-              </w:rPr>
-              <w:t>8.3 기준: 선택필요로 두고 여행자가 고름 (UC-02 1a)</w:t>
-            </w:r>
-          </w:p>
-        </w:tc>
-        <w:tc>
-          <w:tcPr>
-            <w:tcW w:type="dxa" w:w="1530"/>
+            <w:tcW w:type="dxa" w:w="1574"/>
+            <w:vAlign w:val="center"/>
+          </w:tcPr>
+          <w:p>
+            <w:r>
+              <w:rPr>
+                <w:sz w:val="18"/>
+              </w:rPr>
+              <w:t>요구사항분석서 FR-03 ↔ 8.1(확신도 라우팅)</w:t>
+            </w:r>
+          </w:p>
+        </w:tc>
+        <w:tc>
+          <w:tcPr>
+            <w:tcW w:type="dxa" w:w="4071"/>
+            <w:vAlign w:val="center"/>
+          </w:tcPr>
+          <w:p>
+            <w:r>
+              <w:rPr>
+                <w:sz w:val="18"/>
+              </w:rPr>
+              <w:t>600m 안에도 후보가 없을 때 FR-03은 "기타 장소로 처리", 8.1과 설계서 2.5(3)은 "사용자 선택(직접 검색, 기타 장소)"</w:t>
+            </w:r>
+          </w:p>
+        </w:tc>
+        <w:tc>
+          <w:tcPr>
+            <w:tcW w:type="dxa" w:w="2049"/>
+            <w:vAlign w:val="center"/>
+          </w:tcPr>
+          <w:p>
+            <w:r>
+              <w:rPr>
+                <w:sz w:val="18"/>
+              </w:rPr>
+              <w:t>8.1 기준: 선택필요로 두고 여행자가 고름 (UC-02 1a)</w:t>
+            </w:r>
+          </w:p>
+        </w:tc>
+        <w:tc>
+          <w:tcPr>
+            <w:tcW w:type="dxa" w:w="1472"/>
             <w:vAlign w:val="center"/>
           </w:tcPr>
           <w:p>
@@ -18959,7 +18959,7 @@
         </w:trPr>
         <w:tc>
           <w:tcPr>
-            <w:tcW w:type="dxa" w:w="756"/>
+            <w:tcW w:type="dxa" w:w="755"/>
             <w:vAlign w:val="center"/>
           </w:tcPr>
           <w:p>
@@ -18973,35 +18973,35 @@
         </w:tc>
         <w:tc>
           <w:tcPr>
-            <w:tcW w:type="dxa" w:w="1276"/>
-            <w:vAlign w:val="center"/>
-          </w:tcPr>
-          <w:p>
-            <w:r>
-              <w:rPr>
-                <w:sz w:val="18"/>
-              </w:rPr>
-              <w:t>요구사항분석서 AC-05 ↔ 8.3</w:t>
-            </w:r>
-          </w:p>
-        </w:tc>
-        <w:tc>
-          <w:tcPr>
-            <w:tcW w:type="dxa" w:w="4230"/>
-            <w:vAlign w:val="center"/>
-          </w:tcPr>
-          <w:p>
-            <w:r>
-              <w:rPr>
-                <w:sz w:val="18"/>
-              </w:rPr>
-              <w:t>AC-05는 "확신도 0.5~0.8인 방문지만 확인 화면에 나온다", 8.3은 0.5 미만도 사용자 선택으로 넘김</w:t>
-            </w:r>
-          </w:p>
-        </w:tc>
-        <w:tc>
-          <w:tcPr>
-            <w:tcW w:type="dxa" w:w="2129"/>
+            <w:tcW w:type="dxa" w:w="1574"/>
+            <w:vAlign w:val="center"/>
+          </w:tcPr>
+          <w:p>
+            <w:r>
+              <w:rPr>
+                <w:sz w:val="18"/>
+              </w:rPr>
+              <w:t>요구사항분석서 AC-05 ↔ 8.1(확신도 라우팅)</w:t>
+            </w:r>
+          </w:p>
+        </w:tc>
+        <w:tc>
+          <w:tcPr>
+            <w:tcW w:type="dxa" w:w="4071"/>
+            <w:vAlign w:val="center"/>
+          </w:tcPr>
+          <w:p>
+            <w:r>
+              <w:rPr>
+                <w:sz w:val="18"/>
+              </w:rPr>
+              <w:t>AC-05는 "확신도 0.5~0.8인 방문지만 확인 화면에 나온다", 8.1은 0.5 미만도 사용자 선택으로 넘김</w:t>
+            </w:r>
+          </w:p>
+        </w:tc>
+        <w:tc>
+          <w:tcPr>
+            <w:tcW w:type="dxa" w:w="2049"/>
             <w:vAlign w:val="center"/>
           </w:tcPr>
           <w:p>
@@ -19015,7 +19015,7 @@
         </w:tc>
         <w:tc>
           <w:tcPr>
-            <w:tcW w:type="dxa" w:w="1530"/>
+            <w:tcW w:type="dxa" w:w="1472"/>
             <w:vAlign w:val="center"/>
           </w:tcPr>
           <w:p>
@@ -19034,7 +19034,7 @@
         </w:trPr>
         <w:tc>
           <w:tcPr>
-            <w:tcW w:type="dxa" w:w="756"/>
+            <w:tcW w:type="dxa" w:w="755"/>
             <w:vAlign w:val="center"/>
           </w:tcPr>
           <w:p>
@@ -19048,7 +19048,7 @@
         </w:tc>
         <w:tc>
           <w:tcPr>
-            <w:tcW w:type="dxa" w:w="1276"/>
+            <w:tcW w:type="dxa" w:w="1574"/>
             <w:vAlign w:val="center"/>
           </w:tcPr>
           <w:p>
@@ -19062,7 +19062,7 @@
         </w:tc>
         <w:tc>
           <w:tcPr>
-            <w:tcW w:type="dxa" w:w="4230"/>
+            <w:tcW w:type="dxa" w:w="4071"/>
             <w:vAlign w:val="center"/>
           </w:tcPr>
           <w:p>
@@ -19076,7 +19076,7 @@
         </w:tc>
         <w:tc>
           <w:tcPr>
-            <w:tcW w:type="dxa" w:w="2129"/>
+            <w:tcW w:type="dxa" w:w="2049"/>
             <w:vAlign w:val="center"/>
           </w:tcPr>
           <w:p>
@@ -19090,7 +19090,7 @@
         </w:tc>
         <w:tc>
           <w:tcPr>
-            <w:tcW w:type="dxa" w:w="1530"/>
+            <w:tcW w:type="dxa" w:w="1472"/>
             <w:vAlign w:val="center"/>
           </w:tcPr>
           <w:p>

--- a/docs/submission/02_요구사항분석서_찰칵부산_Team10.docx
+++ b/docs/submission/02_요구사항분석서_찰칵부산_Team10.docx
@@ -435,6 +435,9 @@
             <w:vAlign w:val="center"/>
           </w:tcPr>
           <w:p>
+            <w:pPr>
+              <w:keepNext/>
+            </w:pPr>
             <w:r>
               <w:rPr>
                 <w:b/>
@@ -452,6 +455,9 @@
             <w:vAlign w:val="center"/>
           </w:tcPr>
           <w:p>
+            <w:pPr>
+              <w:keepNext/>
+            </w:pPr>
             <w:r>
               <w:rPr>
                 <w:b/>
@@ -469,6 +475,9 @@
             <w:vAlign w:val="center"/>
           </w:tcPr>
           <w:p>
+            <w:pPr>
+              <w:keepNext/>
+            </w:pPr>
             <w:r>
               <w:rPr>
                 <w:b/>
@@ -486,6 +495,9 @@
             <w:vAlign w:val="center"/>
           </w:tcPr>
           <w:p>
+            <w:pPr>
+              <w:keepNext/>
+            </w:pPr>
             <w:r>
               <w:rPr>
                 <w:b/>
@@ -941,6 +953,9 @@
             <w:vAlign w:val="center"/>
           </w:tcPr>
           <w:p>
+            <w:pPr>
+              <w:keepNext/>
+            </w:pPr>
             <w:r>
               <w:rPr>
                 <w:b/>
@@ -958,6 +973,9 @@
             <w:vAlign w:val="center"/>
           </w:tcPr>
           <w:p>
+            <w:pPr>
+              <w:keepNext/>
+            </w:pPr>
             <w:r>
               <w:rPr>
                 <w:b/>
@@ -1174,6 +1192,9 @@
             <w:vAlign w:val="center"/>
           </w:tcPr>
           <w:p>
+            <w:pPr>
+              <w:keepNext/>
+            </w:pPr>
             <w:r>
               <w:rPr>
                 <w:b/>
@@ -1191,6 +1212,9 @@
             <w:vAlign w:val="center"/>
           </w:tcPr>
           <w:p>
+            <w:pPr>
+              <w:keepNext/>
+            </w:pPr>
             <w:r>
               <w:rPr>
                 <w:b/>
@@ -1831,6 +1855,9 @@
             <w:vAlign w:val="center"/>
           </w:tcPr>
           <w:p>
+            <w:pPr>
+              <w:keepNext/>
+            </w:pPr>
             <w:r>
               <w:rPr>
                 <w:b/>
@@ -1848,6 +1875,9 @@
             <w:vAlign w:val="center"/>
           </w:tcPr>
           <w:p>
+            <w:pPr>
+              <w:keepNext/>
+            </w:pPr>
             <w:r>
               <w:rPr>
                 <w:b/>
@@ -1865,6 +1895,9 @@
             <w:vAlign w:val="center"/>
           </w:tcPr>
           <w:p>
+            <w:pPr>
+              <w:keepNext/>
+            </w:pPr>
             <w:r>
               <w:rPr>
                 <w:b/>
@@ -1882,6 +1915,9 @@
             <w:vAlign w:val="center"/>
           </w:tcPr>
           <w:p>
+            <w:pPr>
+              <w:keepNext/>
+            </w:pPr>
             <w:r>
               <w:rPr>
                 <w:b/>
@@ -2400,6 +2436,9 @@
             <w:vAlign w:val="center"/>
           </w:tcPr>
           <w:p>
+            <w:pPr>
+              <w:keepNext/>
+            </w:pPr>
             <w:r>
               <w:rPr>
                 <w:b/>
@@ -2417,6 +2456,9 @@
             <w:vAlign w:val="center"/>
           </w:tcPr>
           <w:p>
+            <w:pPr>
+              <w:keepNext/>
+            </w:pPr>
             <w:r>
               <w:rPr>
                 <w:b/>
@@ -2434,6 +2476,9 @@
             <w:vAlign w:val="center"/>
           </w:tcPr>
           <w:p>
+            <w:pPr>
+              <w:keepNext/>
+            </w:pPr>
             <w:r>
               <w:rPr>
                 <w:b/>
@@ -2451,6 +2496,9 @@
             <w:vAlign w:val="center"/>
           </w:tcPr>
           <w:p>
+            <w:pPr>
+              <w:keepNext/>
+            </w:pPr>
             <w:r>
               <w:rPr>
                 <w:b/>
@@ -2801,6 +2849,9 @@
             <w:vAlign w:val="center"/>
           </w:tcPr>
           <w:p>
+            <w:pPr>
+              <w:keepNext/>
+            </w:pPr>
             <w:r>
               <w:rPr>
                 <w:b/>
@@ -2818,6 +2869,9 @@
             <w:vAlign w:val="center"/>
           </w:tcPr>
           <w:p>
+            <w:pPr>
+              <w:keepNext/>
+            </w:pPr>
             <w:r>
               <w:rPr>
                 <w:b/>
@@ -2835,6 +2889,9 @@
             <w:vAlign w:val="center"/>
           </w:tcPr>
           <w:p>
+            <w:pPr>
+              <w:keepNext/>
+            </w:pPr>
             <w:r>
               <w:rPr>
                 <w:b/>
@@ -2852,6 +2909,9 @@
             <w:vAlign w:val="center"/>
           </w:tcPr>
           <w:p>
+            <w:pPr>
+              <w:keepNext/>
+            </w:pPr>
             <w:r>
               <w:rPr>
                 <w:b/>
@@ -2869,6 +2929,9 @@
             <w:vAlign w:val="center"/>
           </w:tcPr>
           <w:p>
+            <w:pPr>
+              <w:keepNext/>
+            </w:pPr>
             <w:r>
               <w:rPr>
                 <w:b/>
@@ -2886,6 +2949,9 @@
             <w:vAlign w:val="center"/>
           </w:tcPr>
           <w:p>
+            <w:pPr>
+              <w:keepNext/>
+            </w:pPr>
             <w:r>
               <w:rPr>
                 <w:b/>
@@ -2990,6 +3056,9 @@
           </w:tcPr>
           <w:p>
             <w:r>
+              <w:rPr>
+                <w:sz w:val="18"/>
+              </w:rPr>
               <w:t>UC-01 · AC-01</w:t>
             </w:r>
           </w:p>
@@ -3089,6 +3158,7 @@
             </w:pPr>
             <w:r>
               <w:rPr>
+                <w:sz w:val="18"/>
                 <w:lang w:eastAsia="ko-KR"/>
               </w:rPr>
               <w:t>UC-01 · AC-02</w:t>
@@ -3102,6 +3172,7 @@
             </w:pPr>
             <w:r>
               <w:rPr>
+                <w:sz w:val="18"/>
                 <w:lang w:eastAsia="ko-KR"/>
               </w:rPr>
               <w:t>임계값은 PoC 후 확정</w:t>
@@ -3196,6 +3267,9 @@
           </w:tcPr>
           <w:p>
             <w:r>
+              <w:rPr>
+                <w:sz w:val="18"/>
+              </w:rPr>
               <w:t>UC-02 · AC-03</w:t>
             </w:r>
           </w:p>
@@ -3294,6 +3368,9 @@
           </w:tcPr>
           <w:p>
             <w:r>
+              <w:rPr>
+                <w:sz w:val="18"/>
+              </w:rPr>
               <w:t>UC-02 · AC-04</w:t>
             </w:r>
           </w:p>
@@ -3386,6 +3463,9 @@
           </w:tcPr>
           <w:p>
             <w:r>
+              <w:rPr>
+                <w:sz w:val="18"/>
+              </w:rPr>
               <w:t>UC-02 · AC-05</w:t>
             </w:r>
           </w:p>
@@ -3573,6 +3653,9 @@
           </w:tcPr>
           <w:p>
             <w:r>
+              <w:rPr>
+                <w:sz w:val="18"/>
+              </w:rPr>
               <w:t>UC-04 · AC-06</w:t>
             </w:r>
           </w:p>
@@ -3956,6 +4039,9 @@
           </w:tcPr>
           <w:p>
             <w:r>
+              <w:rPr>
+                <w:sz w:val="18"/>
+              </w:rPr>
               <w:t>UC-08 · AC-10</w:t>
             </w:r>
           </w:p>
@@ -4048,6 +4134,9 @@
           </w:tcPr>
           <w:p>
             <w:r>
+              <w:rPr>
+                <w:sz w:val="18"/>
+              </w:rPr>
               <w:t>UC-04</w:t>
             </w:r>
           </w:p>
@@ -4101,6 +4190,9 @@
             <w:vAlign w:val="center"/>
           </w:tcPr>
           <w:p>
+            <w:pPr>
+              <w:keepNext/>
+            </w:pPr>
             <w:r>
               <w:rPr>
                 <w:b/>
@@ -4118,6 +4210,9 @@
             <w:vAlign w:val="center"/>
           </w:tcPr>
           <w:p>
+            <w:pPr>
+              <w:keepNext/>
+            </w:pPr>
             <w:r>
               <w:rPr>
                 <w:b/>
@@ -4135,6 +4230,9 @@
             <w:vAlign w:val="center"/>
           </w:tcPr>
           <w:p>
+            <w:pPr>
+              <w:keepNext/>
+            </w:pPr>
             <w:r>
               <w:rPr>
                 <w:b/>
@@ -4152,6 +4250,9 @@
             <w:vAlign w:val="center"/>
           </w:tcPr>
           <w:p>
+            <w:pPr>
+              <w:keepNext/>
+            </w:pPr>
             <w:r>
               <w:rPr>
                 <w:b/>
@@ -4169,6 +4270,9 @@
             <w:vAlign w:val="center"/>
           </w:tcPr>
           <w:p>
+            <w:pPr>
+              <w:keepNext/>
+            </w:pPr>
             <w:r>
               <w:rPr>
                 <w:b/>
@@ -4186,6 +4290,9 @@
             <w:vAlign w:val="center"/>
           </w:tcPr>
           <w:p>
+            <w:pPr>
+              <w:keepNext/>
+            </w:pPr>
             <w:r>
               <w:rPr>
                 <w:b/>
@@ -4290,6 +4397,9 @@
           </w:tcPr>
           <w:p>
             <w:r>
+              <w:rPr>
+                <w:sz w:val="18"/>
+              </w:rPr>
               <w:t>AC-08</w:t>
             </w:r>
           </w:p>
@@ -4388,6 +4498,9 @@
           </w:tcPr>
           <w:p>
             <w:r>
+              <w:rPr>
+                <w:sz w:val="18"/>
+              </w:rPr>
               <w:t>AC-04</w:t>
             </w:r>
           </w:p>
@@ -4486,6 +4599,9 @@
           </w:tcPr>
           <w:p>
             <w:r>
+              <w:rPr>
+                <w:sz w:val="18"/>
+              </w:rPr>
               <w:t>AC-07</w:t>
             </w:r>
           </w:p>
@@ -4584,6 +4700,9 @@
           </w:tcPr>
           <w:p>
             <w:r>
+              <w:rPr>
+                <w:sz w:val="18"/>
+              </w:rPr>
               <w:t>AC-09</w:t>
             </w:r>
           </w:p>
@@ -4682,6 +4801,9 @@
           </w:tcPr>
           <w:p>
             <w:r>
+              <w:rPr>
+                <w:sz w:val="18"/>
+              </w:rPr>
               <w:t>AC-11</w:t>
             </w:r>
           </w:p>
@@ -4774,6 +4896,9 @@
           </w:tcPr>
           <w:p>
             <w:r>
+              <w:rPr>
+                <w:sz w:val="18"/>
+              </w:rPr>
               <w:t>AC-12</w:t>
             </w:r>
           </w:p>
@@ -5051,11 +5176,14 @@
         </w:trPr>
         <w:tc>
           <w:tcPr>
-            <w:tcW w:type="dxa" w:w="930"/>
-            <w:vAlign w:val="center"/>
+            <w:tcW w:type="dxa" w:w="1865"/>
             <w:shd w:val="clear" w:color="auto" w:fill="1F4E79"/>
-          </w:tcPr>
-          <w:p>
+            <w:vAlign w:val="center"/>
+          </w:tcPr>
+          <w:p>
+            <w:pPr>
+              <w:keepNext/>
+            </w:pPr>
             <w:r>
               <w:rPr>
                 <w:b/>
@@ -5068,11 +5196,14 @@
         </w:tc>
         <w:tc>
           <w:tcPr>
-            <w:tcW w:type="dxa" w:w="1535"/>
-            <w:vAlign w:val="center"/>
+            <w:tcW w:type="dxa" w:w="1472"/>
             <w:shd w:val="clear" w:color="auto" w:fill="1F4E79"/>
-          </w:tcPr>
-          <w:p>
+            <w:vAlign w:val="center"/>
+          </w:tcPr>
+          <w:p>
+            <w:pPr>
+              <w:keepNext/>
+            </w:pPr>
             <w:r>
               <w:rPr>
                 <w:b/>
@@ -5085,11 +5216,14 @@
         </w:tc>
         <w:tc>
           <w:tcPr>
-            <w:tcW w:type="dxa" w:w="7456"/>
-            <w:vAlign w:val="center"/>
+            <w:tcW w:type="dxa" w:w="6584"/>
             <w:shd w:val="clear" w:color="auto" w:fill="1F4E79"/>
-          </w:tcPr>
-          <w:p>
+            <w:vAlign w:val="center"/>
+          </w:tcPr>
+          <w:p>
+            <w:pPr>
+              <w:keepNext/>
+            </w:pPr>
             <w:r>
               <w:rPr>
                 <w:b/>
@@ -5107,7 +5241,7 @@
         </w:trPr>
         <w:tc>
           <w:tcPr>
-            <w:tcW w:type="dxa" w:w="930"/>
+            <w:tcW w:type="dxa" w:w="1865"/>
             <w:vAlign w:val="center"/>
           </w:tcPr>
           <w:p>
@@ -5121,7 +5255,7 @@
         </w:tc>
         <w:tc>
           <w:tcPr>
-            <w:tcW w:type="dxa" w:w="1535"/>
+            <w:tcW w:type="dxa" w:w="1472"/>
             <w:vAlign w:val="center"/>
           </w:tcPr>
           <w:p>
@@ -5135,7 +5269,7 @@
         </w:tc>
         <w:tc>
           <w:tcPr>
-            <w:tcW w:type="dxa" w:w="7456"/>
+            <w:tcW w:type="dxa" w:w="6584"/>
             <w:vAlign w:val="center"/>
           </w:tcPr>
           <w:p>
@@ -5154,7 +5288,7 @@
         </w:trPr>
         <w:tc>
           <w:tcPr>
-            <w:tcW w:type="dxa" w:w="930"/>
+            <w:tcW w:type="dxa" w:w="1865"/>
             <w:vAlign w:val="center"/>
           </w:tcPr>
           <w:p>
@@ -5168,7 +5302,7 @@
         </w:tc>
         <w:tc>
           <w:tcPr>
-            <w:tcW w:type="dxa" w:w="1535"/>
+            <w:tcW w:type="dxa" w:w="1472"/>
             <w:vAlign w:val="center"/>
           </w:tcPr>
           <w:p>
@@ -5182,7 +5316,7 @@
         </w:tc>
         <w:tc>
           <w:tcPr>
-            <w:tcW w:type="dxa" w:w="7456"/>
+            <w:tcW w:type="dxa" w:w="6584"/>
             <w:vAlign w:val="center"/>
           </w:tcPr>
           <w:p>
@@ -5201,7 +5335,7 @@
         </w:trPr>
         <w:tc>
           <w:tcPr>
-            <w:tcW w:type="dxa" w:w="930"/>
+            <w:tcW w:type="dxa" w:w="1865"/>
             <w:vAlign w:val="center"/>
           </w:tcPr>
           <w:p>
@@ -5215,7 +5349,7 @@
         </w:tc>
         <w:tc>
           <w:tcPr>
-            <w:tcW w:type="dxa" w:w="1535"/>
+            <w:tcW w:type="dxa" w:w="1472"/>
             <w:vAlign w:val="center"/>
           </w:tcPr>
           <w:p>
@@ -5229,7 +5363,7 @@
         </w:tc>
         <w:tc>
           <w:tcPr>
-            <w:tcW w:type="dxa" w:w="7456"/>
+            <w:tcW w:type="dxa" w:w="6584"/>
             <w:vAlign w:val="center"/>
           </w:tcPr>
           <w:p>
@@ -5248,7 +5382,7 @@
         </w:trPr>
         <w:tc>
           <w:tcPr>
-            <w:tcW w:type="dxa" w:w="930"/>
+            <w:tcW w:type="dxa" w:w="1865"/>
             <w:vAlign w:val="center"/>
           </w:tcPr>
           <w:p>
@@ -5262,7 +5396,7 @@
         </w:tc>
         <w:tc>
           <w:tcPr>
-            <w:tcW w:type="dxa" w:w="1535"/>
+            <w:tcW w:type="dxa" w:w="1472"/>
             <w:vAlign w:val="center"/>
           </w:tcPr>
           <w:p>
@@ -5276,7 +5410,7 @@
         </w:tc>
         <w:tc>
           <w:tcPr>
-            <w:tcW w:type="dxa" w:w="7456"/>
+            <w:tcW w:type="dxa" w:w="6584"/>
             <w:vAlign w:val="center"/>
           </w:tcPr>
           <w:p>
@@ -5327,11 +5461,14 @@
         </w:trPr>
         <w:tc>
           <w:tcPr>
-            <w:tcW w:type="dxa" w:w="793"/>
-            <w:vAlign w:val="center"/>
+            <w:tcW w:type="dxa" w:w="808"/>
             <w:shd w:val="clear" w:color="auto" w:fill="1F4E79"/>
-          </w:tcPr>
-          <w:p>
+            <w:vAlign w:val="center"/>
+          </w:tcPr>
+          <w:p>
+            <w:pPr>
+              <w:keepNext/>
+            </w:pPr>
             <w:r>
               <w:rPr>
                 <w:b/>
@@ -5344,11 +5481,14 @@
         </w:tc>
         <w:tc>
           <w:tcPr>
-            <w:tcW w:type="dxa" w:w="1680"/>
-            <w:vAlign w:val="center"/>
+            <w:tcW w:type="dxa" w:w="1873"/>
             <w:shd w:val="clear" w:color="auto" w:fill="1F4E79"/>
-          </w:tcPr>
-          <w:p>
+            <w:vAlign w:val="center"/>
+          </w:tcPr>
+          <w:p>
+            <w:pPr>
+              <w:keepNext/>
+            </w:pPr>
             <w:r>
               <w:rPr>
                 <w:b/>
@@ -5361,11 +5501,14 @@
         </w:tc>
         <w:tc>
           <w:tcPr>
-            <w:tcW w:type="dxa" w:w="2060"/>
-            <w:vAlign w:val="center"/>
+            <w:tcW w:type="dxa" w:w="1458"/>
             <w:shd w:val="clear" w:color="auto" w:fill="1F4E79"/>
-          </w:tcPr>
-          <w:p>
+            <w:vAlign w:val="center"/>
+          </w:tcPr>
+          <w:p>
+            <w:pPr>
+              <w:keepNext/>
+            </w:pPr>
             <w:r>
               <w:rPr>
                 <w:b/>
@@ -5378,11 +5521,14 @@
         </w:tc>
         <w:tc>
           <w:tcPr>
-            <w:tcW w:type="dxa" w:w="993"/>
-            <w:vAlign w:val="center"/>
+            <w:tcW w:type="dxa" w:w="1540"/>
             <w:shd w:val="clear" w:color="auto" w:fill="1F4E79"/>
-          </w:tcPr>
-          <w:p>
+            <w:vAlign w:val="center"/>
+          </w:tcPr>
+          <w:p>
+            <w:pPr>
+              <w:keepNext/>
+            </w:pPr>
             <w:r>
               <w:rPr>
                 <w:b/>
@@ -5395,11 +5541,14 @@
         </w:tc>
         <w:tc>
           <w:tcPr>
-            <w:tcW w:type="dxa" w:w="1466"/>
-            <w:vAlign w:val="center"/>
+            <w:tcW w:type="dxa" w:w="1318"/>
             <w:shd w:val="clear" w:color="auto" w:fill="1F4E79"/>
-          </w:tcPr>
-          <w:p>
+            <w:vAlign w:val="center"/>
+          </w:tcPr>
+          <w:p>
+            <w:pPr>
+              <w:keepNext/>
+            </w:pPr>
             <w:r>
               <w:rPr>
                 <w:b/>
@@ -5412,11 +5561,14 @@
         </w:tc>
         <w:tc>
           <w:tcPr>
-            <w:tcW w:type="dxa" w:w="1745"/>
-            <w:vAlign w:val="center"/>
+            <w:tcW w:type="dxa" w:w="1668"/>
             <w:shd w:val="clear" w:color="auto" w:fill="1F4E79"/>
-          </w:tcPr>
-          <w:p>
+            <w:vAlign w:val="center"/>
+          </w:tcPr>
+          <w:p>
+            <w:pPr>
+              <w:keepNext/>
+            </w:pPr>
             <w:r>
               <w:rPr>
                 <w:b/>
@@ -5429,11 +5581,14 @@
         </w:tc>
         <w:tc>
           <w:tcPr>
-            <w:tcW w:type="dxa" w:w="1184"/>
-            <w:vAlign w:val="center"/>
+            <w:tcW w:type="dxa" w:w="1257"/>
             <w:shd w:val="clear" w:color="auto" w:fill="1F4E79"/>
-          </w:tcPr>
-          <w:p>
+            <w:vAlign w:val="center"/>
+          </w:tcPr>
+          <w:p>
+            <w:pPr>
+              <w:keepNext/>
+            </w:pPr>
             <w:r>
               <w:rPr>
                 <w:b/>
@@ -5451,7 +5606,7 @@
         </w:trPr>
         <w:tc>
           <w:tcPr>
-            <w:tcW w:type="dxa" w:w="793"/>
+            <w:tcW w:type="dxa" w:w="808"/>
             <w:vAlign w:val="center"/>
           </w:tcPr>
           <w:p>
@@ -5465,7 +5620,7 @@
         </w:tc>
         <w:tc>
           <w:tcPr>
-            <w:tcW w:type="dxa" w:w="1680"/>
+            <w:tcW w:type="dxa" w:w="1873"/>
             <w:vAlign w:val="center"/>
           </w:tcPr>
           <w:p>
@@ -5479,7 +5634,7 @@
         </w:tc>
         <w:tc>
           <w:tcPr>
-            <w:tcW w:type="dxa" w:w="2060"/>
+            <w:tcW w:type="dxa" w:w="1458"/>
             <w:vAlign w:val="center"/>
           </w:tcPr>
           <w:p>
@@ -5493,7 +5648,7 @@
         </w:tc>
         <w:tc>
           <w:tcPr>
-            <w:tcW w:type="dxa" w:w="993"/>
+            <w:tcW w:type="dxa" w:w="1540"/>
             <w:vAlign w:val="center"/>
           </w:tcPr>
           <w:p>
@@ -5507,7 +5662,7 @@
         </w:tc>
         <w:tc>
           <w:tcPr>
-            <w:tcW w:type="dxa" w:w="1466"/>
+            <w:tcW w:type="dxa" w:w="1318"/>
             <w:vAlign w:val="center"/>
           </w:tcPr>
           <w:p>
@@ -5521,7 +5676,7 @@
         </w:tc>
         <w:tc>
           <w:tcPr>
-            <w:tcW w:type="dxa" w:w="1745"/>
+            <w:tcW w:type="dxa" w:w="1668"/>
             <w:vAlign w:val="center"/>
           </w:tcPr>
           <w:p>
@@ -5535,7 +5690,7 @@
         </w:tc>
         <w:tc>
           <w:tcPr>
-            <w:tcW w:type="dxa" w:w="1184"/>
+            <w:tcW w:type="dxa" w:w="1257"/>
             <w:vAlign w:val="center"/>
           </w:tcPr>
           <w:p>
@@ -5554,7 +5709,7 @@
         </w:trPr>
         <w:tc>
           <w:tcPr>
-            <w:tcW w:type="dxa" w:w="793"/>
+            <w:tcW w:type="dxa" w:w="808"/>
             <w:vAlign w:val="center"/>
           </w:tcPr>
           <w:p>
@@ -5568,7 +5723,7 @@
         </w:tc>
         <w:tc>
           <w:tcPr>
-            <w:tcW w:type="dxa" w:w="1680"/>
+            <w:tcW w:type="dxa" w:w="1873"/>
             <w:vAlign w:val="center"/>
           </w:tcPr>
           <w:p>
@@ -5582,7 +5737,7 @@
         </w:tc>
         <w:tc>
           <w:tcPr>
-            <w:tcW w:type="dxa" w:w="2060"/>
+            <w:tcW w:type="dxa" w:w="1458"/>
             <w:vAlign w:val="center"/>
           </w:tcPr>
           <w:p>
@@ -5596,7 +5751,7 @@
         </w:tc>
         <w:tc>
           <w:tcPr>
-            <w:tcW w:type="dxa" w:w="993"/>
+            <w:tcW w:type="dxa" w:w="1540"/>
             <w:vAlign w:val="center"/>
           </w:tcPr>
           <w:p>
@@ -5610,7 +5765,7 @@
         </w:tc>
         <w:tc>
           <w:tcPr>
-            <w:tcW w:type="dxa" w:w="1466"/>
+            <w:tcW w:type="dxa" w:w="1318"/>
             <w:vAlign w:val="center"/>
           </w:tcPr>
           <w:p>
@@ -5624,7 +5779,7 @@
         </w:tc>
         <w:tc>
           <w:tcPr>
-            <w:tcW w:type="dxa" w:w="1745"/>
+            <w:tcW w:type="dxa" w:w="1668"/>
             <w:vAlign w:val="center"/>
           </w:tcPr>
           <w:p>
@@ -5638,7 +5793,7 @@
         </w:tc>
         <w:tc>
           <w:tcPr>
-            <w:tcW w:type="dxa" w:w="1184"/>
+            <w:tcW w:type="dxa" w:w="1257"/>
             <w:vAlign w:val="center"/>
           </w:tcPr>
           <w:p>
@@ -5657,7 +5812,7 @@
         </w:trPr>
         <w:tc>
           <w:tcPr>
-            <w:tcW w:type="dxa" w:w="793"/>
+            <w:tcW w:type="dxa" w:w="808"/>
             <w:vAlign w:val="center"/>
           </w:tcPr>
           <w:p>
@@ -5671,7 +5826,7 @@
         </w:tc>
         <w:tc>
           <w:tcPr>
-            <w:tcW w:type="dxa" w:w="1680"/>
+            <w:tcW w:type="dxa" w:w="1873"/>
             <w:vAlign w:val="center"/>
           </w:tcPr>
           <w:p>
@@ -5685,7 +5840,7 @@
         </w:tc>
         <w:tc>
           <w:tcPr>
-            <w:tcW w:type="dxa" w:w="2060"/>
+            <w:tcW w:type="dxa" w:w="1458"/>
             <w:vAlign w:val="center"/>
           </w:tcPr>
           <w:p>
@@ -5699,7 +5854,7 @@
         </w:tc>
         <w:tc>
           <w:tcPr>
-            <w:tcW w:type="dxa" w:w="993"/>
+            <w:tcW w:type="dxa" w:w="1540"/>
             <w:vAlign w:val="center"/>
           </w:tcPr>
           <w:p>
@@ -5713,7 +5868,7 @@
         </w:tc>
         <w:tc>
           <w:tcPr>
-            <w:tcW w:type="dxa" w:w="1466"/>
+            <w:tcW w:type="dxa" w:w="1318"/>
             <w:vAlign w:val="center"/>
           </w:tcPr>
           <w:p>
@@ -5727,7 +5882,7 @@
         </w:tc>
         <w:tc>
           <w:tcPr>
-            <w:tcW w:type="dxa" w:w="1745"/>
+            <w:tcW w:type="dxa" w:w="1668"/>
             <w:vAlign w:val="center"/>
           </w:tcPr>
           <w:p>
@@ -5741,7 +5896,7 @@
         </w:tc>
         <w:tc>
           <w:tcPr>
-            <w:tcW w:type="dxa" w:w="1184"/>
+            <w:tcW w:type="dxa" w:w="1257"/>
             <w:vAlign w:val="center"/>
           </w:tcPr>
           <w:p>
@@ -5760,7 +5915,7 @@
         </w:trPr>
         <w:tc>
           <w:tcPr>
-            <w:tcW w:type="dxa" w:w="793"/>
+            <w:tcW w:type="dxa" w:w="808"/>
             <w:vAlign w:val="center"/>
           </w:tcPr>
           <w:p>
@@ -5774,7 +5929,7 @@
         </w:tc>
         <w:tc>
           <w:tcPr>
-            <w:tcW w:type="dxa" w:w="1680"/>
+            <w:tcW w:type="dxa" w:w="1873"/>
             <w:vAlign w:val="center"/>
           </w:tcPr>
           <w:p>
@@ -5788,7 +5943,7 @@
         </w:tc>
         <w:tc>
           <w:tcPr>
-            <w:tcW w:type="dxa" w:w="2060"/>
+            <w:tcW w:type="dxa" w:w="1458"/>
             <w:vAlign w:val="center"/>
           </w:tcPr>
           <w:p>
@@ -5802,7 +5957,7 @@
         </w:tc>
         <w:tc>
           <w:tcPr>
-            <w:tcW w:type="dxa" w:w="993"/>
+            <w:tcW w:type="dxa" w:w="1540"/>
             <w:vAlign w:val="center"/>
           </w:tcPr>
           <w:p>
@@ -5816,7 +5971,7 @@
         </w:tc>
         <w:tc>
           <w:tcPr>
-            <w:tcW w:type="dxa" w:w="1466"/>
+            <w:tcW w:type="dxa" w:w="1318"/>
             <w:vAlign w:val="center"/>
           </w:tcPr>
           <w:p>
@@ -5830,7 +5985,7 @@
         </w:tc>
         <w:tc>
           <w:tcPr>
-            <w:tcW w:type="dxa" w:w="1745"/>
+            <w:tcW w:type="dxa" w:w="1668"/>
             <w:vAlign w:val="center"/>
           </w:tcPr>
           <w:p>
@@ -5844,7 +5999,7 @@
         </w:tc>
         <w:tc>
           <w:tcPr>
-            <w:tcW w:type="dxa" w:w="1184"/>
+            <w:tcW w:type="dxa" w:w="1257"/>
             <w:vAlign w:val="center"/>
           </w:tcPr>
           <w:p>
@@ -5863,7 +6018,7 @@
         </w:trPr>
         <w:tc>
           <w:tcPr>
-            <w:tcW w:type="dxa" w:w="793"/>
+            <w:tcW w:type="dxa" w:w="808"/>
             <w:vAlign w:val="center"/>
           </w:tcPr>
           <w:p>
@@ -5877,7 +6032,7 @@
         </w:tc>
         <w:tc>
           <w:tcPr>
-            <w:tcW w:type="dxa" w:w="1680"/>
+            <w:tcW w:type="dxa" w:w="1873"/>
             <w:vAlign w:val="center"/>
           </w:tcPr>
           <w:p>
@@ -5891,7 +6046,7 @@
         </w:tc>
         <w:tc>
           <w:tcPr>
-            <w:tcW w:type="dxa" w:w="2060"/>
+            <w:tcW w:type="dxa" w:w="1458"/>
             <w:vAlign w:val="center"/>
           </w:tcPr>
           <w:p>
@@ -5905,7 +6060,7 @@
         </w:tc>
         <w:tc>
           <w:tcPr>
-            <w:tcW w:type="dxa" w:w="993"/>
+            <w:tcW w:type="dxa" w:w="1540"/>
             <w:vAlign w:val="center"/>
           </w:tcPr>
           <w:p>
@@ -5919,7 +6074,7 @@
         </w:tc>
         <w:tc>
           <w:tcPr>
-            <w:tcW w:type="dxa" w:w="1466"/>
+            <w:tcW w:type="dxa" w:w="1318"/>
             <w:vAlign w:val="center"/>
           </w:tcPr>
           <w:p>
@@ -5933,7 +6088,7 @@
         </w:tc>
         <w:tc>
           <w:tcPr>
-            <w:tcW w:type="dxa" w:w="1745"/>
+            <w:tcW w:type="dxa" w:w="1668"/>
             <w:vAlign w:val="center"/>
           </w:tcPr>
           <w:p>
@@ -5947,7 +6102,7 @@
         </w:tc>
         <w:tc>
           <w:tcPr>
-            <w:tcW w:type="dxa" w:w="1184"/>
+            <w:tcW w:type="dxa" w:w="1257"/>
             <w:vAlign w:val="center"/>
           </w:tcPr>
           <w:p>
@@ -5966,7 +6121,7 @@
         </w:trPr>
         <w:tc>
           <w:tcPr>
-            <w:tcW w:type="dxa" w:w="793"/>
+            <w:tcW w:type="dxa" w:w="808"/>
             <w:vAlign w:val="center"/>
           </w:tcPr>
           <w:p>
@@ -5980,7 +6135,7 @@
         </w:tc>
         <w:tc>
           <w:tcPr>
-            <w:tcW w:type="dxa" w:w="1680"/>
+            <w:tcW w:type="dxa" w:w="1873"/>
             <w:vAlign w:val="center"/>
           </w:tcPr>
           <w:p>
@@ -5994,7 +6149,7 @@
         </w:tc>
         <w:tc>
           <w:tcPr>
-            <w:tcW w:type="dxa" w:w="2060"/>
+            <w:tcW w:type="dxa" w:w="1458"/>
             <w:vAlign w:val="center"/>
           </w:tcPr>
           <w:p>
@@ -6008,7 +6163,7 @@
         </w:tc>
         <w:tc>
           <w:tcPr>
-            <w:tcW w:type="dxa" w:w="993"/>
+            <w:tcW w:type="dxa" w:w="1540"/>
             <w:vAlign w:val="center"/>
           </w:tcPr>
           <w:p>
@@ -6022,7 +6177,7 @@
         </w:tc>
         <w:tc>
           <w:tcPr>
-            <w:tcW w:type="dxa" w:w="1466"/>
+            <w:tcW w:type="dxa" w:w="1318"/>
             <w:vAlign w:val="center"/>
           </w:tcPr>
           <w:p>
@@ -6036,7 +6191,7 @@
         </w:tc>
         <w:tc>
           <w:tcPr>
-            <w:tcW w:type="dxa" w:w="1745"/>
+            <w:tcW w:type="dxa" w:w="1668"/>
             <w:vAlign w:val="center"/>
           </w:tcPr>
           <w:p>
@@ -6050,7 +6205,7 @@
         </w:tc>
         <w:tc>
           <w:tcPr>
-            <w:tcW w:type="dxa" w:w="1184"/>
+            <w:tcW w:type="dxa" w:w="1257"/>
             <w:vAlign w:val="center"/>
           </w:tcPr>
           <w:p>
@@ -6069,7 +6224,7 @@
         </w:trPr>
         <w:tc>
           <w:tcPr>
-            <w:tcW w:type="dxa" w:w="793"/>
+            <w:tcW w:type="dxa" w:w="808"/>
             <w:vAlign w:val="center"/>
           </w:tcPr>
           <w:p>
@@ -6083,7 +6238,7 @@
         </w:tc>
         <w:tc>
           <w:tcPr>
-            <w:tcW w:type="dxa" w:w="1680"/>
+            <w:tcW w:type="dxa" w:w="1873"/>
             <w:vAlign w:val="center"/>
           </w:tcPr>
           <w:p>
@@ -6097,7 +6252,7 @@
         </w:tc>
         <w:tc>
           <w:tcPr>
-            <w:tcW w:type="dxa" w:w="2060"/>
+            <w:tcW w:type="dxa" w:w="1458"/>
             <w:vAlign w:val="center"/>
           </w:tcPr>
           <w:p>
@@ -6111,7 +6266,7 @@
         </w:tc>
         <w:tc>
           <w:tcPr>
-            <w:tcW w:type="dxa" w:w="993"/>
+            <w:tcW w:type="dxa" w:w="1540"/>
             <w:vAlign w:val="center"/>
           </w:tcPr>
           <w:p>
@@ -6125,7 +6280,7 @@
         </w:tc>
         <w:tc>
           <w:tcPr>
-            <w:tcW w:type="dxa" w:w="1466"/>
+            <w:tcW w:type="dxa" w:w="1318"/>
             <w:vAlign w:val="center"/>
           </w:tcPr>
           <w:p>
@@ -6139,7 +6294,7 @@
         </w:tc>
         <w:tc>
           <w:tcPr>
-            <w:tcW w:type="dxa" w:w="1745"/>
+            <w:tcW w:type="dxa" w:w="1668"/>
             <w:vAlign w:val="center"/>
           </w:tcPr>
           <w:p>
@@ -6153,7 +6308,7 @@
         </w:tc>
         <w:tc>
           <w:tcPr>
-            <w:tcW w:type="dxa" w:w="1184"/>
+            <w:tcW w:type="dxa" w:w="1257"/>
             <w:vAlign w:val="center"/>
           </w:tcPr>
           <w:p>
@@ -6172,7 +6327,7 @@
         </w:trPr>
         <w:tc>
           <w:tcPr>
-            <w:tcW w:type="dxa" w:w="793"/>
+            <w:tcW w:type="dxa" w:w="808"/>
             <w:vAlign w:val="center"/>
           </w:tcPr>
           <w:p>
@@ -6186,7 +6341,7 @@
         </w:tc>
         <w:tc>
           <w:tcPr>
-            <w:tcW w:type="dxa" w:w="1680"/>
+            <w:tcW w:type="dxa" w:w="1873"/>
             <w:vAlign w:val="center"/>
           </w:tcPr>
           <w:p>
@@ -6200,7 +6355,7 @@
         </w:tc>
         <w:tc>
           <w:tcPr>
-            <w:tcW w:type="dxa" w:w="2060"/>
+            <w:tcW w:type="dxa" w:w="1458"/>
             <w:vAlign w:val="center"/>
           </w:tcPr>
           <w:p>
@@ -6214,7 +6369,7 @@
         </w:tc>
         <w:tc>
           <w:tcPr>
-            <w:tcW w:type="dxa" w:w="993"/>
+            <w:tcW w:type="dxa" w:w="1540"/>
             <w:vAlign w:val="center"/>
           </w:tcPr>
           <w:p>
@@ -6228,7 +6383,7 @@
         </w:tc>
         <w:tc>
           <w:tcPr>
-            <w:tcW w:type="dxa" w:w="1466"/>
+            <w:tcW w:type="dxa" w:w="1318"/>
             <w:vAlign w:val="center"/>
           </w:tcPr>
           <w:p>
@@ -6242,7 +6397,7 @@
         </w:tc>
         <w:tc>
           <w:tcPr>
-            <w:tcW w:type="dxa" w:w="1745"/>
+            <w:tcW w:type="dxa" w:w="1668"/>
             <w:vAlign w:val="center"/>
           </w:tcPr>
           <w:p>
@@ -6256,7 +6411,7 @@
         </w:tc>
         <w:tc>
           <w:tcPr>
-            <w:tcW w:type="dxa" w:w="1184"/>
+            <w:tcW w:type="dxa" w:w="1257"/>
             <w:vAlign w:val="center"/>
           </w:tcPr>
           <w:p>
@@ -6275,7 +6430,7 @@
         </w:trPr>
         <w:tc>
           <w:tcPr>
-            <w:tcW w:type="dxa" w:w="793"/>
+            <w:tcW w:type="dxa" w:w="808"/>
             <w:vAlign w:val="center"/>
           </w:tcPr>
           <w:p>
@@ -6289,7 +6444,7 @@
         </w:tc>
         <w:tc>
           <w:tcPr>
-            <w:tcW w:type="dxa" w:w="1680"/>
+            <w:tcW w:type="dxa" w:w="1873"/>
             <w:vAlign w:val="center"/>
           </w:tcPr>
           <w:p>
@@ -6303,7 +6458,7 @@
         </w:tc>
         <w:tc>
           <w:tcPr>
-            <w:tcW w:type="dxa" w:w="2060"/>
+            <w:tcW w:type="dxa" w:w="1458"/>
             <w:vAlign w:val="center"/>
           </w:tcPr>
           <w:p>
@@ -6317,7 +6472,7 @@
         </w:tc>
         <w:tc>
           <w:tcPr>
-            <w:tcW w:type="dxa" w:w="993"/>
+            <w:tcW w:type="dxa" w:w="1540"/>
             <w:vAlign w:val="center"/>
           </w:tcPr>
           <w:p>
@@ -6331,7 +6486,7 @@
         </w:tc>
         <w:tc>
           <w:tcPr>
-            <w:tcW w:type="dxa" w:w="1466"/>
+            <w:tcW w:type="dxa" w:w="1318"/>
             <w:vAlign w:val="center"/>
           </w:tcPr>
           <w:p>
@@ -6345,7 +6500,7 @@
         </w:tc>
         <w:tc>
           <w:tcPr>
-            <w:tcW w:type="dxa" w:w="1745"/>
+            <w:tcW w:type="dxa" w:w="1668"/>
             <w:vAlign w:val="center"/>
           </w:tcPr>
           <w:p>
@@ -6359,7 +6514,7 @@
         </w:tc>
         <w:tc>
           <w:tcPr>
-            <w:tcW w:type="dxa" w:w="1184"/>
+            <w:tcW w:type="dxa" w:w="1257"/>
             <w:vAlign w:val="center"/>
           </w:tcPr>
           <w:p>
@@ -6402,11 +6557,14 @@
         </w:trPr>
         <w:tc>
           <w:tcPr>
-            <w:tcW w:type="dxa" w:w="1718"/>
-            <w:vAlign w:val="center"/>
+            <w:tcW w:type="dxa" w:w="1518"/>
             <w:shd w:val="clear" w:color="auto" w:fill="1F4E79"/>
-          </w:tcPr>
-          <w:p>
+            <w:vAlign w:val="center"/>
+          </w:tcPr>
+          <w:p>
+            <w:pPr>
+              <w:keepNext/>
+            </w:pPr>
             <w:r>
               <w:rPr>
                 <w:b/>
@@ -6419,11 +6577,14 @@
         </w:tc>
         <w:tc>
           <w:tcPr>
-            <w:tcW w:type="dxa" w:w="2086"/>
-            <w:vAlign w:val="center"/>
+            <w:tcW w:type="dxa" w:w="1835"/>
             <w:shd w:val="clear" w:color="auto" w:fill="1F4E79"/>
-          </w:tcPr>
-          <w:p>
+            <w:vAlign w:val="center"/>
+          </w:tcPr>
+          <w:p>
+            <w:pPr>
+              <w:keepNext/>
+            </w:pPr>
             <w:r>
               <w:rPr>
                 <w:b/>
@@ -6436,11 +6597,14 @@
         </w:tc>
         <w:tc>
           <w:tcPr>
-            <w:tcW w:type="dxa" w:w="4452"/>
-            <w:vAlign w:val="center"/>
+            <w:tcW w:type="dxa" w:w="4826"/>
             <w:shd w:val="clear" w:color="auto" w:fill="1F4E79"/>
-          </w:tcPr>
-          <w:p>
+            <w:vAlign w:val="center"/>
+          </w:tcPr>
+          <w:p>
+            <w:pPr>
+              <w:keepNext/>
+            </w:pPr>
             <w:r>
               <w:rPr>
                 <w:b/>
@@ -6453,11 +6617,14 @@
         </w:tc>
         <w:tc>
           <w:tcPr>
-            <w:tcW w:type="dxa" w:w="1665"/>
-            <w:vAlign w:val="center"/>
+            <w:tcW w:type="dxa" w:w="1743"/>
             <w:shd w:val="clear" w:color="auto" w:fill="1F4E79"/>
-          </w:tcPr>
-          <w:p>
+            <w:vAlign w:val="center"/>
+          </w:tcPr>
+          <w:p>
+            <w:pPr>
+              <w:keepNext/>
+            </w:pPr>
             <w:r>
               <w:rPr>
                 <w:b/>
@@ -6475,7 +6642,7 @@
         </w:trPr>
         <w:tc>
           <w:tcPr>
-            <w:tcW w:type="dxa" w:w="1718"/>
+            <w:tcW w:type="dxa" w:w="1518"/>
             <w:vAlign w:val="center"/>
           </w:tcPr>
           <w:p>
@@ -6491,7 +6658,7 @@
         </w:tc>
         <w:tc>
           <w:tcPr>
-            <w:tcW w:type="dxa" w:w="2086"/>
+            <w:tcW w:type="dxa" w:w="1835"/>
             <w:vAlign w:val="center"/>
           </w:tcPr>
           <w:p>
@@ -6505,7 +6672,7 @@
         </w:tc>
         <w:tc>
           <w:tcPr>
-            <w:tcW w:type="dxa" w:w="4452"/>
+            <w:tcW w:type="dxa" w:w="4826"/>
             <w:vAlign w:val="center"/>
           </w:tcPr>
           <w:p>
@@ -6519,7 +6686,7 @@
         </w:tc>
         <w:tc>
           <w:tcPr>
-            <w:tcW w:type="dxa" w:w="1665"/>
+            <w:tcW w:type="dxa" w:w="1743"/>
             <w:vAlign w:val="center"/>
           </w:tcPr>
           <w:p>
@@ -6538,7 +6705,7 @@
         </w:trPr>
         <w:tc>
           <w:tcPr>
-            <w:tcW w:type="dxa" w:w="1718"/>
+            <w:tcW w:type="dxa" w:w="1518"/>
             <w:vAlign w:val="center"/>
           </w:tcPr>
           <w:p>
@@ -6554,7 +6721,7 @@
         </w:tc>
         <w:tc>
           <w:tcPr>
-            <w:tcW w:type="dxa" w:w="2086"/>
+            <w:tcW w:type="dxa" w:w="1835"/>
             <w:vAlign w:val="center"/>
           </w:tcPr>
           <w:p>
@@ -6568,7 +6735,7 @@
         </w:tc>
         <w:tc>
           <w:tcPr>
-            <w:tcW w:type="dxa" w:w="4452"/>
+            <w:tcW w:type="dxa" w:w="4826"/>
             <w:vAlign w:val="center"/>
           </w:tcPr>
           <w:p>
@@ -6582,7 +6749,7 @@
         </w:tc>
         <w:tc>
           <w:tcPr>
-            <w:tcW w:type="dxa" w:w="1665"/>
+            <w:tcW w:type="dxa" w:w="1743"/>
             <w:vAlign w:val="center"/>
           </w:tcPr>
           <w:p>
@@ -6601,7 +6768,7 @@
         </w:trPr>
         <w:tc>
           <w:tcPr>
-            <w:tcW w:type="dxa" w:w="1718"/>
+            <w:tcW w:type="dxa" w:w="1518"/>
             <w:vAlign w:val="center"/>
           </w:tcPr>
           <w:p>
@@ -6617,7 +6784,7 @@
         </w:tc>
         <w:tc>
           <w:tcPr>
-            <w:tcW w:type="dxa" w:w="2086"/>
+            <w:tcW w:type="dxa" w:w="1835"/>
             <w:vAlign w:val="center"/>
           </w:tcPr>
           <w:p>
@@ -6631,7 +6798,7 @@
         </w:tc>
         <w:tc>
           <w:tcPr>
-            <w:tcW w:type="dxa" w:w="4452"/>
+            <w:tcW w:type="dxa" w:w="4826"/>
             <w:vAlign w:val="center"/>
           </w:tcPr>
           <w:p>
@@ -6645,7 +6812,7 @@
         </w:tc>
         <w:tc>
           <w:tcPr>
-            <w:tcW w:type="dxa" w:w="1665"/>
+            <w:tcW w:type="dxa" w:w="1743"/>
             <w:vAlign w:val="center"/>
           </w:tcPr>
           <w:p>
@@ -6664,7 +6831,7 @@
         </w:trPr>
         <w:tc>
           <w:tcPr>
-            <w:tcW w:type="dxa" w:w="1718"/>
+            <w:tcW w:type="dxa" w:w="1518"/>
             <w:vAlign w:val="center"/>
           </w:tcPr>
           <w:p>
@@ -6680,7 +6847,7 @@
         </w:tc>
         <w:tc>
           <w:tcPr>
-            <w:tcW w:type="dxa" w:w="2086"/>
+            <w:tcW w:type="dxa" w:w="1835"/>
             <w:vAlign w:val="center"/>
           </w:tcPr>
           <w:p>
@@ -6694,7 +6861,7 @@
         </w:tc>
         <w:tc>
           <w:tcPr>
-            <w:tcW w:type="dxa" w:w="4452"/>
+            <w:tcW w:type="dxa" w:w="4826"/>
             <w:vAlign w:val="center"/>
           </w:tcPr>
           <w:p>
@@ -6708,7 +6875,7 @@
         </w:tc>
         <w:tc>
           <w:tcPr>
-            <w:tcW w:type="dxa" w:w="1665"/>
+            <w:tcW w:type="dxa" w:w="1743"/>
             <w:vAlign w:val="center"/>
           </w:tcPr>
           <w:p>
@@ -6727,7 +6894,7 @@
         </w:trPr>
         <w:tc>
           <w:tcPr>
-            <w:tcW w:type="dxa" w:w="1718"/>
+            <w:tcW w:type="dxa" w:w="1518"/>
             <w:vAlign w:val="center"/>
           </w:tcPr>
           <w:p>
@@ -6743,7 +6910,7 @@
         </w:tc>
         <w:tc>
           <w:tcPr>
-            <w:tcW w:type="dxa" w:w="2086"/>
+            <w:tcW w:type="dxa" w:w="1835"/>
             <w:vAlign w:val="center"/>
           </w:tcPr>
           <w:p>
@@ -6757,7 +6924,7 @@
         </w:tc>
         <w:tc>
           <w:tcPr>
-            <w:tcW w:type="dxa" w:w="4452"/>
+            <w:tcW w:type="dxa" w:w="4826"/>
             <w:vAlign w:val="center"/>
           </w:tcPr>
           <w:p>
@@ -6771,7 +6938,7 @@
         </w:tc>
         <w:tc>
           <w:tcPr>
-            <w:tcW w:type="dxa" w:w="1665"/>
+            <w:tcW w:type="dxa" w:w="1743"/>
             <w:vAlign w:val="center"/>
           </w:tcPr>
           <w:p>
@@ -6930,8 +7097,8 @@
         <w:tc>
           <w:tcPr>
             <w:tcW w:type="dxa" w:w="1814"/>
-            <w:vAlign w:val="center"/>
             <w:shd w:val="clear" w:color="auto" w:fill="D9EAF7"/>
+            <w:vAlign w:val="center"/>
           </w:tcPr>
           <w:p>
             <w:r>
@@ -6965,8 +7132,8 @@
         <w:tc>
           <w:tcPr>
             <w:tcW w:type="dxa" w:w="1814"/>
-            <w:vAlign w:val="center"/>
             <w:shd w:val="clear" w:color="auto" w:fill="D9EAF7"/>
+            <w:vAlign w:val="center"/>
           </w:tcPr>
           <w:p>
             <w:r>
@@ -7000,8 +7167,8 @@
         <w:tc>
           <w:tcPr>
             <w:tcW w:type="dxa" w:w="1814"/>
-            <w:vAlign w:val="center"/>
             <w:shd w:val="clear" w:color="auto" w:fill="D9EAF7"/>
+            <w:vAlign w:val="center"/>
           </w:tcPr>
           <w:p>
             <w:r>
@@ -7035,8 +7202,8 @@
         <w:tc>
           <w:tcPr>
             <w:tcW w:type="dxa" w:w="1814"/>
-            <w:vAlign w:val="center"/>
             <w:shd w:val="clear" w:color="auto" w:fill="D9EAF7"/>
+            <w:vAlign w:val="center"/>
           </w:tcPr>
           <w:p>
             <w:r>
@@ -7070,8 +7237,8 @@
         <w:tc>
           <w:tcPr>
             <w:tcW w:type="dxa" w:w="1814"/>
-            <w:vAlign w:val="center"/>
             <w:shd w:val="clear" w:color="auto" w:fill="D9EAF7"/>
+            <w:vAlign w:val="center"/>
           </w:tcPr>
           <w:p>
             <w:r>
@@ -7105,8 +7272,8 @@
         <w:tc>
           <w:tcPr>
             <w:tcW w:type="dxa" w:w="1814"/>
-            <w:vAlign w:val="center"/>
             <w:shd w:val="clear" w:color="auto" w:fill="D9EAF7"/>
+            <w:vAlign w:val="center"/>
           </w:tcPr>
           <w:p>
             <w:r>
@@ -7140,8 +7307,8 @@
         <w:tc>
           <w:tcPr>
             <w:tcW w:type="dxa" w:w="1814"/>
-            <w:vAlign w:val="center"/>
             <w:shd w:val="clear" w:color="auto" w:fill="D9EAF7"/>
+            <w:vAlign w:val="center"/>
           </w:tcPr>
           <w:p>
             <w:r>
@@ -7223,8 +7390,8 @@
         <w:tc>
           <w:tcPr>
             <w:tcW w:type="dxa" w:w="1814"/>
-            <w:vAlign w:val="center"/>
             <w:shd w:val="clear" w:color="auto" w:fill="D9EAF7"/>
+            <w:vAlign w:val="center"/>
           </w:tcPr>
           <w:p>
             <w:r>
@@ -7290,8 +7457,8 @@
         <w:tc>
           <w:tcPr>
             <w:tcW w:type="dxa" w:w="1814"/>
-            <w:vAlign w:val="center"/>
             <w:shd w:val="clear" w:color="auto" w:fill="D9EAF7"/>
+            <w:vAlign w:val="center"/>
           </w:tcPr>
           <w:p>
             <w:r>
@@ -7325,8 +7492,8 @@
         <w:tc>
           <w:tcPr>
             <w:tcW w:type="dxa" w:w="1814"/>
-            <w:vAlign w:val="center"/>
             <w:shd w:val="clear" w:color="auto" w:fill="D9EAF7"/>
+            <w:vAlign w:val="center"/>
           </w:tcPr>
           <w:p>
             <w:r>
@@ -7360,8 +7527,8 @@
         <w:tc>
           <w:tcPr>
             <w:tcW w:type="dxa" w:w="1814"/>
-            <w:vAlign w:val="center"/>
             <w:shd w:val="clear" w:color="auto" w:fill="D9EAF7"/>
+            <w:vAlign w:val="center"/>
           </w:tcPr>
           <w:p>
             <w:r>
@@ -7416,8 +7583,8 @@
         <w:tc>
           <w:tcPr>
             <w:tcW w:type="dxa" w:w="1814"/>
-            <w:vAlign w:val="center"/>
             <w:shd w:val="clear" w:color="auto" w:fill="D9EAF7"/>
+            <w:vAlign w:val="center"/>
           </w:tcPr>
           <w:p>
             <w:r>
@@ -7451,8 +7618,8 @@
         <w:tc>
           <w:tcPr>
             <w:tcW w:type="dxa" w:w="1814"/>
-            <w:vAlign w:val="center"/>
             <w:shd w:val="clear" w:color="auto" w:fill="D9EAF7"/>
+            <w:vAlign w:val="center"/>
           </w:tcPr>
           <w:p>
             <w:r>
@@ -7486,8 +7653,8 @@
         <w:tc>
           <w:tcPr>
             <w:tcW w:type="dxa" w:w="1814"/>
-            <w:vAlign w:val="center"/>
             <w:shd w:val="clear" w:color="auto" w:fill="D9EAF7"/>
+            <w:vAlign w:val="center"/>
           </w:tcPr>
           <w:p>
             <w:r>
@@ -7521,8 +7688,8 @@
         <w:tc>
           <w:tcPr>
             <w:tcW w:type="dxa" w:w="1814"/>
-            <w:vAlign w:val="center"/>
             <w:shd w:val="clear" w:color="auto" w:fill="D9EAF7"/>
+            <w:vAlign w:val="center"/>
           </w:tcPr>
           <w:p>
             <w:r>
@@ -7556,8 +7723,8 @@
         <w:tc>
           <w:tcPr>
             <w:tcW w:type="dxa" w:w="1814"/>
-            <w:vAlign w:val="center"/>
             <w:shd w:val="clear" w:color="auto" w:fill="D9EAF7"/>
+            <w:vAlign w:val="center"/>
           </w:tcPr>
           <w:p>
             <w:r>
@@ -7591,8 +7758,8 @@
         <w:tc>
           <w:tcPr>
             <w:tcW w:type="dxa" w:w="1814"/>
-            <w:vAlign w:val="center"/>
             <w:shd w:val="clear" w:color="auto" w:fill="D9EAF7"/>
+            <w:vAlign w:val="center"/>
           </w:tcPr>
           <w:p>
             <w:r>
@@ -7626,8 +7793,8 @@
         <w:tc>
           <w:tcPr>
             <w:tcW w:type="dxa" w:w="1814"/>
-            <w:vAlign w:val="center"/>
             <w:shd w:val="clear" w:color="auto" w:fill="D9EAF7"/>
+            <w:vAlign w:val="center"/>
           </w:tcPr>
           <w:p>
             <w:r>
@@ -7717,8 +7884,8 @@
         <w:tc>
           <w:tcPr>
             <w:tcW w:type="dxa" w:w="1814"/>
-            <w:vAlign w:val="center"/>
             <w:shd w:val="clear" w:color="auto" w:fill="D9EAF7"/>
+            <w:vAlign w:val="center"/>
           </w:tcPr>
           <w:p>
             <w:r>
@@ -7792,8 +7959,8 @@
         <w:tc>
           <w:tcPr>
             <w:tcW w:type="dxa" w:w="1814"/>
-            <w:vAlign w:val="center"/>
             <w:shd w:val="clear" w:color="auto" w:fill="D9EAF7"/>
+            <w:vAlign w:val="center"/>
           </w:tcPr>
           <w:p>
             <w:r>
@@ -7827,8 +7994,8 @@
         <w:tc>
           <w:tcPr>
             <w:tcW w:type="dxa" w:w="1814"/>
-            <w:vAlign w:val="center"/>
             <w:shd w:val="clear" w:color="auto" w:fill="D9EAF7"/>
+            <w:vAlign w:val="center"/>
           </w:tcPr>
           <w:p>
             <w:r>
@@ -7862,8 +8029,8 @@
         <w:tc>
           <w:tcPr>
             <w:tcW w:type="dxa" w:w="1814"/>
-            <w:vAlign w:val="center"/>
             <w:shd w:val="clear" w:color="auto" w:fill="D9EAF7"/>
+            <w:vAlign w:val="center"/>
           </w:tcPr>
           <w:p>
             <w:r>
@@ -7918,8 +8085,8 @@
         <w:tc>
           <w:tcPr>
             <w:tcW w:type="dxa" w:w="1814"/>
-            <w:vAlign w:val="center"/>
             <w:shd w:val="clear" w:color="auto" w:fill="D9EAF7"/>
+            <w:vAlign w:val="center"/>
           </w:tcPr>
           <w:p>
             <w:r>
@@ -7953,8 +8120,8 @@
         <w:tc>
           <w:tcPr>
             <w:tcW w:type="dxa" w:w="1814"/>
-            <w:vAlign w:val="center"/>
             <w:shd w:val="clear" w:color="auto" w:fill="D9EAF7"/>
+            <w:vAlign w:val="center"/>
           </w:tcPr>
           <w:p>
             <w:r>
@@ -7988,8 +8155,8 @@
         <w:tc>
           <w:tcPr>
             <w:tcW w:type="dxa" w:w="1814"/>
-            <w:vAlign w:val="center"/>
             <w:shd w:val="clear" w:color="auto" w:fill="D9EAF7"/>
+            <w:vAlign w:val="center"/>
           </w:tcPr>
           <w:p>
             <w:r>
@@ -8023,8 +8190,8 @@
         <w:tc>
           <w:tcPr>
             <w:tcW w:type="dxa" w:w="1814"/>
-            <w:vAlign w:val="center"/>
             <w:shd w:val="clear" w:color="auto" w:fill="D9EAF7"/>
+            <w:vAlign w:val="center"/>
           </w:tcPr>
           <w:p>
             <w:r>
@@ -8058,8 +8225,8 @@
         <w:tc>
           <w:tcPr>
             <w:tcW w:type="dxa" w:w="1814"/>
-            <w:vAlign w:val="center"/>
             <w:shd w:val="clear" w:color="auto" w:fill="D9EAF7"/>
+            <w:vAlign w:val="center"/>
           </w:tcPr>
           <w:p>
             <w:r>
@@ -8093,8 +8260,8 @@
         <w:tc>
           <w:tcPr>
             <w:tcW w:type="dxa" w:w="1814"/>
-            <w:vAlign w:val="center"/>
             <w:shd w:val="clear" w:color="auto" w:fill="D9EAF7"/>
+            <w:vAlign w:val="center"/>
           </w:tcPr>
           <w:p>
             <w:r>
@@ -8128,8 +8295,8 @@
         <w:tc>
           <w:tcPr>
             <w:tcW w:type="dxa" w:w="1814"/>
-            <w:vAlign w:val="center"/>
             <w:shd w:val="clear" w:color="auto" w:fill="D9EAF7"/>
+            <w:vAlign w:val="center"/>
           </w:tcPr>
           <w:p>
             <w:r>
@@ -8179,8 +8346,8 @@
         <w:tc>
           <w:tcPr>
             <w:tcW w:type="dxa" w:w="1814"/>
-            <w:vAlign w:val="center"/>
             <w:shd w:val="clear" w:color="auto" w:fill="D9EAF7"/>
+            <w:vAlign w:val="center"/>
           </w:tcPr>
           <w:p>
             <w:r>
@@ -8222,8 +8389,8 @@
         <w:tc>
           <w:tcPr>
             <w:tcW w:type="dxa" w:w="1814"/>
-            <w:vAlign w:val="center"/>
             <w:shd w:val="clear" w:color="auto" w:fill="D9EAF7"/>
+            <w:vAlign w:val="center"/>
           </w:tcPr>
           <w:p>
             <w:r>
@@ -8257,8 +8424,8 @@
         <w:tc>
           <w:tcPr>
             <w:tcW w:type="dxa" w:w="1814"/>
-            <w:vAlign w:val="center"/>
             <w:shd w:val="clear" w:color="auto" w:fill="D9EAF7"/>
+            <w:vAlign w:val="center"/>
           </w:tcPr>
           <w:p>
             <w:r>
@@ -8292,8 +8459,8 @@
         <w:tc>
           <w:tcPr>
             <w:tcW w:type="dxa" w:w="1814"/>
-            <w:vAlign w:val="center"/>
             <w:shd w:val="clear" w:color="auto" w:fill="D9EAF7"/>
+            <w:vAlign w:val="center"/>
           </w:tcPr>
           <w:p>
             <w:r>
@@ -8348,8 +8515,8 @@
         <w:tc>
           <w:tcPr>
             <w:tcW w:type="dxa" w:w="1814"/>
-            <w:vAlign w:val="center"/>
             <w:shd w:val="clear" w:color="auto" w:fill="D9EAF7"/>
+            <w:vAlign w:val="center"/>
           </w:tcPr>
           <w:p>
             <w:r>
@@ -8383,8 +8550,8 @@
         <w:tc>
           <w:tcPr>
             <w:tcW w:type="dxa" w:w="1814"/>
-            <w:vAlign w:val="center"/>
             <w:shd w:val="clear" w:color="auto" w:fill="D9EAF7"/>
+            <w:vAlign w:val="center"/>
           </w:tcPr>
           <w:p>
             <w:r>
@@ -8418,8 +8585,8 @@
         <w:tc>
           <w:tcPr>
             <w:tcW w:type="dxa" w:w="1814"/>
-            <w:vAlign w:val="center"/>
             <w:shd w:val="clear" w:color="auto" w:fill="D9EAF7"/>
+            <w:vAlign w:val="center"/>
           </w:tcPr>
           <w:p>
             <w:r>
@@ -8453,8 +8620,8 @@
         <w:tc>
           <w:tcPr>
             <w:tcW w:type="dxa" w:w="1814"/>
-            <w:vAlign w:val="center"/>
             <w:shd w:val="clear" w:color="auto" w:fill="D9EAF7"/>
+            <w:vAlign w:val="center"/>
           </w:tcPr>
           <w:p>
             <w:r>
@@ -8488,8 +8655,8 @@
         <w:tc>
           <w:tcPr>
             <w:tcW w:type="dxa" w:w="1814"/>
-            <w:vAlign w:val="center"/>
             <w:shd w:val="clear" w:color="auto" w:fill="D9EAF7"/>
+            <w:vAlign w:val="center"/>
           </w:tcPr>
           <w:p>
             <w:r>
@@ -8523,8 +8690,8 @@
         <w:tc>
           <w:tcPr>
             <w:tcW w:type="dxa" w:w="1814"/>
-            <w:vAlign w:val="center"/>
             <w:shd w:val="clear" w:color="auto" w:fill="D9EAF7"/>
+            <w:vAlign w:val="center"/>
           </w:tcPr>
           <w:p>
             <w:r>
@@ -8558,8 +8725,8 @@
         <w:tc>
           <w:tcPr>
             <w:tcW w:type="dxa" w:w="1814"/>
-            <w:vAlign w:val="center"/>
             <w:shd w:val="clear" w:color="auto" w:fill="D9EAF7"/>
+            <w:vAlign w:val="center"/>
           </w:tcPr>
           <w:p>
             <w:r>
@@ -8625,8 +8792,8 @@
         <w:tc>
           <w:tcPr>
             <w:tcW w:type="dxa" w:w="1814"/>
-            <w:vAlign w:val="center"/>
             <w:shd w:val="clear" w:color="auto" w:fill="D9EAF7"/>
+            <w:vAlign w:val="center"/>
           </w:tcPr>
           <w:p>
             <w:r>
@@ -8660,8 +8827,8 @@
         <w:tc>
           <w:tcPr>
             <w:tcW w:type="dxa" w:w="1814"/>
-            <w:vAlign w:val="center"/>
             <w:shd w:val="clear" w:color="auto" w:fill="D9EAF7"/>
+            <w:vAlign w:val="center"/>
           </w:tcPr>
           <w:p>
             <w:r>
@@ -8695,8 +8862,8 @@
         <w:tc>
           <w:tcPr>
             <w:tcW w:type="dxa" w:w="1814"/>
-            <w:vAlign w:val="center"/>
             <w:shd w:val="clear" w:color="auto" w:fill="D9EAF7"/>
+            <w:vAlign w:val="center"/>
           </w:tcPr>
           <w:p>
             <w:r>
@@ -8730,8 +8897,8 @@
         <w:tc>
           <w:tcPr>
             <w:tcW w:type="dxa" w:w="1814"/>
-            <w:vAlign w:val="center"/>
             <w:shd w:val="clear" w:color="auto" w:fill="D9EAF7"/>
+            <w:vAlign w:val="center"/>
           </w:tcPr>
           <w:p>
             <w:r>
@@ -8765,8 +8932,8 @@
         <w:tc>
           <w:tcPr>
             <w:tcW w:type="dxa" w:w="1814"/>
-            <w:vAlign w:val="center"/>
             <w:shd w:val="clear" w:color="auto" w:fill="D9EAF7"/>
+            <w:vAlign w:val="center"/>
           </w:tcPr>
           <w:p>
             <w:r>
@@ -8821,8 +8988,8 @@
         <w:tc>
           <w:tcPr>
             <w:tcW w:type="dxa" w:w="1814"/>
-            <w:vAlign w:val="center"/>
             <w:shd w:val="clear" w:color="auto" w:fill="D9EAF7"/>
+            <w:vAlign w:val="center"/>
           </w:tcPr>
           <w:p>
             <w:r>
@@ -8856,8 +9023,8 @@
         <w:tc>
           <w:tcPr>
             <w:tcW w:type="dxa" w:w="1814"/>
-            <w:vAlign w:val="center"/>
             <w:shd w:val="clear" w:color="auto" w:fill="D9EAF7"/>
+            <w:vAlign w:val="center"/>
           </w:tcPr>
           <w:p>
             <w:r>
@@ -8891,8 +9058,8 @@
         <w:tc>
           <w:tcPr>
             <w:tcW w:type="dxa" w:w="1814"/>
-            <w:vAlign w:val="center"/>
             <w:shd w:val="clear" w:color="auto" w:fill="D9EAF7"/>
+            <w:vAlign w:val="center"/>
           </w:tcPr>
           <w:p>
             <w:r>
@@ -8926,8 +9093,8 @@
         <w:tc>
           <w:tcPr>
             <w:tcW w:type="dxa" w:w="1814"/>
-            <w:vAlign w:val="center"/>
             <w:shd w:val="clear" w:color="auto" w:fill="D9EAF7"/>
+            <w:vAlign w:val="center"/>
           </w:tcPr>
           <w:p>
             <w:r>
@@ -8961,8 +9128,8 @@
         <w:tc>
           <w:tcPr>
             <w:tcW w:type="dxa" w:w="1814"/>
-            <w:vAlign w:val="center"/>
             <w:shd w:val="clear" w:color="auto" w:fill="D9EAF7"/>
+            <w:vAlign w:val="center"/>
           </w:tcPr>
           <w:p>
             <w:r>
@@ -8996,8 +9163,8 @@
         <w:tc>
           <w:tcPr>
             <w:tcW w:type="dxa" w:w="1814"/>
-            <w:vAlign w:val="center"/>
             <w:shd w:val="clear" w:color="auto" w:fill="D9EAF7"/>
+            <w:vAlign w:val="center"/>
           </w:tcPr>
           <w:p>
             <w:r>
@@ -9031,8 +9198,8 @@
         <w:tc>
           <w:tcPr>
             <w:tcW w:type="dxa" w:w="1814"/>
-            <w:vAlign w:val="center"/>
             <w:shd w:val="clear" w:color="auto" w:fill="D9EAF7"/>
+            <w:vAlign w:val="center"/>
           </w:tcPr>
           <w:p>
             <w:r>
@@ -9074,8 +9241,8 @@
         <w:tc>
           <w:tcPr>
             <w:tcW w:type="dxa" w:w="1814"/>
-            <w:vAlign w:val="center"/>
             <w:shd w:val="clear" w:color="auto" w:fill="D9EAF7"/>
+            <w:vAlign w:val="center"/>
           </w:tcPr>
           <w:p>
             <w:r>
@@ -9117,8 +9284,8 @@
         <w:tc>
           <w:tcPr>
             <w:tcW w:type="dxa" w:w="1814"/>
-            <w:vAlign w:val="center"/>
             <w:shd w:val="clear" w:color="auto" w:fill="D9EAF7"/>
+            <w:vAlign w:val="center"/>
           </w:tcPr>
           <w:p>
             <w:r>
@@ -9152,8 +9319,8 @@
         <w:tc>
           <w:tcPr>
             <w:tcW w:type="dxa" w:w="1814"/>
-            <w:vAlign w:val="center"/>
             <w:shd w:val="clear" w:color="auto" w:fill="D9EAF7"/>
+            <w:vAlign w:val="center"/>
           </w:tcPr>
           <w:p>
             <w:r>
@@ -9187,8 +9354,8 @@
         <w:tc>
           <w:tcPr>
             <w:tcW w:type="dxa" w:w="1814"/>
-            <w:vAlign w:val="center"/>
             <w:shd w:val="clear" w:color="auto" w:fill="D9EAF7"/>
+            <w:vAlign w:val="center"/>
           </w:tcPr>
           <w:p>
             <w:r>
@@ -9243,8 +9410,8 @@
         <w:tc>
           <w:tcPr>
             <w:tcW w:type="dxa" w:w="1814"/>
-            <w:vAlign w:val="center"/>
             <w:shd w:val="clear" w:color="auto" w:fill="D9EAF7"/>
+            <w:vAlign w:val="center"/>
           </w:tcPr>
           <w:p>
             <w:r>
@@ -9278,8 +9445,8 @@
         <w:tc>
           <w:tcPr>
             <w:tcW w:type="dxa" w:w="1814"/>
-            <w:vAlign w:val="center"/>
             <w:shd w:val="clear" w:color="auto" w:fill="D9EAF7"/>
+            <w:vAlign w:val="center"/>
           </w:tcPr>
           <w:p>
             <w:r>
@@ -9313,8 +9480,8 @@
         <w:tc>
           <w:tcPr>
             <w:tcW w:type="dxa" w:w="1814"/>
-            <w:vAlign w:val="center"/>
             <w:shd w:val="clear" w:color="auto" w:fill="D9EAF7"/>
+            <w:vAlign w:val="center"/>
           </w:tcPr>
           <w:p>
             <w:r>
@@ -9348,8 +9515,8 @@
         <w:tc>
           <w:tcPr>
             <w:tcW w:type="dxa" w:w="1814"/>
-            <w:vAlign w:val="center"/>
             <w:shd w:val="clear" w:color="auto" w:fill="D9EAF7"/>
+            <w:vAlign w:val="center"/>
           </w:tcPr>
           <w:p>
             <w:r>
@@ -9383,8 +9550,8 @@
         <w:tc>
           <w:tcPr>
             <w:tcW w:type="dxa" w:w="1814"/>
-            <w:vAlign w:val="center"/>
             <w:shd w:val="clear" w:color="auto" w:fill="D9EAF7"/>
+            <w:vAlign w:val="center"/>
           </w:tcPr>
           <w:p>
             <w:r>
@@ -9418,8 +9585,8 @@
         <w:tc>
           <w:tcPr>
             <w:tcW w:type="dxa" w:w="1814"/>
-            <w:vAlign w:val="center"/>
             <w:shd w:val="clear" w:color="auto" w:fill="D9EAF7"/>
+            <w:vAlign w:val="center"/>
           </w:tcPr>
           <w:p>
             <w:r>
@@ -9453,8 +9620,8 @@
         <w:tc>
           <w:tcPr>
             <w:tcW w:type="dxa" w:w="1814"/>
-            <w:vAlign w:val="center"/>
             <w:shd w:val="clear" w:color="auto" w:fill="D9EAF7"/>
+            <w:vAlign w:val="center"/>
           </w:tcPr>
           <w:p>
             <w:r>
@@ -9520,8 +9687,8 @@
         <w:tc>
           <w:tcPr>
             <w:tcW w:type="dxa" w:w="1814"/>
-            <w:vAlign w:val="center"/>
             <w:shd w:val="clear" w:color="auto" w:fill="D9EAF7"/>
+            <w:vAlign w:val="center"/>
           </w:tcPr>
           <w:p>
             <w:r>
@@ -9571,8 +9738,8 @@
         <w:tc>
           <w:tcPr>
             <w:tcW w:type="dxa" w:w="1814"/>
-            <w:vAlign w:val="center"/>
             <w:shd w:val="clear" w:color="auto" w:fill="D9EAF7"/>
+            <w:vAlign w:val="center"/>
           </w:tcPr>
           <w:p>
             <w:r>
@@ -9606,8 +9773,8 @@
         <w:tc>
           <w:tcPr>
             <w:tcW w:type="dxa" w:w="1814"/>
-            <w:vAlign w:val="center"/>
             <w:shd w:val="clear" w:color="auto" w:fill="D9EAF7"/>
+            <w:vAlign w:val="center"/>
           </w:tcPr>
           <w:p>
             <w:r>
@@ -9641,8 +9808,8 @@
         <w:tc>
           <w:tcPr>
             <w:tcW w:type="dxa" w:w="1814"/>
-            <w:vAlign w:val="center"/>
             <w:shd w:val="clear" w:color="auto" w:fill="D9EAF7"/>
+            <w:vAlign w:val="center"/>
           </w:tcPr>
           <w:p>
             <w:r>
@@ -9676,8 +9843,8 @@
         <w:tc>
           <w:tcPr>
             <w:tcW w:type="dxa" w:w="1814"/>
-            <w:vAlign w:val="center"/>
             <w:shd w:val="clear" w:color="auto" w:fill="D9EAF7"/>
+            <w:vAlign w:val="center"/>
           </w:tcPr>
           <w:p>
             <w:r>
@@ -9732,8 +9899,8 @@
         <w:tc>
           <w:tcPr>
             <w:tcW w:type="dxa" w:w="1814"/>
-            <w:vAlign w:val="center"/>
             <w:shd w:val="clear" w:color="auto" w:fill="D9EAF7"/>
+            <w:vAlign w:val="center"/>
           </w:tcPr>
           <w:p>
             <w:r>
@@ -9767,8 +9934,8 @@
         <w:tc>
           <w:tcPr>
             <w:tcW w:type="dxa" w:w="1814"/>
-            <w:vAlign w:val="center"/>
             <w:shd w:val="clear" w:color="auto" w:fill="D9EAF7"/>
+            <w:vAlign w:val="center"/>
           </w:tcPr>
           <w:p>
             <w:r>
@@ -9802,8 +9969,8 @@
         <w:tc>
           <w:tcPr>
             <w:tcW w:type="dxa" w:w="1814"/>
-            <w:vAlign w:val="center"/>
             <w:shd w:val="clear" w:color="auto" w:fill="D9EAF7"/>
+            <w:vAlign w:val="center"/>
           </w:tcPr>
           <w:p>
             <w:r>
@@ -9837,8 +10004,8 @@
         <w:tc>
           <w:tcPr>
             <w:tcW w:type="dxa" w:w="1814"/>
-            <w:vAlign w:val="center"/>
             <w:shd w:val="clear" w:color="auto" w:fill="D9EAF7"/>
+            <w:vAlign w:val="center"/>
           </w:tcPr>
           <w:p>
             <w:r>
@@ -9872,8 +10039,8 @@
         <w:tc>
           <w:tcPr>
             <w:tcW w:type="dxa" w:w="1814"/>
-            <w:vAlign w:val="center"/>
             <w:shd w:val="clear" w:color="auto" w:fill="D9EAF7"/>
+            <w:vAlign w:val="center"/>
           </w:tcPr>
           <w:p>
             <w:r>
@@ -9907,8 +10074,8 @@
         <w:tc>
           <w:tcPr>
             <w:tcW w:type="dxa" w:w="1814"/>
-            <w:vAlign w:val="center"/>
             <w:shd w:val="clear" w:color="auto" w:fill="D9EAF7"/>
+            <w:vAlign w:val="center"/>
           </w:tcPr>
           <w:p>
             <w:r>
@@ -9942,8 +10109,8 @@
         <w:tc>
           <w:tcPr>
             <w:tcW w:type="dxa" w:w="1814"/>
-            <w:vAlign w:val="center"/>
             <w:shd w:val="clear" w:color="auto" w:fill="D9EAF7"/>
+            <w:vAlign w:val="center"/>
           </w:tcPr>
           <w:p>
             <w:r>
@@ -10017,8 +10184,8 @@
         <w:tc>
           <w:tcPr>
             <w:tcW w:type="dxa" w:w="1814"/>
-            <w:vAlign w:val="center"/>
             <w:shd w:val="clear" w:color="auto" w:fill="D9EAF7"/>
+            <w:vAlign w:val="center"/>
           </w:tcPr>
           <w:p>
             <w:r>
@@ -10060,8 +10227,8 @@
         <w:tc>
           <w:tcPr>
             <w:tcW w:type="dxa" w:w="1814"/>
-            <w:vAlign w:val="center"/>
             <w:shd w:val="clear" w:color="auto" w:fill="D9EAF7"/>
+            <w:vAlign w:val="center"/>
           </w:tcPr>
           <w:p>
             <w:r>
@@ -10095,8 +10262,8 @@
         <w:tc>
           <w:tcPr>
             <w:tcW w:type="dxa" w:w="1814"/>
-            <w:vAlign w:val="center"/>
             <w:shd w:val="clear" w:color="auto" w:fill="D9EAF7"/>
+            <w:vAlign w:val="center"/>
           </w:tcPr>
           <w:p>
             <w:r>
@@ -10130,8 +10297,8 @@
         <w:tc>
           <w:tcPr>
             <w:tcW w:type="dxa" w:w="1814"/>
-            <w:vAlign w:val="center"/>
             <w:shd w:val="clear" w:color="auto" w:fill="D9EAF7"/>
+            <w:vAlign w:val="center"/>
           </w:tcPr>
           <w:p>
             <w:r>
@@ -10186,8 +10353,8 @@
         <w:tc>
           <w:tcPr>
             <w:tcW w:type="dxa" w:w="1814"/>
-            <w:vAlign w:val="center"/>
             <w:shd w:val="clear" w:color="auto" w:fill="D9EAF7"/>
+            <w:vAlign w:val="center"/>
           </w:tcPr>
           <w:p>
             <w:r>
@@ -10221,8 +10388,8 @@
         <w:tc>
           <w:tcPr>
             <w:tcW w:type="dxa" w:w="1814"/>
-            <w:vAlign w:val="center"/>
             <w:shd w:val="clear" w:color="auto" w:fill="D9EAF7"/>
+            <w:vAlign w:val="center"/>
           </w:tcPr>
           <w:p>
             <w:r>
@@ -10256,8 +10423,8 @@
         <w:tc>
           <w:tcPr>
             <w:tcW w:type="dxa" w:w="1814"/>
-            <w:vAlign w:val="center"/>
             <w:shd w:val="clear" w:color="auto" w:fill="D9EAF7"/>
+            <w:vAlign w:val="center"/>
           </w:tcPr>
           <w:p>
             <w:r>
@@ -10291,8 +10458,8 @@
         <w:tc>
           <w:tcPr>
             <w:tcW w:type="dxa" w:w="1814"/>
-            <w:vAlign w:val="center"/>
             <w:shd w:val="clear" w:color="auto" w:fill="D9EAF7"/>
+            <w:vAlign w:val="center"/>
           </w:tcPr>
           <w:p>
             <w:r>
@@ -10326,8 +10493,8 @@
         <w:tc>
           <w:tcPr>
             <w:tcW w:type="dxa" w:w="1814"/>
-            <w:vAlign w:val="center"/>
             <w:shd w:val="clear" w:color="auto" w:fill="D9EAF7"/>
+            <w:vAlign w:val="center"/>
           </w:tcPr>
           <w:p>
             <w:r>
@@ -10361,8 +10528,8 @@
         <w:tc>
           <w:tcPr>
             <w:tcW w:type="dxa" w:w="1814"/>
-            <w:vAlign w:val="center"/>
             <w:shd w:val="clear" w:color="auto" w:fill="D9EAF7"/>
+            <w:vAlign w:val="center"/>
           </w:tcPr>
           <w:p>
             <w:r>
@@ -10396,8 +10563,8 @@
         <w:tc>
           <w:tcPr>
             <w:tcW w:type="dxa" w:w="1814"/>
-            <w:vAlign w:val="center"/>
             <w:shd w:val="clear" w:color="auto" w:fill="D9EAF7"/>
+            <w:vAlign w:val="center"/>
           </w:tcPr>
           <w:p>
             <w:r>
@@ -10447,8 +10614,8 @@
         <w:tc>
           <w:tcPr>
             <w:tcW w:type="dxa" w:w="1814"/>
-            <w:vAlign w:val="center"/>
             <w:shd w:val="clear" w:color="auto" w:fill="D9EAF7"/>
+            <w:vAlign w:val="center"/>
           </w:tcPr>
           <w:p>
             <w:r>
@@ -10482,8 +10649,8 @@
         <w:tc>
           <w:tcPr>
             <w:tcW w:type="dxa" w:w="1814"/>
-            <w:vAlign w:val="center"/>
             <w:shd w:val="clear" w:color="auto" w:fill="D9EAF7"/>
+            <w:vAlign w:val="center"/>
           </w:tcPr>
           <w:p>
             <w:r>
@@ -10538,8 +10705,8 @@
         <w:tc>
           <w:tcPr>
             <w:tcW w:type="dxa" w:w="1814"/>
-            <w:vAlign w:val="center"/>
             <w:shd w:val="clear" w:color="auto" w:fill="D9EAF7"/>
+            <w:vAlign w:val="center"/>
           </w:tcPr>
           <w:p>
             <w:r>
@@ -10573,8 +10740,8 @@
         <w:tc>
           <w:tcPr>
             <w:tcW w:type="dxa" w:w="1814"/>
-            <w:vAlign w:val="center"/>
             <w:shd w:val="clear" w:color="auto" w:fill="D9EAF7"/>
+            <w:vAlign w:val="center"/>
           </w:tcPr>
           <w:p>
             <w:r>
@@ -10608,8 +10775,8 @@
         <w:tc>
           <w:tcPr>
             <w:tcW w:type="dxa" w:w="1814"/>
-            <w:vAlign w:val="center"/>
             <w:shd w:val="clear" w:color="auto" w:fill="D9EAF7"/>
+            <w:vAlign w:val="center"/>
           </w:tcPr>
           <w:p>
             <w:r>
@@ -10643,8 +10810,8 @@
         <w:tc>
           <w:tcPr>
             <w:tcW w:type="dxa" w:w="1814"/>
-            <w:vAlign w:val="center"/>
             <w:shd w:val="clear" w:color="auto" w:fill="D9EAF7"/>
+            <w:vAlign w:val="center"/>
           </w:tcPr>
           <w:p>
             <w:r>
@@ -10678,8 +10845,8 @@
         <w:tc>
           <w:tcPr>
             <w:tcW w:type="dxa" w:w="1814"/>
-            <w:vAlign w:val="center"/>
             <w:shd w:val="clear" w:color="auto" w:fill="D9EAF7"/>
+            <w:vAlign w:val="center"/>
           </w:tcPr>
           <w:p>
             <w:r>
@@ -10687,7 +10854,7 @@
                 <w:b/>
                 <w:sz w:val="18"/>
               </w:rPr>
-              <w:t>사전조건</w:t>
+              <w:t>관련 화면</w:t>
             </w:r>
           </w:p>
         </w:tc>
@@ -10701,7 +10868,7 @@
               <w:rPr>
                 <w:sz w:val="18"/>
               </w:rPr>
-              <w:t>생성되거나 편집된 여행기 문장과, 근거가 된 방문지·장소 데이터가 있다</w:t>
+              <w:t>D2 여행기, D3 편집 · 사실 대조</w:t>
             </w:r>
           </w:p>
         </w:tc>
@@ -10713,8 +10880,8 @@
         <w:tc>
           <w:tcPr>
             <w:tcW w:type="dxa" w:w="1814"/>
-            <w:vAlign w:val="center"/>
             <w:shd w:val="clear" w:color="auto" w:fill="D9EAF7"/>
+            <w:vAlign w:val="center"/>
           </w:tcPr>
           <w:p>
             <w:r>
@@ -10722,7 +10889,7 @@
                 <w:b/>
                 <w:sz w:val="18"/>
               </w:rPr>
-              <w:t>기본 흐름</w:t>
+              <w:t>사전조건</w:t>
             </w:r>
           </w:p>
         </w:tc>
@@ -10736,31 +10903,7 @@
               <w:rPr>
                 <w:sz w:val="18"/>
               </w:rPr>
-              <w:t>1. 시스템이 문장마다 표시된 근거 장소 ID가 확정된 방문지의 장소인지 확인한다.</w:t>
-            </w:r>
-          </w:p>
-          <w:p>
-            <w:r>
-              <w:rPr>
-                <w:sz w:val="18"/>
-              </w:rPr>
-              <w:t>2. 시스템이 사실 문장에 출처명과 갱신일을 각주로 붙인다.</w:t>
-            </w:r>
-          </w:p>
-          <w:p>
-            <w:r>
-              <w:rPr>
-                <w:sz w:val="18"/>
-              </w:rPr>
-              <w:t>3. 시스템이 문장 속 사실(운영시간, 위치 등)을 공식 데이터와 대조한다.</w:t>
-            </w:r>
-          </w:p>
-          <w:p>
-            <w:r>
-              <w:rPr>
-                <w:sz w:val="18"/>
-              </w:rPr>
-              <w:t>4. 시스템이 근거가 없거나 데이터와 다른 문장을 표시해, 이 유스케이스를 포함한 유스케이스(UC-06, UC-07)에 돌려준다.</w:t>
+              <w:t>생성되거나 편집된 여행기 문장과, 근거가 된 방문지·장소 데이터가 있다</w:t>
             </w:r>
           </w:p>
         </w:tc>
@@ -10772,8 +10915,8 @@
         <w:tc>
           <w:tcPr>
             <w:tcW w:type="dxa" w:w="1814"/>
-            <w:vAlign w:val="center"/>
             <w:shd w:val="clear" w:color="auto" w:fill="D9EAF7"/>
+            <w:vAlign w:val="center"/>
           </w:tcPr>
           <w:p>
             <w:r>
@@ -10781,7 +10924,7 @@
                 <w:b/>
                 <w:sz w:val="18"/>
               </w:rPr>
-              <w:t>특기 사항</w:t>
+              <w:t>기본 흐름</w:t>
             </w:r>
           </w:p>
         </w:tc>
@@ -10795,15 +10938,31 @@
               <w:rPr>
                 <w:sz w:val="18"/>
               </w:rPr>
-              <w:t>AI를 쓰지 않고 코드로 처리한다 (8장).</w:t>
-            </w:r>
-          </w:p>
-          <w:p>
-            <w:r>
-              <w:rPr>
-                <w:sz w:val="18"/>
-              </w:rPr>
-              <w:t>---</w:t>
+              <w:t>1. 시스템이 문장마다 표시된 근거 장소 ID가 확정된 방문지의 장소인지 확인한다.</w:t>
+            </w:r>
+          </w:p>
+          <w:p>
+            <w:r>
+              <w:rPr>
+                <w:sz w:val="18"/>
+              </w:rPr>
+              <w:t>2. 시스템이 사실 문장에 출처명과 갱신일을 각주로 붙인다.</w:t>
+            </w:r>
+          </w:p>
+          <w:p>
+            <w:r>
+              <w:rPr>
+                <w:sz w:val="18"/>
+              </w:rPr>
+              <w:t>3. 시스템이 문장 속 사실(운영시간, 위치 등)을 공식 데이터와 대조한다.</w:t>
+            </w:r>
+          </w:p>
+          <w:p>
+            <w:r>
+              <w:rPr>
+                <w:sz w:val="18"/>
+              </w:rPr>
+              <w:t>4. 시스템이 근거가 없거나 데이터와 다른 문장을 표시해, 이 유스케이스를 포함한 유스케이스(UC-06, UC-07)에 돌려준다.</w:t>
             </w:r>
           </w:p>
         </w:tc>
@@ -10815,8 +10974,8 @@
         <w:tc>
           <w:tcPr>
             <w:tcW w:type="dxa" w:w="1814"/>
-            <w:vAlign w:val="center"/>
             <w:shd w:val="clear" w:color="auto" w:fill="D9EAF7"/>
+            <w:vAlign w:val="center"/>
           </w:tcPr>
           <w:p>
             <w:r>
@@ -10824,7 +10983,7 @@
                 <w:b/>
                 <w:sz w:val="18"/>
               </w:rPr>
-              <w:t>사후조건</w:t>
+              <w:t>특기 사항</w:t>
             </w:r>
           </w:p>
         </w:tc>
@@ -10838,7 +10997,7 @@
               <w:rPr>
                 <w:sz w:val="18"/>
               </w:rPr>
-              <w:t>모든 사실 문장에 출처 각주가 붙거나 경고가 표시된다</w:t>
+              <w:t>AI를 쓰지 않고 코드로 처리한다 (8장).</w:t>
             </w:r>
           </w:p>
         </w:tc>
@@ -10850,8 +11009,43 @@
         <w:tc>
           <w:tcPr>
             <w:tcW w:type="dxa" w:w="1814"/>
-            <w:vAlign w:val="center"/>
             <w:shd w:val="clear" w:color="auto" w:fill="D9EAF7"/>
+            <w:vAlign w:val="center"/>
+          </w:tcPr>
+          <w:p>
+            <w:r>
+              <w:rPr>
+                <w:b/>
+                <w:sz w:val="18"/>
+              </w:rPr>
+              <w:t>사후조건</w:t>
+            </w:r>
+          </w:p>
+        </w:tc>
+        <w:tc>
+          <w:tcPr>
+            <w:tcW w:type="dxa" w:w="8107"/>
+            <w:vAlign w:val="center"/>
+          </w:tcPr>
+          <w:p>
+            <w:r>
+              <w:rPr>
+                <w:sz w:val="18"/>
+              </w:rPr>
+              <w:t>모든 사실 문장에 출처 각주가 붙거나 경고가 표시된다</w:t>
+            </w:r>
+          </w:p>
+        </w:tc>
+      </w:tr>
+      <w:tr>
+        <w:trPr>
+          <w:cantSplit w:val="true"/>
+        </w:trPr>
+        <w:tc>
+          <w:tcPr>
+            <w:tcW w:type="dxa" w:w="1814"/>
+            <w:shd w:val="clear" w:color="auto" w:fill="D9EAF7"/>
+            <w:vAlign w:val="center"/>
           </w:tcPr>
           <w:p>
             <w:r>
@@ -10938,6 +11132,9 @@
             <w:vAlign w:val="center"/>
           </w:tcPr>
           <w:p>
+            <w:pPr>
+              <w:keepNext/>
+            </w:pPr>
             <w:r>
               <w:rPr>
                 <w:b/>
@@ -10955,6 +11152,9 @@
             <w:vAlign w:val="center"/>
           </w:tcPr>
           <w:p>
+            <w:pPr>
+              <w:keepNext/>
+            </w:pPr>
             <w:r>
               <w:rPr>
                 <w:b/>
@@ -10972,6 +11172,9 @@
             <w:vAlign w:val="center"/>
           </w:tcPr>
           <w:p>
+            <w:pPr>
+              <w:keepNext/>
+            </w:pPr>
             <w:r>
               <w:rPr>
                 <w:b/>
@@ -10989,6 +11192,9 @@
             <w:vAlign w:val="center"/>
           </w:tcPr>
           <w:p>
+            <w:pPr>
+              <w:keepNext/>
+            </w:pPr>
             <w:r>
               <w:rPr>
                 <w:b/>
@@ -12147,6 +12353,9 @@
             <w:vAlign w:val="center"/>
           </w:tcPr>
           <w:p>
+            <w:pPr>
+              <w:keepNext/>
+            </w:pPr>
             <w:r>
               <w:rPr>
                 <w:b/>
@@ -12164,6 +12373,9 @@
             <w:vAlign w:val="center"/>
           </w:tcPr>
           <w:p>
+            <w:pPr>
+              <w:keepNext/>
+            </w:pPr>
             <w:r>
               <w:rPr>
                 <w:b/>
@@ -12181,6 +12393,9 @@
             <w:vAlign w:val="center"/>
           </w:tcPr>
           <w:p>
+            <w:pPr>
+              <w:keepNext/>
+            </w:pPr>
             <w:r>
               <w:rPr>
                 <w:b/>
@@ -12198,6 +12413,9 @@
             <w:vAlign w:val="center"/>
           </w:tcPr>
           <w:p>
+            <w:pPr>
+              <w:keepNext/>
+            </w:pPr>
             <w:r>
               <w:rPr>
                 <w:b/>
@@ -12856,6 +13074,9 @@
             <w:vAlign w:val="center"/>
           </w:tcPr>
           <w:p>
+            <w:pPr>
+              <w:keepNext/>
+            </w:pPr>
             <w:r>
               <w:rPr>
                 <w:b/>
@@ -12873,6 +13094,9 @@
             <w:vAlign w:val="center"/>
           </w:tcPr>
           <w:p>
+            <w:pPr>
+              <w:keepNext/>
+            </w:pPr>
             <w:r>
               <w:rPr>
                 <w:b/>
@@ -12890,6 +13114,9 @@
             <w:vAlign w:val="center"/>
           </w:tcPr>
           <w:p>
+            <w:pPr>
+              <w:keepNext/>
+            </w:pPr>
             <w:r>
               <w:rPr>
                 <w:b/>
@@ -12907,6 +13134,9 @@
             <w:vAlign w:val="center"/>
           </w:tcPr>
           <w:p>
+            <w:pPr>
+              <w:keepNext/>
+            </w:pPr>
             <w:r>
               <w:rPr>
                 <w:b/>
@@ -12924,6 +13154,9 @@
             <w:vAlign w:val="center"/>
           </w:tcPr>
           <w:p>
+            <w:pPr>
+              <w:keepNext/>
+            </w:pPr>
             <w:r>
               <w:rPr>
                 <w:b/>
@@ -13343,6 +13576,9 @@
             <w:vAlign w:val="center"/>
           </w:tcPr>
           <w:p>
+            <w:pPr>
+              <w:keepNext/>
+            </w:pPr>
             <w:r>
               <w:rPr>
                 <w:b/>
@@ -13360,6 +13596,9 @@
             <w:vAlign w:val="center"/>
           </w:tcPr>
           <w:p>
+            <w:pPr>
+              <w:keepNext/>
+            </w:pPr>
             <w:r>
               <w:rPr>
                 <w:b/>
@@ -13377,6 +13616,9 @@
             <w:vAlign w:val="center"/>
           </w:tcPr>
           <w:p>
+            <w:pPr>
+              <w:keepNext/>
+            </w:pPr>
             <w:r>
               <w:rPr>
                 <w:b/>
@@ -13394,6 +13636,9 @@
             <w:vAlign w:val="center"/>
           </w:tcPr>
           <w:p>
+            <w:pPr>
+              <w:keepNext/>
+            </w:pPr>
             <w:r>
               <w:rPr>
                 <w:b/>
@@ -13411,6 +13656,9 @@
             <w:vAlign w:val="center"/>
           </w:tcPr>
           <w:p>
+            <w:pPr>
+              <w:keepNext/>
+            </w:pPr>
             <w:r>
               <w:rPr>
                 <w:b/>
@@ -14100,6 +14348,9 @@
             <w:vAlign w:val="center"/>
           </w:tcPr>
           <w:p>
+            <w:pPr>
+              <w:keepNext/>
+            </w:pPr>
             <w:r>
               <w:rPr>
                 <w:b/>
@@ -14117,6 +14368,9 @@
             <w:vAlign w:val="center"/>
           </w:tcPr>
           <w:p>
+            <w:pPr>
+              <w:keepNext/>
+            </w:pPr>
             <w:r>
               <w:rPr>
                 <w:b/>
@@ -14134,6 +14388,9 @@
             <w:vAlign w:val="center"/>
           </w:tcPr>
           <w:p>
+            <w:pPr>
+              <w:keepNext/>
+            </w:pPr>
             <w:r>
               <w:rPr>
                 <w:b/>
@@ -14151,6 +14408,9 @@
             <w:vAlign w:val="center"/>
           </w:tcPr>
           <w:p>
+            <w:pPr>
+              <w:keepNext/>
+            </w:pPr>
             <w:r>
               <w:rPr>
                 <w:b/>
@@ -14168,6 +14428,9 @@
             <w:vAlign w:val="center"/>
           </w:tcPr>
           <w:p>
+            <w:pPr>
+              <w:keepNext/>
+            </w:pPr>
             <w:r>
               <w:rPr>
                 <w:b/>
@@ -14259,6 +14522,9 @@
           </w:tcPr>
           <w:p>
             <w:r>
+              <w:rPr>
+                <w:sz w:val="18"/>
+              </w:rPr>
               <w:t>FR-04</w:t>
             </w:r>
           </w:p>
@@ -14337,6 +14603,9 @@
           </w:tcPr>
           <w:p>
             <w:r>
+              <w:rPr>
+                <w:sz w:val="18"/>
+              </w:rPr>
               <w:t>FR-04</w:t>
             </w:r>
           </w:p>
@@ -14415,6 +14684,9 @@
           </w:tcPr>
           <w:p>
             <w:r>
+              <w:rPr>
+                <w:sz w:val="18"/>
+              </w:rPr>
               <w:t>FR-04, FR-05</w:t>
             </w:r>
           </w:p>
@@ -14493,6 +14765,9 @@
           </w:tcPr>
           <w:p>
             <w:r>
+              <w:rPr>
+                <w:sz w:val="18"/>
+              </w:rPr>
               <w:t>FR-04, NFR-04</w:t>
             </w:r>
           </w:p>
@@ -14571,6 +14846,9 @@
           </w:tcPr>
           <w:p>
             <w:r>
+              <w:rPr>
+                <w:sz w:val="18"/>
+              </w:rPr>
               <w:t>FR-09</w:t>
             </w:r>
           </w:p>
@@ -14649,6 +14927,9 @@
           </w:tcPr>
           <w:p>
             <w:r>
+              <w:rPr>
+                <w:sz w:val="18"/>
+              </w:rPr>
               <w:t>FR-09, FR-10</w:t>
             </w:r>
           </w:p>
@@ -14727,6 +15008,9 @@
           </w:tcPr>
           <w:p>
             <w:r>
+              <w:rPr>
+                <w:sz w:val="18"/>
+              </w:rPr>
               <w:t>FR-04</w:t>
             </w:r>
           </w:p>
@@ -14805,6 +15089,9 @@
           </w:tcPr>
           <w:p>
             <w:r>
+              <w:rPr>
+                <w:sz w:val="18"/>
+              </w:rPr>
               <w:t>전체</w:t>
             </w:r>
           </w:p>
@@ -14852,6 +15139,9 @@
             <w:vAlign w:val="center"/>
           </w:tcPr>
           <w:p>
+            <w:pPr>
+              <w:keepNext/>
+            </w:pPr>
             <w:r>
               <w:rPr>
                 <w:b/>
@@ -14869,6 +15159,9 @@
             <w:vAlign w:val="center"/>
           </w:tcPr>
           <w:p>
+            <w:pPr>
+              <w:keepNext/>
+            </w:pPr>
             <w:r>
               <w:rPr>
                 <w:b/>
@@ -14886,6 +15179,9 @@
             <w:vAlign w:val="center"/>
           </w:tcPr>
           <w:p>
+            <w:pPr>
+              <w:keepNext/>
+            </w:pPr>
             <w:r>
               <w:rPr>
                 <w:b/>
@@ -14903,6 +15199,9 @@
             <w:vAlign w:val="center"/>
           </w:tcPr>
           <w:p>
+            <w:pPr>
+              <w:keepNext/>
+            </w:pPr>
             <w:r>
               <w:rPr>
                 <w:b/>
@@ -15271,6 +15570,9 @@
             <w:vAlign w:val="center"/>
           </w:tcPr>
           <w:p>
+            <w:pPr>
+              <w:keepNext/>
+            </w:pPr>
             <w:r>
               <w:rPr>
                 <w:b/>
@@ -15288,6 +15590,9 @@
             <w:vAlign w:val="center"/>
           </w:tcPr>
           <w:p>
+            <w:pPr>
+              <w:keepNext/>
+            </w:pPr>
             <w:r>
               <w:rPr>
                 <w:b/>
@@ -15305,6 +15610,9 @@
             <w:vAlign w:val="center"/>
           </w:tcPr>
           <w:p>
+            <w:pPr>
+              <w:keepNext/>
+            </w:pPr>
             <w:r>
               <w:rPr>
                 <w:b/>
@@ -15322,6 +15630,9 @@
             <w:vAlign w:val="center"/>
           </w:tcPr>
           <w:p>
+            <w:pPr>
+              <w:keepNext/>
+            </w:pPr>
             <w:r>
               <w:rPr>
                 <w:b/>
@@ -16459,11 +16770,14 @@
         </w:trPr>
         <w:tc>
           <w:tcPr>
-            <w:tcW w:type="dxa" w:w="772"/>
-            <w:vAlign w:val="center"/>
+            <w:tcW w:type="dxa" w:w="804"/>
             <w:shd w:val="clear" w:color="auto" w:fill="1F4E79"/>
-          </w:tcPr>
-          <w:p>
+            <w:vAlign w:val="center"/>
+          </w:tcPr>
+          <w:p>
+            <w:pPr>
+              <w:keepNext/>
+            </w:pPr>
             <w:r>
               <w:rPr>
                 <w:b/>
@@ -16476,11 +16790,14 @@
         </w:tc>
         <w:tc>
           <w:tcPr>
-            <w:tcW w:type="dxa" w:w="1791"/>
-            <w:vAlign w:val="center"/>
+            <w:tcW w:type="dxa" w:w="1694"/>
             <w:shd w:val="clear" w:color="auto" w:fill="1F4E79"/>
-          </w:tcPr>
-          <w:p>
+            <w:vAlign w:val="center"/>
+          </w:tcPr>
+          <w:p>
+            <w:pPr>
+              <w:keepNext/>
+            </w:pPr>
             <w:r>
               <w:rPr>
                 <w:b/>
@@ -16493,11 +16810,14 @@
         </w:tc>
         <w:tc>
           <w:tcPr>
-            <w:tcW w:type="dxa" w:w="772"/>
-            <w:vAlign w:val="center"/>
+            <w:tcW w:type="dxa" w:w="676"/>
             <w:shd w:val="clear" w:color="auto" w:fill="1F4E79"/>
-          </w:tcPr>
-          <w:p>
+            <w:vAlign w:val="center"/>
+          </w:tcPr>
+          <w:p>
+            <w:pPr>
+              <w:keepNext/>
+            </w:pPr>
             <w:r>
               <w:rPr>
                 <w:b/>
@@ -16510,11 +16830,14 @@
         </w:tc>
         <w:tc>
           <w:tcPr>
-            <w:tcW w:type="dxa" w:w="1293"/>
-            <w:vAlign w:val="center"/>
+            <w:tcW w:type="dxa" w:w="1551"/>
             <w:shd w:val="clear" w:color="auto" w:fill="1F4E79"/>
-          </w:tcPr>
-          <w:p>
+            <w:vAlign w:val="center"/>
+          </w:tcPr>
+          <w:p>
+            <w:pPr>
+              <w:keepNext/>
+            </w:pPr>
             <w:r>
               <w:rPr>
                 <w:b/>
@@ -16527,11 +16850,14 @@
         </w:tc>
         <w:tc>
           <w:tcPr>
-            <w:tcW w:type="dxa" w:w="847"/>
-            <w:vAlign w:val="center"/>
+            <w:tcW w:type="dxa" w:w="1347"/>
             <w:shd w:val="clear" w:color="auto" w:fill="1F4E79"/>
-          </w:tcPr>
-          <w:p>
+            <w:vAlign w:val="center"/>
+          </w:tcPr>
+          <w:p>
+            <w:pPr>
+              <w:keepNext/>
+            </w:pPr>
             <w:r>
               <w:rPr>
                 <w:b/>
@@ -16544,11 +16870,14 @@
         </w:tc>
         <w:tc>
           <w:tcPr>
-            <w:tcW w:type="dxa" w:w="2904"/>
-            <w:vAlign w:val="center"/>
+            <w:tcW w:type="dxa" w:w="1786"/>
             <w:shd w:val="clear" w:color="auto" w:fill="1F4E79"/>
-          </w:tcPr>
-          <w:p>
+            <w:vAlign w:val="center"/>
+          </w:tcPr>
+          <w:p>
+            <w:pPr>
+              <w:keepNext/>
+            </w:pPr>
             <w:r>
               <w:rPr>
                 <w:b/>
@@ -16561,11 +16890,14 @@
         </w:tc>
         <w:tc>
           <w:tcPr>
-            <w:tcW w:type="dxa" w:w="772"/>
-            <w:vAlign w:val="center"/>
+            <w:tcW w:type="dxa" w:w="910"/>
             <w:shd w:val="clear" w:color="auto" w:fill="1F4E79"/>
-          </w:tcPr>
-          <w:p>
+            <w:vAlign w:val="center"/>
+          </w:tcPr>
+          <w:p>
+            <w:pPr>
+              <w:keepNext/>
+            </w:pPr>
             <w:r>
               <w:rPr>
                 <w:b/>
@@ -16578,11 +16910,14 @@
         </w:tc>
         <w:tc>
           <w:tcPr>
-            <w:tcW w:type="dxa" w:w="772"/>
-            <w:vAlign w:val="center"/>
+            <w:tcW w:type="dxa" w:w="1153"/>
             <w:shd w:val="clear" w:color="auto" w:fill="1F4E79"/>
-          </w:tcPr>
-          <w:p>
+            <w:vAlign w:val="center"/>
+          </w:tcPr>
+          <w:p>
+            <w:pPr>
+              <w:keepNext/>
+            </w:pPr>
             <w:r>
               <w:rPr>
                 <w:b/>
@@ -16600,7 +16935,7 @@
         </w:trPr>
         <w:tc>
           <w:tcPr>
-            <w:tcW w:type="dxa" w:w="772"/>
+            <w:tcW w:type="dxa" w:w="804"/>
             <w:vAlign w:val="center"/>
           </w:tcPr>
           <w:p>
@@ -16614,7 +16949,7 @@
         </w:tc>
         <w:tc>
           <w:tcPr>
-            <w:tcW w:type="dxa" w:w="1791"/>
+            <w:tcW w:type="dxa" w:w="1694"/>
             <w:vAlign w:val="center"/>
           </w:tcPr>
           <w:p>
@@ -16628,7 +16963,7 @@
         </w:tc>
         <w:tc>
           <w:tcPr>
-            <w:tcW w:type="dxa" w:w="772"/>
+            <w:tcW w:type="dxa" w:w="676"/>
             <w:vAlign w:val="center"/>
           </w:tcPr>
           <w:p>
@@ -16642,7 +16977,7 @@
         </w:tc>
         <w:tc>
           <w:tcPr>
-            <w:tcW w:type="dxa" w:w="1293"/>
+            <w:tcW w:type="dxa" w:w="1551"/>
             <w:vAlign w:val="center"/>
           </w:tcPr>
           <w:p>
@@ -16656,7 +16991,7 @@
         </w:tc>
         <w:tc>
           <w:tcPr>
-            <w:tcW w:type="dxa" w:w="847"/>
+            <w:tcW w:type="dxa" w:w="1347"/>
             <w:vAlign w:val="center"/>
           </w:tcPr>
           <w:p>
@@ -16670,7 +17005,7 @@
         </w:tc>
         <w:tc>
           <w:tcPr>
-            <w:tcW w:type="dxa" w:w="2904"/>
+            <w:tcW w:type="dxa" w:w="1786"/>
             <w:vAlign w:val="center"/>
           </w:tcPr>
           <w:p>
@@ -16684,7 +17019,7 @@
         </w:tc>
         <w:tc>
           <w:tcPr>
-            <w:tcW w:type="dxa" w:w="772"/>
+            <w:tcW w:type="dxa" w:w="910"/>
             <w:vAlign w:val="center"/>
           </w:tcPr>
           <w:p>
@@ -16698,7 +17033,7 @@
         </w:tc>
         <w:tc>
           <w:tcPr>
-            <w:tcW w:type="dxa" w:w="772"/>
+            <w:tcW w:type="dxa" w:w="1153"/>
             <w:vAlign w:val="center"/>
           </w:tcPr>
           <w:p>
@@ -16717,7 +17052,7 @@
         </w:trPr>
         <w:tc>
           <w:tcPr>
-            <w:tcW w:type="dxa" w:w="772"/>
+            <w:tcW w:type="dxa" w:w="804"/>
             <w:vAlign w:val="center"/>
           </w:tcPr>
           <w:p>
@@ -16731,7 +17066,7 @@
         </w:tc>
         <w:tc>
           <w:tcPr>
-            <w:tcW w:type="dxa" w:w="1791"/>
+            <w:tcW w:type="dxa" w:w="1694"/>
             <w:vAlign w:val="center"/>
           </w:tcPr>
           <w:p>
@@ -16745,7 +17080,7 @@
         </w:tc>
         <w:tc>
           <w:tcPr>
-            <w:tcW w:type="dxa" w:w="772"/>
+            <w:tcW w:type="dxa" w:w="676"/>
             <w:vAlign w:val="center"/>
           </w:tcPr>
           <w:p>
@@ -16759,7 +17094,7 @@
         </w:tc>
         <w:tc>
           <w:tcPr>
-            <w:tcW w:type="dxa" w:w="1293"/>
+            <w:tcW w:type="dxa" w:w="1551"/>
             <w:vAlign w:val="center"/>
           </w:tcPr>
           <w:p>
@@ -16773,7 +17108,7 @@
         </w:tc>
         <w:tc>
           <w:tcPr>
-            <w:tcW w:type="dxa" w:w="847"/>
+            <w:tcW w:type="dxa" w:w="1347"/>
             <w:vAlign w:val="center"/>
           </w:tcPr>
           <w:p>
@@ -16787,7 +17122,7 @@
         </w:tc>
         <w:tc>
           <w:tcPr>
-            <w:tcW w:type="dxa" w:w="2904"/>
+            <w:tcW w:type="dxa" w:w="1786"/>
             <w:vAlign w:val="center"/>
           </w:tcPr>
           <w:p>
@@ -16801,7 +17136,7 @@
         </w:tc>
         <w:tc>
           <w:tcPr>
-            <w:tcW w:type="dxa" w:w="772"/>
+            <w:tcW w:type="dxa" w:w="910"/>
             <w:vAlign w:val="center"/>
           </w:tcPr>
           <w:p>
@@ -16815,7 +17150,7 @@
         </w:tc>
         <w:tc>
           <w:tcPr>
-            <w:tcW w:type="dxa" w:w="772"/>
+            <w:tcW w:type="dxa" w:w="1153"/>
             <w:vAlign w:val="center"/>
           </w:tcPr>
           <w:p>
@@ -16834,7 +17169,7 @@
         </w:trPr>
         <w:tc>
           <w:tcPr>
-            <w:tcW w:type="dxa" w:w="772"/>
+            <w:tcW w:type="dxa" w:w="804"/>
             <w:vAlign w:val="center"/>
           </w:tcPr>
           <w:p>
@@ -16848,7 +17183,7 @@
         </w:tc>
         <w:tc>
           <w:tcPr>
-            <w:tcW w:type="dxa" w:w="1791"/>
+            <w:tcW w:type="dxa" w:w="1694"/>
             <w:vAlign w:val="center"/>
           </w:tcPr>
           <w:p>
@@ -16862,7 +17197,7 @@
         </w:tc>
         <w:tc>
           <w:tcPr>
-            <w:tcW w:type="dxa" w:w="772"/>
+            <w:tcW w:type="dxa" w:w="676"/>
             <w:vAlign w:val="center"/>
           </w:tcPr>
           <w:p>
@@ -16876,7 +17211,7 @@
         </w:tc>
         <w:tc>
           <w:tcPr>
-            <w:tcW w:type="dxa" w:w="1293"/>
+            <w:tcW w:type="dxa" w:w="1551"/>
             <w:vAlign w:val="center"/>
           </w:tcPr>
           <w:p>
@@ -16890,7 +17225,7 @@
         </w:tc>
         <w:tc>
           <w:tcPr>
-            <w:tcW w:type="dxa" w:w="847"/>
+            <w:tcW w:type="dxa" w:w="1347"/>
             <w:vAlign w:val="center"/>
           </w:tcPr>
           <w:p>
@@ -16904,21 +17239,21 @@
         </w:tc>
         <w:tc>
           <w:tcPr>
-            <w:tcW w:type="dxa" w:w="2904"/>
-            <w:vAlign w:val="center"/>
-          </w:tcPr>
-          <w:p>
-            <w:r>
-              <w:rPr>
-                <w:sz w:val="18"/>
-              </w:rPr>
-              <w:t>CP-16, CP-18</w:t>
-            </w:r>
-          </w:p>
-        </w:tc>
-        <w:tc>
-          <w:tcPr>
-            <w:tcW w:type="dxa" w:w="772"/>
+            <w:tcW w:type="dxa" w:w="1786"/>
+            <w:vAlign w:val="center"/>
+          </w:tcPr>
+          <w:p>
+            <w:r>
+              <w:rPr>
+                <w:sz w:val="18"/>
+              </w:rPr>
+              <w:t>CP-07, CP-16, CP-18</w:t>
+            </w:r>
+          </w:p>
+        </w:tc>
+        <w:tc>
+          <w:tcPr>
+            <w:tcW w:type="dxa" w:w="910"/>
             <w:vAlign w:val="center"/>
           </w:tcPr>
           <w:p>
@@ -16932,7 +17267,7 @@
         </w:tc>
         <w:tc>
           <w:tcPr>
-            <w:tcW w:type="dxa" w:w="772"/>
+            <w:tcW w:type="dxa" w:w="1153"/>
             <w:vAlign w:val="center"/>
           </w:tcPr>
           <w:p>
@@ -16951,7 +17286,7 @@
         </w:trPr>
         <w:tc>
           <w:tcPr>
-            <w:tcW w:type="dxa" w:w="772"/>
+            <w:tcW w:type="dxa" w:w="804"/>
             <w:vAlign w:val="center"/>
           </w:tcPr>
           <w:p>
@@ -16965,7 +17300,7 @@
         </w:tc>
         <w:tc>
           <w:tcPr>
-            <w:tcW w:type="dxa" w:w="1791"/>
+            <w:tcW w:type="dxa" w:w="1694"/>
             <w:vAlign w:val="center"/>
           </w:tcPr>
           <w:p>
@@ -16979,7 +17314,7 @@
         </w:tc>
         <w:tc>
           <w:tcPr>
-            <w:tcW w:type="dxa" w:w="772"/>
+            <w:tcW w:type="dxa" w:w="676"/>
             <w:vAlign w:val="center"/>
           </w:tcPr>
           <w:p>
@@ -16993,7 +17328,7 @@
         </w:tc>
         <w:tc>
           <w:tcPr>
-            <w:tcW w:type="dxa" w:w="1293"/>
+            <w:tcW w:type="dxa" w:w="1551"/>
             <w:vAlign w:val="center"/>
           </w:tcPr>
           <w:p>
@@ -17007,7 +17342,7 @@
         </w:tc>
         <w:tc>
           <w:tcPr>
-            <w:tcW w:type="dxa" w:w="847"/>
+            <w:tcW w:type="dxa" w:w="1347"/>
             <w:vAlign w:val="center"/>
           </w:tcPr>
           <w:p>
@@ -17021,7 +17356,7 @@
         </w:tc>
         <w:tc>
           <w:tcPr>
-            <w:tcW w:type="dxa" w:w="2904"/>
+            <w:tcW w:type="dxa" w:w="1786"/>
             <w:vAlign w:val="center"/>
           </w:tcPr>
           <w:p>
@@ -17035,7 +17370,7 @@
         </w:tc>
         <w:tc>
           <w:tcPr>
-            <w:tcW w:type="dxa" w:w="772"/>
+            <w:tcW w:type="dxa" w:w="910"/>
             <w:vAlign w:val="center"/>
           </w:tcPr>
           <w:p>
@@ -17049,7 +17384,7 @@
         </w:tc>
         <w:tc>
           <w:tcPr>
-            <w:tcW w:type="dxa" w:w="772"/>
+            <w:tcW w:type="dxa" w:w="1153"/>
             <w:vAlign w:val="center"/>
           </w:tcPr>
           <w:p>
@@ -17068,7 +17403,7 @@
         </w:trPr>
         <w:tc>
           <w:tcPr>
-            <w:tcW w:type="dxa" w:w="772"/>
+            <w:tcW w:type="dxa" w:w="804"/>
             <w:vAlign w:val="center"/>
           </w:tcPr>
           <w:p>
@@ -17082,7 +17417,7 @@
         </w:tc>
         <w:tc>
           <w:tcPr>
-            <w:tcW w:type="dxa" w:w="1791"/>
+            <w:tcW w:type="dxa" w:w="1694"/>
             <w:vAlign w:val="center"/>
           </w:tcPr>
           <w:p>
@@ -17096,7 +17431,7 @@
         </w:tc>
         <w:tc>
           <w:tcPr>
-            <w:tcW w:type="dxa" w:w="772"/>
+            <w:tcW w:type="dxa" w:w="676"/>
             <w:vAlign w:val="center"/>
           </w:tcPr>
           <w:p>
@@ -17110,7 +17445,7 @@
         </w:tc>
         <w:tc>
           <w:tcPr>
-            <w:tcW w:type="dxa" w:w="1293"/>
+            <w:tcW w:type="dxa" w:w="1551"/>
             <w:vAlign w:val="center"/>
           </w:tcPr>
           <w:p>
@@ -17124,7 +17459,7 @@
         </w:tc>
         <w:tc>
           <w:tcPr>
-            <w:tcW w:type="dxa" w:w="847"/>
+            <w:tcW w:type="dxa" w:w="1347"/>
             <w:vAlign w:val="center"/>
           </w:tcPr>
           <w:p>
@@ -17138,7 +17473,7 @@
         </w:tc>
         <w:tc>
           <w:tcPr>
-            <w:tcW w:type="dxa" w:w="2904"/>
+            <w:tcW w:type="dxa" w:w="1786"/>
             <w:vAlign w:val="center"/>
           </w:tcPr>
           <w:p>
@@ -17152,7 +17487,7 @@
         </w:tc>
         <w:tc>
           <w:tcPr>
-            <w:tcW w:type="dxa" w:w="772"/>
+            <w:tcW w:type="dxa" w:w="910"/>
             <w:vAlign w:val="center"/>
           </w:tcPr>
           <w:p>
@@ -17166,7 +17501,7 @@
         </w:tc>
         <w:tc>
           <w:tcPr>
-            <w:tcW w:type="dxa" w:w="772"/>
+            <w:tcW w:type="dxa" w:w="1153"/>
             <w:vAlign w:val="center"/>
           </w:tcPr>
           <w:p>
@@ -17185,7 +17520,7 @@
         </w:trPr>
         <w:tc>
           <w:tcPr>
-            <w:tcW w:type="dxa" w:w="772"/>
+            <w:tcW w:type="dxa" w:w="804"/>
             <w:vAlign w:val="center"/>
           </w:tcPr>
           <w:p>
@@ -17199,7 +17534,7 @@
         </w:tc>
         <w:tc>
           <w:tcPr>
-            <w:tcW w:type="dxa" w:w="1791"/>
+            <w:tcW w:type="dxa" w:w="1694"/>
             <w:vAlign w:val="center"/>
           </w:tcPr>
           <w:p>
@@ -17213,7 +17548,7 @@
         </w:tc>
         <w:tc>
           <w:tcPr>
-            <w:tcW w:type="dxa" w:w="772"/>
+            <w:tcW w:type="dxa" w:w="676"/>
             <w:vAlign w:val="center"/>
           </w:tcPr>
           <w:p>
@@ -17227,7 +17562,7 @@
         </w:tc>
         <w:tc>
           <w:tcPr>
-            <w:tcW w:type="dxa" w:w="1293"/>
+            <w:tcW w:type="dxa" w:w="1551"/>
             <w:vAlign w:val="center"/>
           </w:tcPr>
           <w:p>
@@ -17241,7 +17576,7 @@
         </w:tc>
         <w:tc>
           <w:tcPr>
-            <w:tcW w:type="dxa" w:w="847"/>
+            <w:tcW w:type="dxa" w:w="1347"/>
             <w:vAlign w:val="center"/>
           </w:tcPr>
           <w:p>
@@ -17255,7 +17590,7 @@
         </w:tc>
         <w:tc>
           <w:tcPr>
-            <w:tcW w:type="dxa" w:w="2904"/>
+            <w:tcW w:type="dxa" w:w="1786"/>
             <w:vAlign w:val="center"/>
           </w:tcPr>
           <w:p>
@@ -17269,7 +17604,7 @@
         </w:tc>
         <w:tc>
           <w:tcPr>
-            <w:tcW w:type="dxa" w:w="772"/>
+            <w:tcW w:type="dxa" w:w="910"/>
             <w:vAlign w:val="center"/>
           </w:tcPr>
           <w:p>
@@ -17283,7 +17618,7 @@
         </w:tc>
         <w:tc>
           <w:tcPr>
-            <w:tcW w:type="dxa" w:w="772"/>
+            <w:tcW w:type="dxa" w:w="1153"/>
             <w:vAlign w:val="center"/>
           </w:tcPr>
           <w:p>
@@ -17302,7 +17637,7 @@
         </w:trPr>
         <w:tc>
           <w:tcPr>
-            <w:tcW w:type="dxa" w:w="772"/>
+            <w:tcW w:type="dxa" w:w="804"/>
             <w:vAlign w:val="center"/>
           </w:tcPr>
           <w:p>
@@ -17316,7 +17651,7 @@
         </w:tc>
         <w:tc>
           <w:tcPr>
-            <w:tcW w:type="dxa" w:w="1791"/>
+            <w:tcW w:type="dxa" w:w="1694"/>
             <w:vAlign w:val="center"/>
           </w:tcPr>
           <w:p>
@@ -17330,7 +17665,7 @@
         </w:tc>
         <w:tc>
           <w:tcPr>
-            <w:tcW w:type="dxa" w:w="772"/>
+            <w:tcW w:type="dxa" w:w="676"/>
             <w:vAlign w:val="center"/>
           </w:tcPr>
           <w:p>
@@ -17344,7 +17679,7 @@
         </w:tc>
         <w:tc>
           <w:tcPr>
-            <w:tcW w:type="dxa" w:w="1293"/>
+            <w:tcW w:type="dxa" w:w="1551"/>
             <w:vAlign w:val="center"/>
           </w:tcPr>
           <w:p>
@@ -17358,7 +17693,7 @@
         </w:tc>
         <w:tc>
           <w:tcPr>
-            <w:tcW w:type="dxa" w:w="847"/>
+            <w:tcW w:type="dxa" w:w="1347"/>
             <w:vAlign w:val="center"/>
           </w:tcPr>
           <w:p>
@@ -17372,7 +17707,7 @@
         </w:tc>
         <w:tc>
           <w:tcPr>
-            <w:tcW w:type="dxa" w:w="2904"/>
+            <w:tcW w:type="dxa" w:w="1786"/>
             <w:vAlign w:val="center"/>
           </w:tcPr>
           <w:p>
@@ -17386,7 +17721,7 @@
         </w:tc>
         <w:tc>
           <w:tcPr>
-            <w:tcW w:type="dxa" w:w="772"/>
+            <w:tcW w:type="dxa" w:w="910"/>
             <w:vAlign w:val="center"/>
           </w:tcPr>
           <w:p>
@@ -17400,7 +17735,7 @@
         </w:tc>
         <w:tc>
           <w:tcPr>
-            <w:tcW w:type="dxa" w:w="772"/>
+            <w:tcW w:type="dxa" w:w="1153"/>
             <w:vAlign w:val="center"/>
           </w:tcPr>
           <w:p>
@@ -17419,7 +17754,7 @@
         </w:trPr>
         <w:tc>
           <w:tcPr>
-            <w:tcW w:type="dxa" w:w="772"/>
+            <w:tcW w:type="dxa" w:w="804"/>
             <w:vAlign w:val="center"/>
           </w:tcPr>
           <w:p>
@@ -17433,7 +17768,7 @@
         </w:tc>
         <w:tc>
           <w:tcPr>
-            <w:tcW w:type="dxa" w:w="1791"/>
+            <w:tcW w:type="dxa" w:w="1694"/>
             <w:vAlign w:val="center"/>
           </w:tcPr>
           <w:p>
@@ -17447,7 +17782,7 @@
         </w:tc>
         <w:tc>
           <w:tcPr>
-            <w:tcW w:type="dxa" w:w="772"/>
+            <w:tcW w:type="dxa" w:w="676"/>
             <w:vAlign w:val="center"/>
           </w:tcPr>
           <w:p>
@@ -17461,7 +17796,7 @@
         </w:tc>
         <w:tc>
           <w:tcPr>
-            <w:tcW w:type="dxa" w:w="1293"/>
+            <w:tcW w:type="dxa" w:w="1551"/>
             <w:vAlign w:val="center"/>
           </w:tcPr>
           <w:p>
@@ -17475,7 +17810,7 @@
         </w:tc>
         <w:tc>
           <w:tcPr>
-            <w:tcW w:type="dxa" w:w="847"/>
+            <w:tcW w:type="dxa" w:w="1347"/>
             <w:vAlign w:val="center"/>
           </w:tcPr>
           <w:p>
@@ -17489,7 +17824,7 @@
         </w:tc>
         <w:tc>
           <w:tcPr>
-            <w:tcW w:type="dxa" w:w="2904"/>
+            <w:tcW w:type="dxa" w:w="1786"/>
             <w:vAlign w:val="center"/>
           </w:tcPr>
           <w:p>
@@ -17503,7 +17838,7 @@
         </w:tc>
         <w:tc>
           <w:tcPr>
-            <w:tcW w:type="dxa" w:w="772"/>
+            <w:tcW w:type="dxa" w:w="910"/>
             <w:vAlign w:val="center"/>
           </w:tcPr>
           <w:p>
@@ -17517,7 +17852,7 @@
         </w:tc>
         <w:tc>
           <w:tcPr>
-            <w:tcW w:type="dxa" w:w="772"/>
+            <w:tcW w:type="dxa" w:w="1153"/>
             <w:vAlign w:val="center"/>
           </w:tcPr>
           <w:p>
@@ -17536,7 +17871,7 @@
         </w:trPr>
         <w:tc>
           <w:tcPr>
-            <w:tcW w:type="dxa" w:w="772"/>
+            <w:tcW w:type="dxa" w:w="804"/>
             <w:vAlign w:val="center"/>
           </w:tcPr>
           <w:p>
@@ -17550,7 +17885,7 @@
         </w:tc>
         <w:tc>
           <w:tcPr>
-            <w:tcW w:type="dxa" w:w="1791"/>
+            <w:tcW w:type="dxa" w:w="1694"/>
             <w:vAlign w:val="center"/>
           </w:tcPr>
           <w:p>
@@ -17564,7 +17899,7 @@
         </w:tc>
         <w:tc>
           <w:tcPr>
-            <w:tcW w:type="dxa" w:w="772"/>
+            <w:tcW w:type="dxa" w:w="676"/>
             <w:vAlign w:val="center"/>
           </w:tcPr>
           <w:p>
@@ -17578,7 +17913,7 @@
         </w:tc>
         <w:tc>
           <w:tcPr>
-            <w:tcW w:type="dxa" w:w="1293"/>
+            <w:tcW w:type="dxa" w:w="1551"/>
             <w:vAlign w:val="center"/>
           </w:tcPr>
           <w:p>
@@ -17592,7 +17927,7 @@
         </w:tc>
         <w:tc>
           <w:tcPr>
-            <w:tcW w:type="dxa" w:w="847"/>
+            <w:tcW w:type="dxa" w:w="1347"/>
             <w:vAlign w:val="center"/>
           </w:tcPr>
           <w:p>
@@ -17606,7 +17941,7 @@
         </w:tc>
         <w:tc>
           <w:tcPr>
-            <w:tcW w:type="dxa" w:w="2904"/>
+            <w:tcW w:type="dxa" w:w="1786"/>
             <w:vAlign w:val="center"/>
           </w:tcPr>
           <w:p>
@@ -17620,7 +17955,7 @@
         </w:tc>
         <w:tc>
           <w:tcPr>
-            <w:tcW w:type="dxa" w:w="772"/>
+            <w:tcW w:type="dxa" w:w="910"/>
             <w:vAlign w:val="center"/>
           </w:tcPr>
           <w:p>
@@ -17634,7 +17969,7 @@
         </w:tc>
         <w:tc>
           <w:tcPr>
-            <w:tcW w:type="dxa" w:w="772"/>
+            <w:tcW w:type="dxa" w:w="1153"/>
             <w:vAlign w:val="center"/>
           </w:tcPr>
           <w:p>
@@ -17653,7 +17988,7 @@
         </w:trPr>
         <w:tc>
           <w:tcPr>
-            <w:tcW w:type="dxa" w:w="772"/>
+            <w:tcW w:type="dxa" w:w="804"/>
             <w:vAlign w:val="center"/>
           </w:tcPr>
           <w:p>
@@ -17667,7 +18002,7 @@
         </w:tc>
         <w:tc>
           <w:tcPr>
-            <w:tcW w:type="dxa" w:w="1791"/>
+            <w:tcW w:type="dxa" w:w="1694"/>
             <w:vAlign w:val="center"/>
           </w:tcPr>
           <w:p>
@@ -17681,7 +18016,7 @@
         </w:tc>
         <w:tc>
           <w:tcPr>
-            <w:tcW w:type="dxa" w:w="772"/>
+            <w:tcW w:type="dxa" w:w="676"/>
             <w:vAlign w:val="center"/>
           </w:tcPr>
           <w:p>
@@ -17695,7 +18030,7 @@
         </w:tc>
         <w:tc>
           <w:tcPr>
-            <w:tcW w:type="dxa" w:w="1293"/>
+            <w:tcW w:type="dxa" w:w="1551"/>
             <w:vAlign w:val="center"/>
           </w:tcPr>
           <w:p>
@@ -17709,7 +18044,7 @@
         </w:tc>
         <w:tc>
           <w:tcPr>
-            <w:tcW w:type="dxa" w:w="847"/>
+            <w:tcW w:type="dxa" w:w="1347"/>
             <w:vAlign w:val="center"/>
           </w:tcPr>
           <w:p>
@@ -17723,7 +18058,7 @@
         </w:tc>
         <w:tc>
           <w:tcPr>
-            <w:tcW w:type="dxa" w:w="2904"/>
+            <w:tcW w:type="dxa" w:w="1786"/>
             <w:vAlign w:val="center"/>
           </w:tcPr>
           <w:p>
@@ -17737,7 +18072,7 @@
         </w:tc>
         <w:tc>
           <w:tcPr>
-            <w:tcW w:type="dxa" w:w="772"/>
+            <w:tcW w:type="dxa" w:w="910"/>
             <w:vAlign w:val="center"/>
           </w:tcPr>
           <w:p>
@@ -17751,7 +18086,7 @@
         </w:tc>
         <w:tc>
           <w:tcPr>
-            <w:tcW w:type="dxa" w:w="772"/>
+            <w:tcW w:type="dxa" w:w="1153"/>
             <w:vAlign w:val="center"/>
           </w:tcPr>
           <w:p>
@@ -17770,7 +18105,7 @@
         </w:trPr>
         <w:tc>
           <w:tcPr>
-            <w:tcW w:type="dxa" w:w="772"/>
+            <w:tcW w:type="dxa" w:w="804"/>
             <w:vAlign w:val="center"/>
           </w:tcPr>
           <w:p>
@@ -17784,7 +18119,7 @@
         </w:tc>
         <w:tc>
           <w:tcPr>
-            <w:tcW w:type="dxa" w:w="1791"/>
+            <w:tcW w:type="dxa" w:w="1694"/>
             <w:vAlign w:val="center"/>
           </w:tcPr>
           <w:p>
@@ -17798,7 +18133,7 @@
         </w:tc>
         <w:tc>
           <w:tcPr>
-            <w:tcW w:type="dxa" w:w="772"/>
+            <w:tcW w:type="dxa" w:w="676"/>
             <w:vAlign w:val="center"/>
           </w:tcPr>
           <w:p>
@@ -17812,7 +18147,7 @@
         </w:tc>
         <w:tc>
           <w:tcPr>
-            <w:tcW w:type="dxa" w:w="1293"/>
+            <w:tcW w:type="dxa" w:w="1551"/>
             <w:vAlign w:val="center"/>
           </w:tcPr>
           <w:p>
@@ -17826,7 +18161,7 @@
         </w:tc>
         <w:tc>
           <w:tcPr>
-            <w:tcW w:type="dxa" w:w="847"/>
+            <w:tcW w:type="dxa" w:w="1347"/>
             <w:vAlign w:val="center"/>
           </w:tcPr>
           <w:p>
@@ -17840,7 +18175,7 @@
         </w:tc>
         <w:tc>
           <w:tcPr>
-            <w:tcW w:type="dxa" w:w="2904"/>
+            <w:tcW w:type="dxa" w:w="1786"/>
             <w:vAlign w:val="center"/>
           </w:tcPr>
           <w:p>
@@ -17854,7 +18189,7 @@
         </w:tc>
         <w:tc>
           <w:tcPr>
-            <w:tcW w:type="dxa" w:w="772"/>
+            <w:tcW w:type="dxa" w:w="910"/>
             <w:vAlign w:val="center"/>
           </w:tcPr>
           <w:p>
@@ -17868,7 +18203,7 @@
         </w:tc>
         <w:tc>
           <w:tcPr>
-            <w:tcW w:type="dxa" w:w="772"/>
+            <w:tcW w:type="dxa" w:w="1153"/>
             <w:vAlign w:val="center"/>
           </w:tcPr>
           <w:p>
@@ -17887,7 +18222,7 @@
         </w:trPr>
         <w:tc>
           <w:tcPr>
-            <w:tcW w:type="dxa" w:w="772"/>
+            <w:tcW w:type="dxa" w:w="804"/>
             <w:vAlign w:val="center"/>
           </w:tcPr>
           <w:p>
@@ -17901,7 +18236,7 @@
         </w:tc>
         <w:tc>
           <w:tcPr>
-            <w:tcW w:type="dxa" w:w="1791"/>
+            <w:tcW w:type="dxa" w:w="1694"/>
             <w:vAlign w:val="center"/>
           </w:tcPr>
           <w:p>
@@ -17915,7 +18250,7 @@
         </w:tc>
         <w:tc>
           <w:tcPr>
-            <w:tcW w:type="dxa" w:w="772"/>
+            <w:tcW w:type="dxa" w:w="676"/>
             <w:vAlign w:val="center"/>
           </w:tcPr>
           <w:p>
@@ -17929,7 +18264,7 @@
         </w:tc>
         <w:tc>
           <w:tcPr>
-            <w:tcW w:type="dxa" w:w="1293"/>
+            <w:tcW w:type="dxa" w:w="1551"/>
             <w:vAlign w:val="center"/>
           </w:tcPr>
           <w:p>
@@ -17943,7 +18278,7 @@
         </w:tc>
         <w:tc>
           <w:tcPr>
-            <w:tcW w:type="dxa" w:w="847"/>
+            <w:tcW w:type="dxa" w:w="1347"/>
             <w:vAlign w:val="center"/>
           </w:tcPr>
           <w:p>
@@ -17957,7 +18292,7 @@
         </w:tc>
         <w:tc>
           <w:tcPr>
-            <w:tcW w:type="dxa" w:w="2904"/>
+            <w:tcW w:type="dxa" w:w="1786"/>
             <w:vAlign w:val="center"/>
           </w:tcPr>
           <w:p>
@@ -17971,7 +18306,7 @@
         </w:tc>
         <w:tc>
           <w:tcPr>
-            <w:tcW w:type="dxa" w:w="772"/>
+            <w:tcW w:type="dxa" w:w="910"/>
             <w:vAlign w:val="center"/>
           </w:tcPr>
           <w:p>
@@ -17985,7 +18320,7 @@
         </w:tc>
         <w:tc>
           <w:tcPr>
-            <w:tcW w:type="dxa" w:w="772"/>
+            <w:tcW w:type="dxa" w:w="1153"/>
             <w:vAlign w:val="center"/>
           </w:tcPr>
           <w:p>
@@ -18034,11 +18369,14 @@
         </w:trPr>
         <w:tc>
           <w:tcPr>
-            <w:tcW w:type="dxa" w:w="821"/>
-            <w:vAlign w:val="center"/>
+            <w:tcW w:type="dxa" w:w="957"/>
             <w:shd w:val="clear" w:color="auto" w:fill="1F4E79"/>
-          </w:tcPr>
-          <w:p>
+            <w:vAlign w:val="center"/>
+          </w:tcPr>
+          <w:p>
+            <w:pPr>
+              <w:keepNext/>
+            </w:pPr>
             <w:r>
               <w:rPr>
                 <w:b/>
@@ -18051,11 +18389,14 @@
         </w:tc>
         <w:tc>
           <w:tcPr>
-            <w:tcW w:type="dxa" w:w="1095"/>
-            <w:vAlign w:val="center"/>
+            <w:tcW w:type="dxa" w:w="1416"/>
             <w:shd w:val="clear" w:color="auto" w:fill="1F4E79"/>
-          </w:tcPr>
-          <w:p>
+            <w:vAlign w:val="center"/>
+          </w:tcPr>
+          <w:p>
+            <w:pPr>
+              <w:keepNext/>
+            </w:pPr>
             <w:r>
               <w:rPr>
                 <w:b/>
@@ -18068,11 +18409,14 @@
         </w:tc>
         <w:tc>
           <w:tcPr>
-            <w:tcW w:type="dxa" w:w="1915"/>
-            <w:vAlign w:val="center"/>
+            <w:tcW w:type="dxa" w:w="1630"/>
             <w:shd w:val="clear" w:color="auto" w:fill="1F4E79"/>
-          </w:tcPr>
-          <w:p>
+            <w:vAlign w:val="center"/>
+          </w:tcPr>
+          <w:p>
+            <w:pPr>
+              <w:keepNext/>
+            </w:pPr>
             <w:r>
               <w:rPr>
                 <w:b/>
@@ -18085,11 +18429,14 @@
         </w:tc>
         <w:tc>
           <w:tcPr>
-            <w:tcW w:type="dxa" w:w="5303"/>
-            <w:vAlign w:val="center"/>
+            <w:tcW w:type="dxa" w:w="4706"/>
             <w:shd w:val="clear" w:color="auto" w:fill="1F4E79"/>
-          </w:tcPr>
-          <w:p>
+            <w:vAlign w:val="center"/>
+          </w:tcPr>
+          <w:p>
+            <w:pPr>
+              <w:keepNext/>
+            </w:pPr>
             <w:r>
               <w:rPr>
                 <w:b/>
@@ -18102,11 +18449,14 @@
         </w:tc>
         <w:tc>
           <w:tcPr>
-            <w:tcW w:type="dxa" w:w="787"/>
-            <w:vAlign w:val="center"/>
+            <w:tcW w:type="dxa" w:w="1212"/>
             <w:shd w:val="clear" w:color="auto" w:fill="1F4E79"/>
-          </w:tcPr>
-          <w:p>
+            <w:vAlign w:val="center"/>
+          </w:tcPr>
+          <w:p>
+            <w:pPr>
+              <w:keepNext/>
+            </w:pPr>
             <w:r>
               <w:rPr>
                 <w:b/>
@@ -18124,7 +18474,7 @@
         </w:trPr>
         <w:tc>
           <w:tcPr>
-            <w:tcW w:type="dxa" w:w="821"/>
+            <w:tcW w:type="dxa" w:w="957"/>
             <w:vAlign w:val="center"/>
           </w:tcPr>
           <w:p>
@@ -18138,7 +18488,7 @@
         </w:tc>
         <w:tc>
           <w:tcPr>
-            <w:tcW w:type="dxa" w:w="1095"/>
+            <w:tcW w:type="dxa" w:w="1416"/>
             <w:vAlign w:val="center"/>
           </w:tcPr>
           <w:p>
@@ -18152,7 +18502,7 @@
         </w:tc>
         <w:tc>
           <w:tcPr>
-            <w:tcW w:type="dxa" w:w="1915"/>
+            <w:tcW w:type="dxa" w:w="1630"/>
             <w:vAlign w:val="center"/>
           </w:tcPr>
           <w:p>
@@ -18166,7 +18516,7 @@
         </w:tc>
         <w:tc>
           <w:tcPr>
-            <w:tcW w:type="dxa" w:w="5303"/>
+            <w:tcW w:type="dxa" w:w="4706"/>
             <w:vAlign w:val="center"/>
           </w:tcPr>
           <w:p>
@@ -18180,7 +18530,7 @@
         </w:tc>
         <w:tc>
           <w:tcPr>
-            <w:tcW w:type="dxa" w:w="787"/>
+            <w:tcW w:type="dxa" w:w="1212"/>
             <w:vAlign w:val="center"/>
           </w:tcPr>
           <w:p>
@@ -18199,7 +18549,7 @@
         </w:trPr>
         <w:tc>
           <w:tcPr>
-            <w:tcW w:type="dxa" w:w="821"/>
+            <w:tcW w:type="dxa" w:w="957"/>
             <w:vAlign w:val="center"/>
           </w:tcPr>
           <w:p>
@@ -18213,7 +18563,7 @@
         </w:tc>
         <w:tc>
           <w:tcPr>
-            <w:tcW w:type="dxa" w:w="1095"/>
+            <w:tcW w:type="dxa" w:w="1416"/>
             <w:vAlign w:val="center"/>
           </w:tcPr>
           <w:p>
@@ -18227,7 +18577,7 @@
         </w:tc>
         <w:tc>
           <w:tcPr>
-            <w:tcW w:type="dxa" w:w="1915"/>
+            <w:tcW w:type="dxa" w:w="1630"/>
             <w:vAlign w:val="center"/>
           </w:tcPr>
           <w:p>
@@ -18241,7 +18591,7 @@
         </w:tc>
         <w:tc>
           <w:tcPr>
-            <w:tcW w:type="dxa" w:w="5303"/>
+            <w:tcW w:type="dxa" w:w="4706"/>
             <w:vAlign w:val="center"/>
           </w:tcPr>
           <w:p>
@@ -18255,7 +18605,7 @@
         </w:tc>
         <w:tc>
           <w:tcPr>
-            <w:tcW w:type="dxa" w:w="787"/>
+            <w:tcW w:type="dxa" w:w="1212"/>
             <w:vAlign w:val="center"/>
           </w:tcPr>
           <w:p>
@@ -18274,7 +18624,7 @@
         </w:trPr>
         <w:tc>
           <w:tcPr>
-            <w:tcW w:type="dxa" w:w="821"/>
+            <w:tcW w:type="dxa" w:w="957"/>
             <w:vAlign w:val="center"/>
           </w:tcPr>
           <w:p>
@@ -18288,7 +18638,7 @@
         </w:tc>
         <w:tc>
           <w:tcPr>
-            <w:tcW w:type="dxa" w:w="1095"/>
+            <w:tcW w:type="dxa" w:w="1416"/>
             <w:vAlign w:val="center"/>
           </w:tcPr>
           <w:p>
@@ -18302,7 +18652,7 @@
         </w:tc>
         <w:tc>
           <w:tcPr>
-            <w:tcW w:type="dxa" w:w="1915"/>
+            <w:tcW w:type="dxa" w:w="1630"/>
             <w:vAlign w:val="center"/>
           </w:tcPr>
           <w:p>
@@ -18316,7 +18666,7 @@
         </w:tc>
         <w:tc>
           <w:tcPr>
-            <w:tcW w:type="dxa" w:w="5303"/>
+            <w:tcW w:type="dxa" w:w="4706"/>
             <w:vAlign w:val="center"/>
           </w:tcPr>
           <w:p>
@@ -18330,7 +18680,7 @@
         </w:tc>
         <w:tc>
           <w:tcPr>
-            <w:tcW w:type="dxa" w:w="787"/>
+            <w:tcW w:type="dxa" w:w="1212"/>
             <w:vAlign w:val="center"/>
           </w:tcPr>
           <w:p>
@@ -18349,7 +18699,7 @@
         </w:trPr>
         <w:tc>
           <w:tcPr>
-            <w:tcW w:type="dxa" w:w="821"/>
+            <w:tcW w:type="dxa" w:w="957"/>
             <w:vAlign w:val="center"/>
           </w:tcPr>
           <w:p>
@@ -18363,7 +18713,7 @@
         </w:tc>
         <w:tc>
           <w:tcPr>
-            <w:tcW w:type="dxa" w:w="1095"/>
+            <w:tcW w:type="dxa" w:w="1416"/>
             <w:vAlign w:val="center"/>
           </w:tcPr>
           <w:p>
@@ -18377,7 +18727,7 @@
         </w:tc>
         <w:tc>
           <w:tcPr>
-            <w:tcW w:type="dxa" w:w="1915"/>
+            <w:tcW w:type="dxa" w:w="1630"/>
             <w:vAlign w:val="center"/>
           </w:tcPr>
           <w:p>
@@ -18391,7 +18741,7 @@
         </w:tc>
         <w:tc>
           <w:tcPr>
-            <w:tcW w:type="dxa" w:w="5303"/>
+            <w:tcW w:type="dxa" w:w="4706"/>
             <w:vAlign w:val="center"/>
           </w:tcPr>
           <w:p>
@@ -18405,7 +18755,7 @@
         </w:tc>
         <w:tc>
           <w:tcPr>
-            <w:tcW w:type="dxa" w:w="787"/>
+            <w:tcW w:type="dxa" w:w="1212"/>
             <w:vAlign w:val="center"/>
           </w:tcPr>
           <w:p>
@@ -18424,7 +18774,7 @@
         </w:trPr>
         <w:tc>
           <w:tcPr>
-            <w:tcW w:type="dxa" w:w="821"/>
+            <w:tcW w:type="dxa" w:w="957"/>
             <w:vAlign w:val="center"/>
           </w:tcPr>
           <w:p>
@@ -18438,7 +18788,7 @@
         </w:tc>
         <w:tc>
           <w:tcPr>
-            <w:tcW w:type="dxa" w:w="1095"/>
+            <w:tcW w:type="dxa" w:w="1416"/>
             <w:vAlign w:val="center"/>
           </w:tcPr>
           <w:p>
@@ -18452,7 +18802,7 @@
         </w:tc>
         <w:tc>
           <w:tcPr>
-            <w:tcW w:type="dxa" w:w="1915"/>
+            <w:tcW w:type="dxa" w:w="1630"/>
             <w:vAlign w:val="center"/>
           </w:tcPr>
           <w:p>
@@ -18466,7 +18816,7 @@
         </w:tc>
         <w:tc>
           <w:tcPr>
-            <w:tcW w:type="dxa" w:w="5303"/>
+            <w:tcW w:type="dxa" w:w="4706"/>
             <w:vAlign w:val="center"/>
           </w:tcPr>
           <w:p>
@@ -18480,7 +18830,7 @@
         </w:tc>
         <w:tc>
           <w:tcPr>
-            <w:tcW w:type="dxa" w:w="787"/>
+            <w:tcW w:type="dxa" w:w="1212"/>
             <w:vAlign w:val="center"/>
           </w:tcPr>
           <w:p>
@@ -18499,7 +18849,7 @@
         </w:trPr>
         <w:tc>
           <w:tcPr>
-            <w:tcW w:type="dxa" w:w="821"/>
+            <w:tcW w:type="dxa" w:w="957"/>
             <w:vAlign w:val="center"/>
           </w:tcPr>
           <w:p>
@@ -18513,7 +18863,7 @@
         </w:tc>
         <w:tc>
           <w:tcPr>
-            <w:tcW w:type="dxa" w:w="1095"/>
+            <w:tcW w:type="dxa" w:w="1416"/>
             <w:vAlign w:val="center"/>
           </w:tcPr>
           <w:p>
@@ -18527,7 +18877,7 @@
         </w:tc>
         <w:tc>
           <w:tcPr>
-            <w:tcW w:type="dxa" w:w="1915"/>
+            <w:tcW w:type="dxa" w:w="1630"/>
             <w:vAlign w:val="center"/>
           </w:tcPr>
           <w:p>
@@ -18541,7 +18891,7 @@
         </w:tc>
         <w:tc>
           <w:tcPr>
-            <w:tcW w:type="dxa" w:w="5303"/>
+            <w:tcW w:type="dxa" w:w="4706"/>
             <w:vAlign w:val="center"/>
           </w:tcPr>
           <w:p>
@@ -18555,7 +18905,7 @@
         </w:tc>
         <w:tc>
           <w:tcPr>
-            <w:tcW w:type="dxa" w:w="787"/>
+            <w:tcW w:type="dxa" w:w="1212"/>
             <w:vAlign w:val="center"/>
           </w:tcPr>
           <w:p>
@@ -18574,7 +18924,7 @@
         </w:trPr>
         <w:tc>
           <w:tcPr>
-            <w:tcW w:type="dxa" w:w="821"/>
+            <w:tcW w:type="dxa" w:w="957"/>
             <w:vAlign w:val="center"/>
           </w:tcPr>
           <w:p>
@@ -18588,7 +18938,7 @@
         </w:tc>
         <w:tc>
           <w:tcPr>
-            <w:tcW w:type="dxa" w:w="1095"/>
+            <w:tcW w:type="dxa" w:w="1416"/>
             <w:vAlign w:val="center"/>
           </w:tcPr>
           <w:p>
@@ -18602,7 +18952,7 @@
         </w:tc>
         <w:tc>
           <w:tcPr>
-            <w:tcW w:type="dxa" w:w="1915"/>
+            <w:tcW w:type="dxa" w:w="1630"/>
             <w:vAlign w:val="center"/>
           </w:tcPr>
           <w:p>
@@ -18616,7 +18966,7 @@
         </w:tc>
         <w:tc>
           <w:tcPr>
-            <w:tcW w:type="dxa" w:w="5303"/>
+            <w:tcW w:type="dxa" w:w="4706"/>
             <w:vAlign w:val="center"/>
           </w:tcPr>
           <w:p>
@@ -18630,7 +18980,7 @@
         </w:tc>
         <w:tc>
           <w:tcPr>
-            <w:tcW w:type="dxa" w:w="787"/>
+            <w:tcW w:type="dxa" w:w="1212"/>
             <w:vAlign w:val="center"/>
           </w:tcPr>
           <w:p>
@@ -18649,7 +18999,7 @@
         </w:trPr>
         <w:tc>
           <w:tcPr>
-            <w:tcW w:type="dxa" w:w="821"/>
+            <w:tcW w:type="dxa" w:w="957"/>
             <w:vAlign w:val="center"/>
           </w:tcPr>
           <w:p>
@@ -18663,7 +19013,7 @@
         </w:tc>
         <w:tc>
           <w:tcPr>
-            <w:tcW w:type="dxa" w:w="1095"/>
+            <w:tcW w:type="dxa" w:w="1416"/>
             <w:vAlign w:val="center"/>
           </w:tcPr>
           <w:p>
@@ -18677,7 +19027,7 @@
         </w:tc>
         <w:tc>
           <w:tcPr>
-            <w:tcW w:type="dxa" w:w="1915"/>
+            <w:tcW w:type="dxa" w:w="1630"/>
             <w:vAlign w:val="center"/>
           </w:tcPr>
           <w:p>
@@ -18691,7 +19041,7 @@
         </w:tc>
         <w:tc>
           <w:tcPr>
-            <w:tcW w:type="dxa" w:w="5303"/>
+            <w:tcW w:type="dxa" w:w="4706"/>
             <w:vAlign w:val="center"/>
           </w:tcPr>
           <w:p>
@@ -18705,7 +19055,7 @@
         </w:tc>
         <w:tc>
           <w:tcPr>
-            <w:tcW w:type="dxa" w:w="787"/>
+            <w:tcW w:type="dxa" w:w="1212"/>
             <w:vAlign w:val="center"/>
           </w:tcPr>
           <w:p>
@@ -18794,11 +19144,14 @@
         </w:trPr>
         <w:tc>
           <w:tcPr>
-            <w:tcW w:type="dxa" w:w="755"/>
-            <w:vAlign w:val="center"/>
+            <w:tcW w:type="dxa" w:w="692"/>
             <w:shd w:val="clear" w:color="auto" w:fill="1F4E79"/>
-          </w:tcPr>
-          <w:p>
+            <w:vAlign w:val="center"/>
+          </w:tcPr>
+          <w:p>
+            <w:pPr>
+              <w:keepNext/>
+            </w:pPr>
             <w:r>
               <w:rPr>
                 <w:b/>
@@ -18811,11 +19164,14 @@
         </w:tc>
         <w:tc>
           <w:tcPr>
-            <w:tcW w:type="dxa" w:w="1574"/>
-            <w:vAlign w:val="center"/>
+            <w:tcW w:type="dxa" w:w="1579"/>
             <w:shd w:val="clear" w:color="auto" w:fill="1F4E79"/>
-          </w:tcPr>
-          <w:p>
+            <w:vAlign w:val="center"/>
+          </w:tcPr>
+          <w:p>
+            <w:pPr>
+              <w:keepNext/>
+            </w:pPr>
             <w:r>
               <w:rPr>
                 <w:b/>
@@ -18828,11 +19184,14 @@
         </w:tc>
         <w:tc>
           <w:tcPr>
-            <w:tcW w:type="dxa" w:w="4071"/>
-            <w:vAlign w:val="center"/>
+            <w:tcW w:type="dxa" w:w="4233"/>
             <w:shd w:val="clear" w:color="auto" w:fill="1F4E79"/>
-          </w:tcPr>
-          <w:p>
+            <w:vAlign w:val="center"/>
+          </w:tcPr>
+          <w:p>
+            <w:pPr>
+              <w:keepNext/>
+            </w:pPr>
             <w:r>
               <w:rPr>
                 <w:b/>
@@ -18845,11 +19204,14 @@
         </w:tc>
         <w:tc>
           <w:tcPr>
-            <w:tcW w:type="dxa" w:w="2049"/>
-            <w:vAlign w:val="center"/>
+            <w:tcW w:type="dxa" w:w="2050"/>
             <w:shd w:val="clear" w:color="auto" w:fill="1F4E79"/>
-          </w:tcPr>
-          <w:p>
+            <w:vAlign w:val="center"/>
+          </w:tcPr>
+          <w:p>
+            <w:pPr>
+              <w:keepNext/>
+            </w:pPr>
             <w:r>
               <w:rPr>
                 <w:b/>
@@ -18862,11 +19224,14 @@
         </w:tc>
         <w:tc>
           <w:tcPr>
-            <w:tcW w:type="dxa" w:w="1472"/>
-            <w:vAlign w:val="center"/>
+            <w:tcW w:type="dxa" w:w="1367"/>
             <w:shd w:val="clear" w:color="auto" w:fill="1F4E79"/>
-          </w:tcPr>
-          <w:p>
+            <w:vAlign w:val="center"/>
+          </w:tcPr>
+          <w:p>
+            <w:pPr>
+              <w:keepNext/>
+            </w:pPr>
             <w:r>
               <w:rPr>
                 <w:b/>
@@ -18884,7 +19249,7 @@
         </w:trPr>
         <w:tc>
           <w:tcPr>
-            <w:tcW w:type="dxa" w:w="755"/>
+            <w:tcW w:type="dxa" w:w="692"/>
             <w:vAlign w:val="center"/>
           </w:tcPr>
           <w:p>
@@ -18898,7 +19263,7 @@
         </w:tc>
         <w:tc>
           <w:tcPr>
-            <w:tcW w:type="dxa" w:w="1574"/>
+            <w:tcW w:type="dxa" w:w="1579"/>
             <w:vAlign w:val="center"/>
           </w:tcPr>
           <w:p>
@@ -18912,7 +19277,7 @@
         </w:tc>
         <w:tc>
           <w:tcPr>
-            <w:tcW w:type="dxa" w:w="4071"/>
+            <w:tcW w:type="dxa" w:w="4233"/>
             <w:vAlign w:val="center"/>
           </w:tcPr>
           <w:p>
@@ -18926,7 +19291,7 @@
         </w:tc>
         <w:tc>
           <w:tcPr>
-            <w:tcW w:type="dxa" w:w="2049"/>
+            <w:tcW w:type="dxa" w:w="2050"/>
             <w:vAlign w:val="center"/>
           </w:tcPr>
           <w:p>
@@ -18940,7 +19305,7 @@
         </w:tc>
         <w:tc>
           <w:tcPr>
-            <w:tcW w:type="dxa" w:w="1472"/>
+            <w:tcW w:type="dxa" w:w="1367"/>
             <w:vAlign w:val="center"/>
           </w:tcPr>
           <w:p>
@@ -18959,7 +19324,7 @@
         </w:trPr>
         <w:tc>
           <w:tcPr>
-            <w:tcW w:type="dxa" w:w="755"/>
+            <w:tcW w:type="dxa" w:w="692"/>
             <w:vAlign w:val="center"/>
           </w:tcPr>
           <w:p>
@@ -18973,7 +19338,7 @@
         </w:tc>
         <w:tc>
           <w:tcPr>
-            <w:tcW w:type="dxa" w:w="1574"/>
+            <w:tcW w:type="dxa" w:w="1579"/>
             <w:vAlign w:val="center"/>
           </w:tcPr>
           <w:p>
@@ -18987,7 +19352,7 @@
         </w:tc>
         <w:tc>
           <w:tcPr>
-            <w:tcW w:type="dxa" w:w="4071"/>
+            <w:tcW w:type="dxa" w:w="4233"/>
             <w:vAlign w:val="center"/>
           </w:tcPr>
           <w:p>
@@ -19001,7 +19366,7 @@
         </w:tc>
         <w:tc>
           <w:tcPr>
-            <w:tcW w:type="dxa" w:w="2049"/>
+            <w:tcW w:type="dxa" w:w="2050"/>
             <w:vAlign w:val="center"/>
           </w:tcPr>
           <w:p>
@@ -19015,7 +19380,7 @@
         </w:tc>
         <w:tc>
           <w:tcPr>
-            <w:tcW w:type="dxa" w:w="1472"/>
+            <w:tcW w:type="dxa" w:w="1367"/>
             <w:vAlign w:val="center"/>
           </w:tcPr>
           <w:p>
@@ -19034,7 +19399,7 @@
         </w:trPr>
         <w:tc>
           <w:tcPr>
-            <w:tcW w:type="dxa" w:w="755"/>
+            <w:tcW w:type="dxa" w:w="692"/>
             <w:vAlign w:val="center"/>
           </w:tcPr>
           <w:p>
@@ -19048,7 +19413,7 @@
         </w:tc>
         <w:tc>
           <w:tcPr>
-            <w:tcW w:type="dxa" w:w="1574"/>
+            <w:tcW w:type="dxa" w:w="1579"/>
             <w:vAlign w:val="center"/>
           </w:tcPr>
           <w:p>
@@ -19062,7 +19427,7 @@
         </w:tc>
         <w:tc>
           <w:tcPr>
-            <w:tcW w:type="dxa" w:w="4071"/>
+            <w:tcW w:type="dxa" w:w="4233"/>
             <w:vAlign w:val="center"/>
           </w:tcPr>
           <w:p>
@@ -19076,7 +19441,7 @@
         </w:tc>
         <w:tc>
           <w:tcPr>
-            <w:tcW w:type="dxa" w:w="2049"/>
+            <w:tcW w:type="dxa" w:w="2050"/>
             <w:vAlign w:val="center"/>
           </w:tcPr>
           <w:p>
@@ -19090,7 +19455,7 @@
         </w:tc>
         <w:tc>
           <w:tcPr>
-            <w:tcW w:type="dxa" w:w="1472"/>
+            <w:tcW w:type="dxa" w:w="1367"/>
             <w:vAlign w:val="center"/>
           </w:tcPr>
           <w:p>
@@ -19133,11 +19498,14 @@
         </w:trPr>
         <w:tc>
           <w:tcPr>
-            <w:tcW w:type="dxa" w:w="1156"/>
-            <w:vAlign w:val="center"/>
+            <w:tcW w:type="dxa" w:w="1541"/>
             <w:shd w:val="clear" w:color="auto" w:fill="1F4E79"/>
-          </w:tcPr>
-          <w:p>
+            <w:vAlign w:val="center"/>
+          </w:tcPr>
+          <w:p>
+            <w:pPr>
+              <w:keepNext/>
+            </w:pPr>
             <w:r>
               <w:rPr>
                 <w:b/>
@@ -19150,11 +19518,14 @@
         </w:tc>
         <w:tc>
           <w:tcPr>
-            <w:tcW w:type="dxa" w:w="3781"/>
-            <w:vAlign w:val="center"/>
+            <w:tcW w:type="dxa" w:w="3370"/>
             <w:shd w:val="clear" w:color="auto" w:fill="1F4E79"/>
-          </w:tcPr>
-          <w:p>
+            <w:vAlign w:val="center"/>
+          </w:tcPr>
+          <w:p>
+            <w:pPr>
+              <w:keepNext/>
+            </w:pPr>
             <w:r>
               <w:rPr>
                 <w:b/>
@@ -19167,11 +19538,14 @@
         </w:tc>
         <w:tc>
           <w:tcPr>
-            <w:tcW w:type="dxa" w:w="1091"/>
-            <w:vAlign w:val="center"/>
+            <w:tcW w:type="dxa" w:w="1541"/>
             <w:shd w:val="clear" w:color="auto" w:fill="1F4E79"/>
-          </w:tcPr>
-          <w:p>
+            <w:vAlign w:val="center"/>
+          </w:tcPr>
+          <w:p>
+            <w:pPr>
+              <w:keepNext/>
+            </w:pPr>
             <w:r>
               <w:rPr>
                 <w:b/>
@@ -19184,11 +19558,14 @@
         </w:tc>
         <w:tc>
           <w:tcPr>
-            <w:tcW w:type="dxa" w:w="3894"/>
-            <w:vAlign w:val="center"/>
+            <w:tcW w:type="dxa" w:w="3470"/>
             <w:shd w:val="clear" w:color="auto" w:fill="1F4E79"/>
-          </w:tcPr>
-          <w:p>
+            <w:vAlign w:val="center"/>
+          </w:tcPr>
+          <w:p>
+            <w:pPr>
+              <w:keepNext/>
+            </w:pPr>
             <w:r>
               <w:rPr>
                 <w:b/>
@@ -19206,7 +19583,7 @@
         </w:trPr>
         <w:tc>
           <w:tcPr>
-            <w:tcW w:type="dxa" w:w="1156"/>
+            <w:tcW w:type="dxa" w:w="1541"/>
             <w:vAlign w:val="center"/>
           </w:tcPr>
           <w:p>
@@ -19220,7 +19597,7 @@
         </w:tc>
         <w:tc>
           <w:tcPr>
-            <w:tcW w:type="dxa" w:w="3781"/>
+            <w:tcW w:type="dxa" w:w="3370"/>
             <w:vAlign w:val="center"/>
           </w:tcPr>
           <w:p>
@@ -19234,7 +19611,7 @@
         </w:tc>
         <w:tc>
           <w:tcPr>
-            <w:tcW w:type="dxa" w:w="1091"/>
+            <w:tcW w:type="dxa" w:w="1541"/>
             <w:vAlign w:val="center"/>
           </w:tcPr>
           <w:p>
@@ -19248,7 +19625,7 @@
         </w:tc>
         <w:tc>
           <w:tcPr>
-            <w:tcW w:type="dxa" w:w="3894"/>
+            <w:tcW w:type="dxa" w:w="3470"/>
             <w:vAlign w:val="center"/>
           </w:tcPr>
           <w:p>
@@ -19267,7 +19644,7 @@
         </w:trPr>
         <w:tc>
           <w:tcPr>
-            <w:tcW w:type="dxa" w:w="1156"/>
+            <w:tcW w:type="dxa" w:w="1541"/>
             <w:vAlign w:val="center"/>
           </w:tcPr>
           <w:p>
@@ -19281,7 +19658,7 @@
         </w:tc>
         <w:tc>
           <w:tcPr>
-            <w:tcW w:type="dxa" w:w="3781"/>
+            <w:tcW w:type="dxa" w:w="3370"/>
             <w:vAlign w:val="center"/>
           </w:tcPr>
           <w:p>
@@ -19295,7 +19672,7 @@
         </w:tc>
         <w:tc>
           <w:tcPr>
-            <w:tcW w:type="dxa" w:w="1091"/>
+            <w:tcW w:type="dxa" w:w="1541"/>
             <w:vAlign w:val="center"/>
           </w:tcPr>
           <w:p>
@@ -19309,7 +19686,7 @@
         </w:tc>
         <w:tc>
           <w:tcPr>
-            <w:tcW w:type="dxa" w:w="3894"/>
+            <w:tcW w:type="dxa" w:w="3470"/>
             <w:vAlign w:val="center"/>
           </w:tcPr>
           <w:p>
@@ -19328,7 +19705,7 @@
         </w:trPr>
         <w:tc>
           <w:tcPr>
-            <w:tcW w:type="dxa" w:w="1156"/>
+            <w:tcW w:type="dxa" w:w="1541"/>
             <w:vAlign w:val="center"/>
           </w:tcPr>
           <w:p>
@@ -19342,7 +19719,7 @@
         </w:tc>
         <w:tc>
           <w:tcPr>
-            <w:tcW w:type="dxa" w:w="3781"/>
+            <w:tcW w:type="dxa" w:w="3370"/>
             <w:vAlign w:val="center"/>
           </w:tcPr>
           <w:p>
@@ -19356,7 +19733,7 @@
         </w:tc>
         <w:tc>
           <w:tcPr>
-            <w:tcW w:type="dxa" w:w="1091"/>
+            <w:tcW w:type="dxa" w:w="1541"/>
             <w:vAlign w:val="center"/>
           </w:tcPr>
           <w:p>
@@ -19370,7 +19747,7 @@
         </w:tc>
         <w:tc>
           <w:tcPr>
-            <w:tcW w:type="dxa" w:w="3894"/>
+            <w:tcW w:type="dxa" w:w="3470"/>
             <w:vAlign w:val="center"/>
           </w:tcPr>
           <w:p>
@@ -19389,7 +19766,7 @@
         </w:trPr>
         <w:tc>
           <w:tcPr>
-            <w:tcW w:type="dxa" w:w="1156"/>
+            <w:tcW w:type="dxa" w:w="1541"/>
             <w:vAlign w:val="center"/>
           </w:tcPr>
           <w:p>
@@ -19403,7 +19780,7 @@
         </w:tc>
         <w:tc>
           <w:tcPr>
-            <w:tcW w:type="dxa" w:w="3781"/>
+            <w:tcW w:type="dxa" w:w="3370"/>
             <w:vAlign w:val="center"/>
           </w:tcPr>
           <w:p>
@@ -19417,7 +19794,7 @@
         </w:tc>
         <w:tc>
           <w:tcPr>
-            <w:tcW w:type="dxa" w:w="1091"/>
+            <w:tcW w:type="dxa" w:w="1541"/>
             <w:vAlign w:val="center"/>
           </w:tcPr>
           <w:p>
@@ -19431,7 +19808,7 @@
         </w:tc>
         <w:tc>
           <w:tcPr>
-            <w:tcW w:type="dxa" w:w="3894"/>
+            <w:tcW w:type="dxa" w:w="3470"/>
             <w:vAlign w:val="center"/>
           </w:tcPr>
           <w:p>
@@ -19450,7 +19827,7 @@
         </w:trPr>
         <w:tc>
           <w:tcPr>
-            <w:tcW w:type="dxa" w:w="1156"/>
+            <w:tcW w:type="dxa" w:w="1541"/>
             <w:vAlign w:val="center"/>
           </w:tcPr>
           <w:p>
@@ -19464,7 +19841,7 @@
         </w:tc>
         <w:tc>
           <w:tcPr>
-            <w:tcW w:type="dxa" w:w="3781"/>
+            <w:tcW w:type="dxa" w:w="3370"/>
             <w:vAlign w:val="center"/>
           </w:tcPr>
           <w:p>
@@ -19478,7 +19855,7 @@
         </w:tc>
         <w:tc>
           <w:tcPr>
-            <w:tcW w:type="dxa" w:w="1091"/>
+            <w:tcW w:type="dxa" w:w="1541"/>
             <w:vAlign w:val="center"/>
           </w:tcPr>
           <w:p>
@@ -19492,7 +19869,7 @@
         </w:tc>
         <w:tc>
           <w:tcPr>
-            <w:tcW w:type="dxa" w:w="3894"/>
+            <w:tcW w:type="dxa" w:w="3470"/>
             <w:vAlign w:val="center"/>
           </w:tcPr>
           <w:p>
@@ -19511,7 +19888,7 @@
         </w:trPr>
         <w:tc>
           <w:tcPr>
-            <w:tcW w:type="dxa" w:w="1156"/>
+            <w:tcW w:type="dxa" w:w="1541"/>
             <w:vAlign w:val="center"/>
           </w:tcPr>
           <w:p>
@@ -19525,7 +19902,7 @@
         </w:tc>
         <w:tc>
           <w:tcPr>
-            <w:tcW w:type="dxa" w:w="3781"/>
+            <w:tcW w:type="dxa" w:w="3370"/>
             <w:vAlign w:val="center"/>
           </w:tcPr>
           <w:p>
@@ -19539,7 +19916,7 @@
         </w:tc>
         <w:tc>
           <w:tcPr>
-            <w:tcW w:type="dxa" w:w="1091"/>
+            <w:tcW w:type="dxa" w:w="1541"/>
             <w:vAlign w:val="center"/>
           </w:tcPr>
           <w:p>
@@ -19553,7 +19930,7 @@
         </w:tc>
         <w:tc>
           <w:tcPr>
-            <w:tcW w:type="dxa" w:w="3894"/>
+            <w:tcW w:type="dxa" w:w="3470"/>
             <w:vAlign w:val="center"/>
           </w:tcPr>
           <w:p>
@@ -19572,7 +19949,7 @@
         </w:trPr>
         <w:tc>
           <w:tcPr>
-            <w:tcW w:type="dxa" w:w="1156"/>
+            <w:tcW w:type="dxa" w:w="1541"/>
             <w:vAlign w:val="center"/>
           </w:tcPr>
           <w:p>
@@ -19586,7 +19963,7 @@
         </w:tc>
         <w:tc>
           <w:tcPr>
-            <w:tcW w:type="dxa" w:w="3781"/>
+            <w:tcW w:type="dxa" w:w="3370"/>
             <w:vAlign w:val="center"/>
           </w:tcPr>
           <w:p>
@@ -19600,7 +19977,7 @@
         </w:tc>
         <w:tc>
           <w:tcPr>
-            <w:tcW w:type="dxa" w:w="1091"/>
+            <w:tcW w:type="dxa" w:w="1541"/>
             <w:vAlign w:val="center"/>
           </w:tcPr>
           <w:p>
@@ -19614,7 +19991,7 @@
         </w:tc>
         <w:tc>
           <w:tcPr>
-            <w:tcW w:type="dxa" w:w="3894"/>
+            <w:tcW w:type="dxa" w:w="3470"/>
             <w:vAlign w:val="center"/>
           </w:tcPr>
           <w:p>
@@ -19633,7 +20010,7 @@
         </w:trPr>
         <w:tc>
           <w:tcPr>
-            <w:tcW w:type="dxa" w:w="1156"/>
+            <w:tcW w:type="dxa" w:w="1541"/>
             <w:vAlign w:val="center"/>
           </w:tcPr>
           <w:p>
@@ -19647,7 +20024,7 @@
         </w:tc>
         <w:tc>
           <w:tcPr>
-            <w:tcW w:type="dxa" w:w="3781"/>
+            <w:tcW w:type="dxa" w:w="3370"/>
             <w:vAlign w:val="center"/>
           </w:tcPr>
           <w:p>
@@ -19661,7 +20038,7 @@
         </w:tc>
         <w:tc>
           <w:tcPr>
-            <w:tcW w:type="dxa" w:w="1091"/>
+            <w:tcW w:type="dxa" w:w="1541"/>
             <w:vAlign w:val="center"/>
           </w:tcPr>
           <w:p>
@@ -19675,7 +20052,7 @@
         </w:tc>
         <w:tc>
           <w:tcPr>
-            <w:tcW w:type="dxa" w:w="3894"/>
+            <w:tcW w:type="dxa" w:w="3470"/>
             <w:vAlign w:val="center"/>
           </w:tcPr>
           <w:p>
@@ -19694,7 +20071,7 @@
         </w:trPr>
         <w:tc>
           <w:tcPr>
-            <w:tcW w:type="dxa" w:w="1156"/>
+            <w:tcW w:type="dxa" w:w="1541"/>
             <w:vAlign w:val="center"/>
           </w:tcPr>
           <w:p>
@@ -19708,7 +20085,7 @@
         </w:tc>
         <w:tc>
           <w:tcPr>
-            <w:tcW w:type="dxa" w:w="3781"/>
+            <w:tcW w:type="dxa" w:w="3370"/>
             <w:vAlign w:val="center"/>
           </w:tcPr>
           <w:p>
@@ -19722,7 +20099,7 @@
         </w:tc>
         <w:tc>
           <w:tcPr>
-            <w:tcW w:type="dxa" w:w="1091"/>
+            <w:tcW w:type="dxa" w:w="1541"/>
             <w:vAlign w:val="center"/>
           </w:tcPr>
           <w:p>
@@ -19736,7 +20113,7 @@
         </w:tc>
         <w:tc>
           <w:tcPr>
-            <w:tcW w:type="dxa" w:w="3894"/>
+            <w:tcW w:type="dxa" w:w="3470"/>
             <w:vAlign w:val="center"/>
           </w:tcPr>
           <w:p>
@@ -19755,7 +20132,7 @@
         </w:trPr>
         <w:tc>
           <w:tcPr>
-            <w:tcW w:type="dxa" w:w="1156"/>
+            <w:tcW w:type="dxa" w:w="1541"/>
             <w:vAlign w:val="center"/>
           </w:tcPr>
           <w:p>
@@ -19769,7 +20146,7 @@
         </w:tc>
         <w:tc>
           <w:tcPr>
-            <w:tcW w:type="dxa" w:w="3781"/>
+            <w:tcW w:type="dxa" w:w="3370"/>
             <w:vAlign w:val="center"/>
           </w:tcPr>
           <w:p>
@@ -19783,14 +20160,14 @@
         </w:tc>
         <w:tc>
           <w:tcPr>
-            <w:tcW w:type="dxa" w:w="1091"/>
+            <w:tcW w:type="dxa" w:w="1541"/>
             <w:vAlign w:val="center"/>
           </w:tcPr>
           <w:p/>
         </w:tc>
         <w:tc>
           <w:tcPr>
-            <w:tcW w:type="dxa" w:w="3894"/>
+            <w:tcW w:type="dxa" w:w="3470"/>
             <w:vAlign w:val="center"/>
           </w:tcPr>
           <w:p/>
@@ -19836,6 +20213,9 @@
             <w:vAlign w:val="center"/>
           </w:tcPr>
           <w:p>
+            <w:pPr>
+              <w:keepNext/>
+            </w:pPr>
             <w:r>
               <w:rPr>
                 <w:b/>
@@ -19853,6 +20233,9 @@
             <w:vAlign w:val="center"/>
           </w:tcPr>
           <w:p>
+            <w:pPr>
+              <w:keepNext/>
+            </w:pPr>
             <w:r>
               <w:rPr>
                 <w:b/>
@@ -19870,6 +20253,9 @@
             <w:vAlign w:val="center"/>
           </w:tcPr>
           <w:p>
+            <w:pPr>
+              <w:keepNext/>
+            </w:pPr>
             <w:r>
               <w:rPr>
                 <w:b/>
@@ -19907,7 +20293,7 @@
           <w:p>
             <w:r>
               <w:rPr>
-                <w:sz w:val="20"/>
+                <w:sz w:val="18"/>
               </w:rPr>
               <w:t>김건한</w:t>
             </w:r>
@@ -19921,7 +20307,7 @@
           <w:p>
             <w:r>
               <w:rPr>
-                <w:sz w:val="20"/>
+                <w:sz w:val="18"/>
               </w:rPr>
               <w:t>2026-10-26</w:t>
             </w:r>
@@ -19954,7 +20340,7 @@
           <w:p>
             <w:r>
               <w:rPr>
-                <w:sz w:val="20"/>
+                <w:sz w:val="18"/>
               </w:rPr>
               <w:t>황웅재, 전규민 (문서 간 정합성 검토)</w:t>
             </w:r>
@@ -19968,7 +20354,7 @@
           <w:p>
             <w:r>
               <w:rPr>
-                <w:sz w:val="20"/>
+                <w:sz w:val="18"/>
               </w:rPr>
               <w:t>2026-10-25</w:t>
             </w:r>

--- a/docs/submission/02_요구사항분석서_찰칵부산_Team10.docx
+++ b/docs/submission/02_요구사항분석서_찰칵부산_Team10.docx
@@ -770,7 +770,7 @@
               <w:rPr>
                 <w:sz w:val="18"/>
               </w:rPr>
-              <w:t>5장 유스케이스·10장 요구사항 추적표 통합(작성: 전규민), 추적표 검토 반영(AC-05 수정, AC-13~16 추가), 중간발표 제출본</w:t>
+              <w:t>중간발표 제출본: 5장 유스케이스·10장 추적표 통합(작성: 전규민), AC-05 수정·AC-13~17 추가, 우선순위 조정(FR-08 Must, FR-12 Should), 정확도 정의(방문지 단위·평가셋), 카카오 운영정책·AI 전송 동의·여행 삭제·위치 없는 여행 처리 반영</w:t>
             </w:r>
           </w:p>
         </w:tc>
@@ -872,7 +872,7 @@
         <w:rPr>
           <w:lang w:eastAsia="ko-KR"/>
         </w:rPr>
-        <w:t>여행 중 찍은 사진은 대부분 정리되지 않고, 여행기를 쓰려면 장소 검색·정보 확인·동선 정리·글쓰기를 모두 직접 해야 한다. 찰칵부산은 사용자가 부산 여행 후 갤러리 사진을 올리면 다음을 수행하는 모바일 웹 서비스이다.</w:t>
+        <w:t>여행 중 찍은 사진은 대부분 정리되지 않고, 여행기를 쓰려면 장소 검색·정보 확인·동선 정리·글쓰기를 모두 직접 해야 한다. 찰칵부산은 사진을 "여기가 어디?"라는 이미지 질의로 받아 부산 공식 데이터로 답하는 부산 지역 안내 모바일 웹 서비스로, 사용자가 부산 여행 후 갤러리 사진을 올리면 다음을 수행한다.</w:t>
       </w:r>
     </w:p>
     <w:p>
@@ -928,6 +928,20 @@
         <w:rPr>
           <w:lang w:eastAsia="ko-KR"/>
         </w:rPr>
+        <w:t>확정된 장소의 공식 정보(개요·주소·출처)와 근처에서 가 보지 못한 명소를 안내한다.</w:t>
+      </w:r>
+    </w:p>
+    <w:p>
+      <w:pPr>
+        <w:pStyle w:val="a0"/>
+        <w:rPr>
+          <w:lang w:eastAsia="ko-KR"/>
+        </w:rPr>
+      </w:pPr>
+      <w:r>
+        <w:rPr>
+          <w:lang w:eastAsia="ko-KR"/>
+        </w:rPr>
         <w:t>확정된 방문지로 지도 동선과 출처 각주가 붙은 여행기를 만든다.</w:t>
       </w:r>
     </w:p>
@@ -1019,9 +1033,8 @@
             <w:r>
               <w:rPr>
                 <w:sz w:val="18"/>
-                <w:lang w:eastAsia="ko-KR"/>
-              </w:rPr>
-              <w:t>사진 업로드·EXIF 분석, 방문지 묶기, 장소 매칭, 사용자 확인, 동선 지도, 여행기 생성</w:t>
+              </w:rPr>
+              <w:t>사진 업로드·EXIF 분석, 방문지 묶기, 장소 매칭, 사용자 확인, 동선 지도, 장소 상세(출처), 여행기 생성</w:t>
             </w:r>
           </w:p>
         </w:tc>
@@ -1058,9 +1071,8 @@
             <w:r>
               <w:rPr>
                 <w:sz w:val="18"/>
-                <w:lang w:eastAsia="ko-KR"/>
-              </w:rPr>
-              <w:t>위치 없는 사진 처리, 장소 상세(출처), 공유 카드</w:t>
+              </w:rPr>
+              <w:t>위치 없는 사진 처리, 공유 카드, 근처 못 가본 곳 추천</w:t>
             </w:r>
           </w:p>
         </w:tc>
@@ -1097,9 +1109,8 @@
             <w:r>
               <w:rPr>
                 <w:sz w:val="18"/>
-                <w:lang w:eastAsia="ko-KR"/>
-              </w:rPr>
-              <w:t>문단 다시 쓰기·사실 대조 경고, 근처 못 가본 곳 추천</w:t>
+              </w:rPr>
+              <w:t>문단 다시 쓰기·사실 대조 경고</w:t>
             </w:r>
           </w:p>
         </w:tc>
@@ -1523,6 +1534,44 @@
                 <w:lang w:eastAsia="ko-KR"/>
               </w:rPr>
               <w:t>VLM이 고른 장소가 맞을 가능성을 0~1로 나타낸 값</w:t>
+            </w:r>
+          </w:p>
+        </w:tc>
+      </w:tr>
+      <w:tr>
+        <w:trPr>
+          <w:cantSplit/>
+        </w:trPr>
+        <w:tc>
+          <w:tcPr>
+            <w:tcW w:w="4986" w:type="dxa"/>
+            <w:vAlign w:val="center"/>
+          </w:tcPr>
+          <w:p>
+            <w:r>
+              <w:rPr>
+                <w:sz w:val="18"/>
+              </w:rPr>
+              <w:t>평가셋</w:t>
+            </w:r>
+          </w:p>
+        </w:tc>
+        <w:tc>
+          <w:tcPr>
+            <w:tcW w:w="4986" w:type="dxa"/>
+            <w:vAlign w:val="center"/>
+          </w:tcPr>
+          <w:p>
+            <w:pPr>
+              <w:rPr>
+                <w:lang w:eastAsia="ko-KR"/>
+              </w:rPr>
+            </w:pPr>
+            <w:r>
+              <w:rPr>
+                <w:sz w:val="18"/>
+              </w:rPr>
+              <w:t>정확도 측정용 팀 촬영 사진과 정답 라벨(방문지 20곳 이상). 임계값 조정에 쓴 사진과 분리해 둔다</w:t>
             </w:r>
           </w:p>
         </w:tc>
@@ -1784,13 +1833,7 @@
           <w:b/>
           <w:lang w:eastAsia="ko-KR"/>
         </w:rPr>
-        <w:t xml:space="preserve">처리 흐름: </w:t>
-      </w:r>
-      <w:r>
-        <w:rPr>
-          <w:lang w:eastAsia="ko-KR"/>
-        </w:rPr>
-        <w:t>사진 업로드 → EXIF 추출 → 방문지 군집화 → 공식 데이터 후보 조회 → VLM 장소 판별(애매하면 사용자 확인) → 동선 지도·타임라인 → 출처 각주가 붙은 여행기 → 공유 카드</w:t>
+        <w:t>처리 흐름: 사진 업로드 → EXIF 추출 → 방문지 군집화 → 공식 데이터 후보 조회 → VLM 장소 판별(애매하면 사용자 확인) → 동선 지도·타임라인·장소 상세 → 출처 각주가 붙은 여행기 → 공유 카드</w:t>
       </w:r>
     </w:p>
     <w:p>
@@ -2228,7 +2271,7 @@
         <w:rPr>
           <w:lang w:eastAsia="ko-KR"/>
         </w:rPr>
-        <w:t>원본 사진과 사진 좌표는 분석 후 보관하지 않고, 사진 속 인물은 분석하지 않는다 (개인정보 최소화)</w:t>
+        <w:t>사진을 외부 AI 서비스로 보내기 전에 사용자 동의를 받고, 원본 사진과 사진 좌표는 분석 후 보관하지 않으며, 사진 속 인물은 분석하지 않는다 (개인정보 최소화)</w:t>
       </w:r>
     </w:p>
     <w:p>
@@ -2242,7 +2285,21 @@
         <w:rPr>
           <w:lang w:eastAsia="ko-KR"/>
         </w:rPr>
-        <w:t>공공데이터 개발계정 쿼터(TourAPI 일 1,000회 등) 안에서 동작해야 한다</w:t>
+        <w:t>공공데이터 개발계정 쿼터(TourAPI 일 1,000회 등) 안에서 동작해야 하고, AI API 비용은 팀 월 예산(계획서 6장) 안에서 관리한다</w:t>
+      </w:r>
+    </w:p>
+    <w:p>
+      <w:pPr>
+        <w:pStyle w:val="a0"/>
+        <w:rPr>
+          <w:lang w:eastAsia="ko-KR"/>
+        </w:rPr>
+      </w:pPr>
+      <w:r>
+        <w:rPr>
+          <w:lang w:eastAsia="ko-KR"/>
+        </w:rPr>
+        <w:t>카카오 지도·로컬 API는 운영정책을 따른다. 로컬 검색 결과는 장소 ID와 장소 URL만 저장하고, 그 밖의 정보(이름·주소·좌표 등)는 필요할 때마다 조회한다</w:t>
       </w:r>
     </w:p>
     <w:p>
@@ -2310,7 +2367,7 @@
         <w:rPr>
           <w:lang w:eastAsia="ko-KR"/>
         </w:rPr>
-        <w:t>사용자의 사진 대부분은 GPS 정보를 포함한다고 가정한다. (메신저로 받은 사진은 위치가 지워질 수 있음 → FR-06으로 대응)</w:t>
+        <w:t>사용자의 사진 대부분은 GPS 정보를 포함한다고 가정한다. 메신저로 받은 사진은 위치가 지워질 수 있어 FR-06으로 대응하고, 위치 있는 사진이 하나도 없으면 촬영 시각으로 묶어 사용자가 장소를 고르게 한다(FR-02). 모바일 웹 업로드에서 GPS가 유지되는지는 스프린트 1 실기기 PoC로 확인한다.</w:t>
       </w:r>
     </w:p>
     <w:p>
@@ -2324,7 +2381,7 @@
         <w:rPr>
           <w:lang w:eastAsia="ko-KR"/>
         </w:rPr>
-        <w:t>부산의 주요 관광지·음식점은 TourAPI 또는 카카오 로컬에 등록되어 있다고 가정한다.</w:t>
+        <w:t>부산의 주요 관광지·음식점은 TourAPI·부산광역시 데이터 또는 카카오 로컬에 등록되어 있다고 가정한다.</w:t>
       </w:r>
     </w:p>
     <w:p>
@@ -2409,7 +2466,7 @@
         <w:rPr>
           <w:lang w:eastAsia="ko-KR"/>
         </w:rPr>
-        <w:t>아래 방법으로 요구사항을 도출·검증한다. 경쟁 서비스 분석은 제안서 단계에서 완료했고, 설문·인터뷰·사진 데이터 분석은 중간발표 이후 실시해 결과를 v1.0에 반영한다.</w:t>
+        <w:t>아래 방법으로 요구사항을 도출·검증한다. 경쟁 서비스 분석·브레인스토밍·화면 시안(프로토타이핑)은 중간발표 전에 완료했고, 설문·인터뷰·사진 데이터 분석은 중간발표 이후 실시해 결과를 최종 요구사항정의서(v2.0)에 반영한다.</w:t>
       </w:r>
     </w:p>
     <w:tbl>
@@ -2780,6 +2837,138 @@
                 <w:sz w:val="18"/>
               </w:rPr>
               <w:t>완료 (제안서 2장)</w:t>
+            </w:r>
+          </w:p>
+        </w:tc>
+      </w:tr>
+      <w:tr>
+        <w:trPr>
+          <w:cantSplit/>
+        </w:trPr>
+        <w:tc>
+          <w:tcPr>
+            <w:tcW w:w="2493" w:type="dxa"/>
+            <w:vAlign w:val="center"/>
+          </w:tcPr>
+          <w:p>
+            <w:r>
+              <w:rPr>
+                <w:sz w:val="18"/>
+              </w:rPr>
+              <w:t>브레인스토밍</w:t>
+            </w:r>
+          </w:p>
+        </w:tc>
+        <w:tc>
+          <w:tcPr>
+            <w:tcW w:w="2493" w:type="dxa"/>
+            <w:vAlign w:val="center"/>
+          </w:tcPr>
+          <w:p>
+            <w:r>
+              <w:rPr>
+                <w:sz w:val="18"/>
+              </w:rPr>
+              <w:t>팀원 4명 (GitHub 이슈 #1~#4)</w:t>
+            </w:r>
+          </w:p>
+        </w:tc>
+        <w:tc>
+          <w:tcPr>
+            <w:tcW w:w="2493" w:type="dxa"/>
+            <w:vAlign w:val="center"/>
+          </w:tcPr>
+          <w:p>
+            <w:pPr>
+              <w:rPr>
+                <w:lang w:eastAsia="ko-KR"/>
+              </w:rPr>
+            </w:pPr>
+            <w:r>
+              <w:rPr>
+                <w:sz w:val="18"/>
+              </w:rPr>
+              <w:t>아이디어 5개 비교, 주제·핵심 기능 선정</w:t>
+            </w:r>
+          </w:p>
+        </w:tc>
+        <w:tc>
+          <w:tcPr>
+            <w:tcW w:w="2493" w:type="dxa"/>
+            <w:vAlign w:val="center"/>
+          </w:tcPr>
+          <w:p>
+            <w:r>
+              <w:rPr>
+                <w:sz w:val="18"/>
+              </w:rPr>
+              <w:t>완료 (10/13~10/15)</w:t>
+            </w:r>
+          </w:p>
+        </w:tc>
+      </w:tr>
+      <w:tr>
+        <w:trPr>
+          <w:cantSplit/>
+        </w:trPr>
+        <w:tc>
+          <w:tcPr>
+            <w:tcW w:w="2493" w:type="dxa"/>
+            <w:vAlign w:val="center"/>
+          </w:tcPr>
+          <w:p>
+            <w:r>
+              <w:rPr>
+                <w:sz w:val="18"/>
+              </w:rPr>
+              <w:t>프로토타이핑</w:t>
+            </w:r>
+          </w:p>
+        </w:tc>
+        <w:tc>
+          <w:tcPr>
+            <w:tcW w:w="2493" w:type="dxa"/>
+            <w:vAlign w:val="center"/>
+          </w:tcPr>
+          <w:p>
+            <w:r>
+              <w:rPr>
+                <w:sz w:val="18"/>
+              </w:rPr>
+              <w:t>15개 화면 목록, 핵심 화면 시안 4개</w:t>
+            </w:r>
+          </w:p>
+        </w:tc>
+        <w:tc>
+          <w:tcPr>
+            <w:tcW w:w="2493" w:type="dxa"/>
+            <w:vAlign w:val="center"/>
+          </w:tcPr>
+          <w:p>
+            <w:pPr>
+              <w:rPr>
+                <w:lang w:eastAsia="ko-KR"/>
+              </w:rPr>
+            </w:pPr>
+            <w:r>
+              <w:rPr>
+                <w:sz w:val="18"/>
+              </w:rPr>
+              <w:t>화면 흐름, 확인 단계에 보여 줄 정보</w:t>
+            </w:r>
+          </w:p>
+        </w:tc>
+        <w:tc>
+          <w:tcPr>
+            <w:tcW w:w="2493" w:type="dxa"/>
+            <w:vAlign w:val="center"/>
+          </w:tcPr>
+          <w:p>
+            <w:r>
+              <w:rPr>
+                <w:sz w:val="18"/>
+              </w:rPr>
+              <w:t>완료 (6.1, 그림 6-1)</w:t>
             </w:r>
           </w:p>
         </w:tc>
@@ -3015,9 +3204,8 @@
             <w:r>
               <w:rPr>
                 <w:sz w:val="18"/>
-                <w:lang w:eastAsia="ko-KR"/>
-              </w:rPr>
-              <w:t>사용자는 갤러리에서 사진 1~30장(JPEG, HEIC, PNG)을 업로드할 수 있어야 한다. 시스템은 각 사진의 촬영 시각과 GPS 좌표를 추출해 "위치 있음 N장 · 없음 M장"으로 요약해야 한다. 30장을 넘거나 지원하지 않는 형식이면 업로드를 막고 안내해야 한다.</w:t>
+              </w:rPr>
+              <w:t>사용자는 갤러리에서 사진 1~30장(JPEG, HEIC, PNG, 장당 20MB 이하)을 업로드할 수 있어야 한다. 시스템은 각 사진의 촬영 시각과 GPS 좌표를 추출해 "위치 있음 N장 · 없음 M장"으로 요약해야 한다. 30장을 넘으면 업로드를 막고, 지원하지 않는 형식이거나 20MB를 넘는 사진은 제외하고 안내해야 한다. 30장 제한은 1분 이내 분석(NFR-01)과 AI 비용(AIR-07)을 지키기 위한 MVP 기준이며, 사진이 많으면 방문지별 대표 사진을 골라 올리도록 안내한다.</w:t>
             </w:r>
           </w:p>
         </w:tc>
@@ -3111,9 +3299,8 @@
             <w:r>
               <w:rPr>
                 <w:sz w:val="18"/>
-                <w:lang w:eastAsia="ko-KR"/>
-              </w:rPr>
-              <w:t>시스템은 촬영 시각과 좌표에 DBSCAN을 적용해 사진을 방문지로 묶고, 방문지별 방문 순서·사진 수·중심 좌표·시간대를 계산해야 한다. 방문지는 날짜별(1일차, 2일차)로 나뉘어야 한다.</w:t>
+              </w:rPr>
+              <w:t>시스템은 촬영 시각과 좌표에 DBSCAN을 적용해 사진을 방문지로 묶고, 방문지별 방문 순서·사진 수·중심 좌표·시간대를 계산해야 한다. 방문지는 날짜별(1일차, 2일차)로 나뉘어야 한다. 위치 있는 사진이 하나도 없으면 촬영 시각만으로 방문지를 묶고, 모든 방문지를 선택필요로 두어 사용자가 직접 검색으로 장소를 지정하게 해야 한다.</w:t>
             </w:r>
           </w:p>
         </w:tc>
@@ -3226,9 +3413,8 @@
             <w:r>
               <w:rPr>
                 <w:sz w:val="18"/>
-                <w:lang w:eastAsia="ko-KR"/>
-              </w:rPr>
-              <w:t>시스템은 방문지 중심 좌표 반경 300m 안의 장소를 TourAPI 위치기반 조회와 카카오 로컬 검색으로 찾아 후보 2~3곳을 제시해야 한다. 후보가 없으면 600m로 확대하고, 그래도 없으면 사용자 선택으로 넘겨야 한다. 조회 결과는 장소 캐시에 저장해야 한다.</w:t>
+              </w:rPr>
+              <w:t>시스템은 방문지 중심 좌표 반경 300m 안의 장소를 TourAPI 위치기반 조회, 부산광역시 명소·맛집 데이터(장소 캐시에 적재해 반경 검색), 카카오 로컬 검색(음식점·카페 보조)으로 찾아 후보 2~3곳을 제시해야 한다. 후보가 없으면 600m로 확대하고, 그래도 없으면 사용자 선택으로 넘겨야 한다. 공공데이터 조회 결과는 장소 캐시에 저장하고, 카카오 로컬 결과는 운영정책에 따라 장소 ID·URL만 저장해야 한다.</w:t>
             </w:r>
           </w:p>
         </w:tc>
@@ -3327,9 +3513,8 @@
             <w:r>
               <w:rPr>
                 <w:sz w:val="18"/>
-                <w:lang w:eastAsia="ko-KR"/>
-              </w:rPr>
-              <w:t>시스템은 방문지 대표 사진 1장과 후보 목록을 VLM에 보내, 후보 중 한 곳의 장소 ID·확신도(0~1)·판단 근거를 받아야 한다. 확신도 0.8 이상은 자동 확정, 0.5~0.8은 사용자 확인, 0.5 미만은 사용자 선택으로 처리해야 한다(8장 참고).</w:t>
+              </w:rPr>
+              <w:t>시스템은 방문지 대표 사진 1장과 후보 목록을 VLM에 보내, 후보 중 한 곳의 장소 ID·확신도(0~1)·판단 근거를 받아야 한다. 확신도 0.8 이상은 자동 확정, 0.5 이상 0.8 미만은 사용자 확인, 0.5 미만은 사용자 선택으로 처리해야 한다(8.1 참고).</w:t>
             </w:r>
           </w:p>
         </w:tc>
@@ -3422,9 +3607,8 @@
             <w:r>
               <w:rPr>
                 <w:sz w:val="18"/>
-                <w:lang w:eastAsia="ko-KR"/>
-              </w:rPr>
-              <w:t>사용자는 확인이 필요한 방문지에서 사진, 후보 목록, AI 추천과 판단 근거를 보고 장소를 고를 수 있어야 한다. 목록에 없으면 직접 검색하거나 "기타 장소"로 저장할 수 있어야 하며, 자동 확정된 방문지도 나중에 바꿀 수 있어야 한다. 사용자 선택 결과는 매칭 로그(DR-09)로 저장해야 한다.</w:t>
+              </w:rPr>
+              <w:t>사용자는 확인이 필요한 방문지에서 사진, 후보 목록, AI 추천과 판단 근거를 보고 장소를 고를 수 있어야 한다. 목록에 없으면 직접 검색하거나 "기타 장소"(이름만 입력, 위치는 방문지 중심 좌표 사용)로 저장할 수 있어야 하며, 자동 확정된 방문지도 나중에 바꿀 수 있어야 한다. 사용자 선택 결과는 매칭 로그(DR-09)로 저장해야 한다.</w:t>
             </w:r>
           </w:p>
         </w:tc>
@@ -3707,9 +3891,8 @@
             <w:r>
               <w:rPr>
                 <w:sz w:val="18"/>
-                <w:lang w:eastAsia="ko-KR"/>
-              </w:rPr>
-              <w:t>사용자가 방문지를 누르면 시스템은 공식 데이터의 장소 개요, 주소, 대표 사진, 출처, 갱신일을 보여 줘야 한다.</w:t>
+              </w:rPr>
+              <w:t>사용자가 방문지를 누르면 시스템은 공식 데이터의 장소 개요, 주소, 대표 사진, 출처, 갱신일을 보여 줘야 한다. 카카오 로컬에서 찾은 장소는 이름·주소를 실시간으로 조회해 보여 주고 카카오 장소 페이지로 연결한다.</w:t>
             </w:r>
           </w:p>
         </w:tc>
@@ -3723,7 +3906,7 @@
               <w:rPr>
                 <w:sz w:val="18"/>
               </w:rPr>
-              <w:t>Should</w:t>
+              <w:t>Must</w:t>
             </w:r>
           </w:p>
         </w:tc>
@@ -3802,9 +3985,8 @@
             <w:r>
               <w:rPr>
                 <w:sz w:val="18"/>
-                <w:lang w:eastAsia="ko-KR"/>
-              </w:rPr>
-              <w:t>시스템은 확정된 방문지와 공식 정보, 사용자가 고른 문체로 LLM 여행기(제목, 본문, 날짜별 동선 요약)를 생성해야 한다. 본문의 장소 이름은 확정된 장소 ID와 연결되고, 사실 문장마다 출처 각주가 붙어야 한다.</w:t>
+              </w:rPr>
+              <w:t>시스템은 확정된 방문지와 공식 정보, 사용자가 고른 문체로 LLM 여행기(제목, 본문, 날짜별 동선 요약)를 생성해야 한다. 본문의 장소 이름은 확정된 장소 ID와 연결되고, 사실 문장마다 출처 각주가 붙어야 하며, AI가 작성한 글임을 표시해야 한다.</w:t>
             </w:r>
           </w:p>
         </w:tc>
@@ -4109,7 +4291,7 @@
               <w:rPr>
                 <w:sz w:val="18"/>
               </w:rPr>
-              <w:t>Could</w:t>
+              <w:t>Should</w:t>
             </w:r>
           </w:p>
         </w:tc>
@@ -4137,7 +4319,7 @@
               <w:rPr>
                 <w:sz w:val="18"/>
               </w:rPr>
-              <w:t>UC-04</w:t>
+              <w:t>UC-04 · AC-17</w:t>
             </w:r>
           </w:p>
         </w:tc>
@@ -4384,9 +4566,8 @@
             <w:r>
               <w:rPr>
                 <w:sz w:val="18"/>
-                <w:lang w:eastAsia="ko-KR"/>
-              </w:rPr>
-              <w:t>Test — 테스트셋으로 10회 측정 평균</w:t>
+              </w:rPr>
+              <w:t>Test — 사진 20장 세트로 10회 측정한 평균</w:t>
             </w:r>
           </w:p>
         </w:tc>
@@ -4451,43 +4632,41 @@
             <w:r>
               <w:rPr>
                 <w:sz w:val="18"/>
+              </w:rPr>
+              <w:t>장소 매칭 정확도가 방문지 단위로 80% 이상이어야 한다. 정확도는 AI가 1순위로 고른 장소가 정답 라벨과 같은 방문지 수를 평가셋 전체 방문지 수로 나눈 값이다. 정답 장소가 후보 목록에 들어 있는 비율(후보 포함률)은 90% 이상이어야 한다.</w:t>
+            </w:r>
+          </w:p>
+        </w:tc>
+        <w:tc>
+          <w:tcPr>
+            <w:tcW w:w="907" w:type="dxa"/>
+            <w:vAlign w:val="center"/>
+          </w:tcPr>
+          <w:p>
+            <w:r>
+              <w:rPr>
+                <w:sz w:val="18"/>
+              </w:rPr>
+              <w:t>Must</w:t>
+            </w:r>
+          </w:p>
+        </w:tc>
+        <w:tc>
+          <w:tcPr>
+            <w:tcW w:w="1247" w:type="dxa"/>
+            <w:vAlign w:val="center"/>
+          </w:tcPr>
+          <w:p>
+            <w:pPr>
+              <w:rPr>
                 <w:lang w:eastAsia="ko-KR"/>
               </w:rPr>
-              <w:t>장소 매칭 정확도가 80% 이상이어야 한다.</w:t>
-            </w:r>
-          </w:p>
-        </w:tc>
-        <w:tc>
-          <w:tcPr>
-            <w:tcW w:w="907" w:type="dxa"/>
-            <w:vAlign w:val="center"/>
-          </w:tcPr>
-          <w:p>
-            <w:r>
-              <w:rPr>
-                <w:sz w:val="18"/>
-              </w:rPr>
-              <w:t>Must</w:t>
-            </w:r>
-          </w:p>
-        </w:tc>
-        <w:tc>
-          <w:tcPr>
-            <w:tcW w:w="1247" w:type="dxa"/>
-            <w:vAlign w:val="center"/>
-          </w:tcPr>
-          <w:p>
-            <w:pPr>
-              <w:rPr>
-                <w:lang w:eastAsia="ko-KR"/>
-              </w:rPr>
             </w:pPr>
             <w:r>
               <w:rPr>
                 <w:sz w:val="18"/>
-                <w:lang w:eastAsia="ko-KR"/>
-              </w:rPr>
-              <w:t>AI 평가 — 팀 촬영 사진 30장 정답 라벨과 비교</w:t>
+              </w:rPr>
+              <w:t>AI 평가 — 팀 촬영 평가셋(방문지 20곳 이상, 임계값 조정용 사진과 분리)의 정답 라벨과 비교</w:t>
             </w:r>
           </w:p>
         </w:tc>
@@ -4552,9 +4731,8 @@
             <w:r>
               <w:rPr>
                 <w:sz w:val="18"/>
-                <w:lang w:eastAsia="ko-KR"/>
-              </w:rPr>
-              <w:t>여행기 속 사실 문장의 100%에 출처가 표시되어야 한다.</w:t>
+              </w:rPr>
+              <w:t>여행기 속 사실 문장의 100%에 출처가 표시되어야 한다. 사실 문장은 위치·운영시간·요금·역사·특징처럼 공식 데이터로 확인할 수 있는 내용을 담은 문장이다(감상·느낌 문장은 제외).</w:t>
             </w:r>
           </w:p>
         </w:tc>
@@ -4653,43 +4831,41 @@
             <w:r>
               <w:rPr>
                 <w:sz w:val="18"/>
+              </w:rPr>
+              <w:t>사진을 외부 AI 서비스로 보내기 전에 사용자 동의를 받아야 한다. 원본 사진과 사진 좌표는 분석 후 삭제하고, EXIF를 제거한 썸네일만 보관해야 한다. 사진 속 인물(얼굴)은 분석하지 않아야 한다. 사용자가 여행을 삭제하면 방문지·썸네일·여행기·매칭 로그가 함께 삭제되어야 한다.</w:t>
+            </w:r>
+          </w:p>
+        </w:tc>
+        <w:tc>
+          <w:tcPr>
+            <w:tcW w:w="907" w:type="dxa"/>
+            <w:vAlign w:val="center"/>
+          </w:tcPr>
+          <w:p>
+            <w:r>
+              <w:rPr>
+                <w:sz w:val="18"/>
+              </w:rPr>
+              <w:t>Must</w:t>
+            </w:r>
+          </w:p>
+        </w:tc>
+        <w:tc>
+          <w:tcPr>
+            <w:tcW w:w="1247" w:type="dxa"/>
+            <w:vAlign w:val="center"/>
+          </w:tcPr>
+          <w:p>
+            <w:pPr>
+              <w:rPr>
                 <w:lang w:eastAsia="ko-KR"/>
               </w:rPr>
-              <w:t>원본 사진과 사진 좌표는 분석 후 삭제하고, EXIF를 제거한 썸네일만 보관해야 한다. 사진 속 인물(얼굴)은 분석하지 않아야 한다.</w:t>
-            </w:r>
-          </w:p>
-        </w:tc>
-        <w:tc>
-          <w:tcPr>
-            <w:tcW w:w="907" w:type="dxa"/>
-            <w:vAlign w:val="center"/>
-          </w:tcPr>
-          <w:p>
-            <w:r>
-              <w:rPr>
-                <w:sz w:val="18"/>
-              </w:rPr>
-              <w:t>Must</w:t>
-            </w:r>
-          </w:p>
-        </w:tc>
-        <w:tc>
-          <w:tcPr>
-            <w:tcW w:w="1247" w:type="dxa"/>
-            <w:vAlign w:val="center"/>
-          </w:tcPr>
-          <w:p>
-            <w:pPr>
-              <w:rPr>
-                <w:lang w:eastAsia="ko-KR"/>
-              </w:rPr>
             </w:pPr>
             <w:r>
               <w:rPr>
                 <w:sz w:val="18"/>
-                <w:lang w:eastAsia="ko-KR"/>
-              </w:rPr>
-              <w:t>Test / Review — 분석 후 저장소 확인, VLM 프롬프트 검토</w:t>
+              </w:rPr>
+              <w:t>Test / Review — 동의 화면 확인, 분석 후 저장소 확인, 여행 삭제 후 DB 확인, VLM 프롬프트 검토</w:t>
             </w:r>
           </w:p>
         </w:tc>
@@ -5062,9 +5238,8 @@
             <w:r>
               <w:rPr>
                 <w:sz w:val="18"/>
-                <w:lang w:eastAsia="ko-KR"/>
-              </w:rPr>
-              <w:t>외부 API 무료 쿼터 안에서 동작해야 하며, 외부 API 실패 시 오류를 안내하고 재시도할 수 있어야 한다.</w:t>
+              </w:rPr>
+              <w:t>공공데이터·지도 API는 무료 쿼터 안에서, AI API는 팀이 정한 월 예산(계획서 6장) 안에서 동작해야 하며, 외부 API 실패 시 오류를 안내하고 재시도할 수 있어야 한다.</w:t>
             </w:r>
           </w:p>
         </w:tc>
@@ -5965,7 +6140,7 @@
               <w:rPr>
                 <w:sz w:val="18"/>
               </w:rPr>
-              <w:t>M (FR-12는 C)</w:t>
+              <w:t>M (FR-12는 S)</w:t>
             </w:r>
           </w:p>
         </w:tc>
@@ -6068,7 +6243,7 @@
               <w:rPr>
                 <w:sz w:val="18"/>
               </w:rPr>
-              <w:t>S</w:t>
+              <w:t>M</w:t>
             </w:r>
           </w:p>
         </w:tc>
@@ -7295,7 +7470,7 @@
               <w:rPr>
                 <w:sz w:val="18"/>
               </w:rPr>
-              <w:t>여행자가 모바일 웹에 접속했고, 부산 여행 사진이 기기 갤러리에 있다</w:t>
+              <w:t>여행자가 모바일 웹에 접속했고, 부산 여행 사진이 기기 갤러리에 있다. 사진 축소본이 외부 AI 서비스로 전송되는 데 동의했다 (NFR-04)</w:t>
             </w:r>
           </w:p>
         </w:tc>
@@ -7338,15 +7513,15 @@
               <w:rPr>
                 <w:sz w:val="18"/>
               </w:rPr>
-              <w:t>2. 여행자가 갤러리에서 사진 1~30장(JPEG, HEIC, PNG)을 고른다.</w:t>
-            </w:r>
-          </w:p>
-          <w:p>
-            <w:r>
-              <w:rPr>
-                <w:sz w:val="18"/>
-              </w:rPr>
-              <w:t>3. 시스템이 장수와 형식을 검사하고 사진을 올린다.</w:t>
+              <w:t>2. 여행자가 갤러리에서 사진 1~30장(JPEG, HEIC, PNG, 장당 20MB 이하)을 고른다.</w:t>
+            </w:r>
+          </w:p>
+          <w:p>
+            <w:r>
+              <w:rPr>
+                <w:sz w:val="18"/>
+              </w:rPr>
+              <w:t>3. 시스템이 장수·형식·크기를 검사하고 사진을 올린다.</w:t>
             </w:r>
           </w:p>
           <w:p>
@@ -7421,7 +7596,7 @@
               <w:rPr>
                 <w:sz w:val="18"/>
               </w:rPr>
-              <w:t>3a. 지원하지 않는 형식의 사진은 제외하고 여행자에게 알린다.</w:t>
+              <w:t>3a. 지원하지 않는 형식이거나 20MB를 넘는 사진은 제외하고 여행자에게 알린다.</w:t>
             </w:r>
           </w:p>
           <w:p>
@@ -7445,7 +7620,15 @@
               <w:rPr>
                 <w:sz w:val="18"/>
               </w:rPr>
-              <w:t>6a. 여행자가 화면을 떠나도 분석은 계속되고, 끝나면 여행자에게 알린다.</w:t>
+              <w:t>5b. 위치 있는 사진이 하나도 없으면 촬영 시각만으로 방문지를 묶고, UC-02에서 모든 방문지를 선택필요로 두어 여행자가 직접 검색으로 장소를 지정한다 (FR-02).</w:t>
+            </w:r>
+          </w:p>
+          <w:p>
+            <w:r>
+              <w:rPr>
+                <w:sz w:val="18"/>
+              </w:rPr>
+              <w:t>6a. 여행자가 화면을 떠나도 분석은 계속되고, 다시 접속하면 진행 상태나 완료 결과를 보여 준다 (UI-03).</w:t>
             </w:r>
           </w:p>
         </w:tc>
@@ -7816,7 +7999,7 @@
               <w:rPr>
                 <w:sz w:val="18"/>
               </w:rPr>
-              <w:t>1. 시스템이 방문지 중심 좌표 반경 300m 안의 장소를 관광 데이터 API에서 찾는다. 이미 조회한 장소는 장소 캐시를 쓴다.</w:t>
+              <w:t>1. 시스템이 방문지 중심 좌표 반경 300m 안의 장소를 관광 데이터 API에서 찾는다. 이미 조회한 공공데이터 장소는 장소 캐시를 쓴다(카카오 로컬 결과는 운영정책상 캐시하지 않는다).</w:t>
             </w:r>
           </w:p>
           <w:p>
@@ -7840,7 +8023,7 @@
               <w:rPr>
                 <w:sz w:val="18"/>
               </w:rPr>
-              <w:t>4. 시스템이 확신도에 따라 방문지 상태를 정한다: 0.8 이상은 자동확정, 0.5~0.8은 확인필요, 0.5 미만은 선택필요.</w:t>
+              <w:t>4. 시스템이 확신도에 따라 방문지 상태를 정한다: 0.8 이상은 자동확정, 0.5 이상 0.8 미만은 확인필요, 0.5 미만은 선택필요.</w:t>
             </w:r>
           </w:p>
           <w:p>
@@ -8801,7 +8984,7 @@
                 <w:b/>
                 <w:sz w:val="18"/>
               </w:rPr>
-              <w:t>선택 흐름 (FR-12, 우선순위 C)</w:t>
+              <w:t>선택 흐름 (FR-12, 우선순위 S)</w:t>
             </w:r>
           </w:p>
         </w:tc>
@@ -8955,7 +9138,7 @@
               <w:rPr>
                 <w:sz w:val="18"/>
               </w:rPr>
-              <w:t>FR-07, FR-12(C) · UI-06 · NFR-08</w:t>
+              <w:t>FR-07, FR-12(S) · UI-06 · NFR-08</w:t>
             </w:r>
           </w:p>
         </w:tc>
@@ -9275,6 +9458,14 @@
               <w:t>2a. "기타 장소"로 저장된 방문지는 공식 정보가 없다고 안내한다.</w:t>
             </w:r>
           </w:p>
+          <w:p>
+            <w:r>
+              <w:rPr>
+                <w:sz w:val="18"/>
+              </w:rPr>
+              <w:t>2b. 카카오 로컬에서 찾은 장소는 이름·주소를 실시간으로 조회해 보여 주고, 카카오 장소 페이지로 연결한다 (카카오맵 운영정책상 장소 ID·URL만 저장).</w:t>
+            </w:r>
+          </w:p>
         </w:tc>
       </w:tr>
       <w:tr>
@@ -9667,7 +9858,7 @@
               <w:rPr>
                 <w:sz w:val="18"/>
               </w:rPr>
-              <w:t>4. 시스템이 제목, 본문, 날짜별 동선 요약, 각주 목록을 보여 준다.</w:t>
+              <w:t>4. 시스템이 제목, 본문, 날짜별 동선 요약, 각주 목록을 보여 주고, AI가 작성한 글임을 표시한다.</w:t>
             </w:r>
           </w:p>
           <w:p>
@@ -10954,7 +11145,7 @@
               <w:rPr>
                 <w:sz w:val="18"/>
               </w:rPr>
-              <w:t>3. 시스템이 문장 속 사실(운영시간, 위치 등)을 공식 데이터와 대조한다.</w:t>
+              <w:t>3. 시스템이 문장마다 표시된 데이터 필드 값(운영시간, 위치 등)이 공식 데이터와 같은지 대조한다. 사용자가 편집한 문장은 장소명과 시간·요금 같은 수치 표현만 대조한다.</w:t>
             </w:r>
           </w:p>
           <w:p>
@@ -11252,9 +11443,8 @@
             <w:r>
               <w:rPr>
                 <w:sz w:val="18"/>
-                <w:lang w:eastAsia="ko-KR"/>
-              </w:rPr>
-              <w:t>내 여행 목록 확인, 새 여행기 시작</w:t>
+              </w:rPr>
+              <w:t>내 여행 목록 확인, 새 여행기 시작, 여행 삭제</w:t>
             </w:r>
           </w:p>
         </w:tc>
@@ -11268,7 +11458,7 @@
               <w:rPr>
                 <w:sz w:val="18"/>
               </w:rPr>
-              <w:t>—</w:t>
+              <w:t>NFR-04</w:t>
             </w:r>
           </w:p>
         </w:tc>
@@ -11319,9 +11509,8 @@
             <w:r>
               <w:rPr>
                 <w:sz w:val="18"/>
-                <w:lang w:eastAsia="ko-KR"/>
-              </w:rPr>
-              <w:t>갤러리에서 사진 최대 30장 선택·업로드</w:t>
+              </w:rPr>
+              <w:t>갤러리에서 사진 최대 30장 선택·업로드, 외부 AI 전송 동의</w:t>
             </w:r>
           </w:p>
         </w:tc>
@@ -11335,7 +11524,7 @@
               <w:rPr>
                 <w:sz w:val="18"/>
               </w:rPr>
-              <w:t>FR-01</w:t>
+              <w:t>FR-01, NFR-04</w:t>
             </w:r>
           </w:p>
         </w:tc>
@@ -11386,9 +11575,8 @@
             <w:r>
               <w:rPr>
                 <w:sz w:val="18"/>
-                <w:lang w:eastAsia="ko-KR"/>
-              </w:rPr>
-              <w:t>단계별 진행률, 묶인 방문지 미리보기, 완료 알림 받기</w:t>
+              </w:rPr>
+              <w:t>단계별 진행률, 묶인 방문지 미리보기, 다시 접속하면 진행 상태·결과 표시</w:t>
             </w:r>
           </w:p>
         </w:tc>
@@ -11908,9 +12096,8 @@
             <w:r>
               <w:rPr>
                 <w:sz w:val="18"/>
-                <w:lang w:eastAsia="ko-KR"/>
-              </w:rPr>
-              <w:t>근처 못 가본 곳 (Could)</w:t>
+              </w:rPr>
+              <w:t>근처 못 가본 곳 (Should)</w:t>
             </w:r>
           </w:p>
         </w:tc>
@@ -12605,9 +12792,8 @@
             <w:r>
               <w:rPr>
                 <w:sz w:val="18"/>
-                <w:lang w:eastAsia="ko-KR"/>
-              </w:rPr>
-              <w:t>사용자가 화면을 떠나도 분석은 계속되고, 완료되면 알려야 한다.</w:t>
+              </w:rPr>
+              <w:t>사용자가 화면을 떠나도 분석은 서버에서 계속되고, 다시 접속하면 진행 상태나 완료 결과를 보여 줘야 한다.</w:t>
             </w:r>
           </w:p>
         </w:tc>
@@ -12970,9 +13156,8 @@
             <w:r>
               <w:rPr>
                 <w:sz w:val="18"/>
-                <w:lang w:eastAsia="ko-KR"/>
-              </w:rPr>
-              <w:t>모바일 화면 폭(360px 이상)에서 가로 스크롤 없이 표시되고, 주요 버튼은 손가락으로 누르기 충분한 크기여야 한다.</w:t>
+              </w:rPr>
+              <w:t>모바일 화면 폭(360px 이상)에서 가로 스크롤 없이 표시되고, 주요 버튼의 터치 영역은 44×44px 이상이어야 한다.</w:t>
             </w:r>
           </w:p>
         </w:tc>
@@ -13423,9 +13608,8 @@
             <w:r>
               <w:rPr>
                 <w:sz w:val="18"/>
-                <w:lang w:eastAsia="ko-KR"/>
-              </w:rPr>
-              <w:t>지도 일 30만, 로컬 일 10만 건 무료. 지도 표시, 음식점·카페 보조 검색에 사용</w:t>
+              </w:rPr>
+              <w:t>지도 일 30만, 로컬 일 10만 건 무료. 지도 표시, 음식점·카페 보조 검색에 사용. 운영정책상 로컬 검색 결과는 장소 ID·URL만 저장하고 나머지는 실시간 조회</w:t>
             </w:r>
           </w:p>
         </w:tc>
@@ -13787,7 +13971,7 @@
               <w:rPr>
                 <w:sz w:val="18"/>
               </w:rPr>
-              <w:t>id, trip_id, place_id, start_at, end_at, confidence, status(분석중/자동확정/확인필요/선택필요/확정/기타장소), 방문 순서</w:t>
+              <w:t>id, trip_id, place_id, start_at, end_at, confidence, status(분석중/자동확정/확인필요/선택필요/확정/기타장소), 방문 순서, center_lat·center_lng(중심 좌표, 소수점 4자리)</w:t>
             </w:r>
           </w:p>
         </w:tc>
@@ -13862,7 +14046,7 @@
               <w:rPr>
                 <w:sz w:val="18"/>
               </w:rPr>
-              <w:t>id, source(TourAPI/부산시/카카오), 원본 ID, name, type, lat, lng, overview, image_url, updated_at</w:t>
+              <w:t>id, source(TourAPI/부산시/카카오), 원본 ID, name, type, lat, lng, overview, image_url, place_url, updated_at</w:t>
             </w:r>
           </w:p>
         </w:tc>
@@ -13890,7 +14074,7 @@
               <w:rPr>
                 <w:sz w:val="18"/>
               </w:rPr>
-              <w:t>캐시, 주기적 갱신</w:t>
+              <w:t>공공데이터: 캐시, 주기적 갱신. 카카오: 원본 ID·place_url만 저장(운영정책)</w:t>
             </w:r>
           </w:p>
         </w:tc>
@@ -14263,13 +14447,7 @@
           <w:b/>
           <w:lang w:eastAsia="ko-KR"/>
         </w:rPr>
-        <w:t xml:space="preserve">DR-08: </w:t>
-      </w:r>
-      <w:r>
-        <w:rPr>
-          <w:lang w:eastAsia="ko-KR"/>
-        </w:rPr>
-        <w:t>원본 사진은 분석에만 쓰고 저장하지 않는다(임시 저장 후 자동 삭제). 화면(장소 확인·동선·여행기·공유 카드)에 보여 줄 사진은 위치 정보(EXIF)를 제거한 썸네일만 보관한다. 사진 좌표는 방문지 중심 좌표 계산 후 삭제한다. 외부 데이터를 화면·여행기에 쓸 때는 제공처와 갱신일을 함께 저장하고 표시한다. 테스트 사진은 팀원이 직접 촬영한 것만 쓴다.</w:t>
+        <w:t>DR-08: 원본 사진은 분석에만 쓰고 저장하지 않는다(임시 저장 후 자동 삭제). 화면(장소 확인·동선·여행기·공유 카드)에 보여 줄 사진은 위치 정보(EXIF)를 제거한 썸네일만 보관한다. 사진 좌표는 방문지 중심 좌표(소수점 4자리로 줄여 저장)를 계산한 뒤 삭제한다. 외부 데이터를 화면·여행기에 쓸 때는 제공처와 갱신일을 함께 저장하고 표시한다. 단, 카카오 로컬 데이터는 운영정책에 따라 장소 ID·URL만 저장하고 표시할 때마다 조회한다. 테스트 사진은 팀원이 직접 촬영한 것만 쓴다.</w:t>
       </w:r>
     </w:p>
     <w:p>
@@ -14489,9 +14667,8 @@
             <w:r>
               <w:rPr>
                 <w:sz w:val="18"/>
-                <w:lang w:eastAsia="ko-KR"/>
-              </w:rPr>
-              <w:t>VLM 입력은 방문지 대표 사진 1장(축소본)과 후보 장소 목록(이름, 유형, 거리, 개요, 대표 사진)으로 한다.</w:t>
+              </w:rPr>
+              <w:t>VLM 입력은 방문지 대표 사진 1장(축소본)과 후보 장소 목록(이름, 유형, 거리, 개요, 대표 사진)으로 한다. 카카오 로컬 후보는 개요·사진 없이 이름·유형·거리만 넣는다(카카오 데이터를 AI 입력에 써도 되는지는 설계서 부록 A-5에서 확인 후 확정).</w:t>
             </w:r>
           </w:p>
         </w:tc>
@@ -14819,9 +14996,8 @@
             <w:r>
               <w:rPr>
                 <w:sz w:val="18"/>
-                <w:lang w:eastAsia="ko-KR"/>
-              </w:rPr>
-              <w:t>LLM 여행기에는 확정된 방문지와 공식 데이터만 근거로 넣고, 문장마다 근거 장소 ID를 표시하게 한다.</w:t>
+              </w:rPr>
+              <w:t>LLM 여행기에는 확정된 방문지와 공식 데이터만 근거로 넣는다. 입력은 {장소 ID, 데이터 필드(개요·주소·운영시간 등)} 구조로 주고, 문장마다 근거 장소 ID와 필드를 표시하게 한다.</w:t>
             </w:r>
           </w:p>
         </w:tc>
@@ -14900,9 +15076,8 @@
             <w:r>
               <w:rPr>
                 <w:sz w:val="18"/>
-                <w:lang w:eastAsia="ko-KR"/>
-              </w:rPr>
-              <w:t>생성된 여행기의 장소 ID·사실을 코드가 입력 데이터와 대조하고, 근거 없는 사실 문장은 경고 표시하거나 제거한다.</w:t>
+              </w:rPr>
+              <w:t>생성된 여행기의 장소 ID와 문장 속 이름·숫자·시간을 코드가 입력 데이터의 필드 값과 대조하고, 근거 없는 사실 문장은 경고 표시하거나 제거한다.</w:t>
             </w:r>
           </w:p>
         </w:tc>
@@ -15062,9 +15237,8 @@
             <w:r>
               <w:rPr>
                 <w:sz w:val="18"/>
-                <w:lang w:eastAsia="ko-KR"/>
-              </w:rPr>
-              <w:t>프롬프트는 버전을 붙여 저장소에서 관리하고, 테스트셋으로 매 스프린트 매칭 정확도를 측정한다(매칭 로그 DR-09 활용). AI 도움 범위는 README에 날짜별로 기록한다.</w:t>
+              </w:rPr>
+              <w:t>프롬프트는 버전을 붙여 저장소에서 관리하고, 평가셋으로 매 스프린트 매칭 정확도를 측정한다(매칭 로그 DR-09 활용). AI 도움 범위는 README에 날짜별로 기록한다.</w:t>
             </w:r>
           </w:p>
         </w:tc>
@@ -15294,7 +15468,7 @@
               <w:rPr>
                 <w:sz w:val="18"/>
               </w:rPr>
-              <w:t>0.5 ~ 0.8</w:t>
+              <w:t>0.5 이상 0.8 미만</w:t>
             </w:r>
           </w:p>
         </w:tc>
@@ -15535,6 +15709,7 @@
     </w:p>
     <w:p>
       <w:pPr>
+        <w:keepNext/>
         <w:rPr>
           <w:lang w:eastAsia="ko-KR"/>
         </w:rPr>
@@ -15543,7 +15718,7 @@
         <w:rPr>
           <w:lang w:eastAsia="ko-KR"/>
         </w:rPr>
-        <w:t>형식: 조건 → 행동 → 결과. 시연 시나리오는 "팀원이 촬영한 부산 1박 2일 사진 24장"을 기준으로 한다.</w:t>
+        <w:t>형식: 조건 → 행동 → 결과. 시연 시나리오는 "팀원이 촬영한 부산 1박 2일 사진 24장"을 기준으로 한다. 정확도(AC-04)는 시연 사진과 별도인 평가셋으로 측정한다.</w:t>
       </w:r>
     </w:p>
     <w:tbl>
@@ -15676,9 +15851,8 @@
             <w:r>
               <w:rPr>
                 <w:sz w:val="18"/>
-                <w:lang w:eastAsia="ko-KR"/>
-              </w:rPr>
-              <w:t>사진 24장(위치 있음 21, 없음 3)을 올리면 위치 있음 21장·없음 3장으로 정확히 표시된다. 31장을 고르면 업로드가 막히고 안내가 나온다.</w:t>
+              </w:rPr>
+              <w:t>사진 24장(위치 있음 21, 없음 3)을 올리면 위치 있음 21장·없음 3장으로 정확히 표시된다. 31장을 고르면 업로드가 막히고, 지원하지 않는 형식이나 20MB를 넘는 사진은 제외되며 각각 안내가 나온다.</w:t>
             </w:r>
           </w:p>
         </w:tc>
@@ -15744,9 +15918,8 @@
             <w:r>
               <w:rPr>
                 <w:sz w:val="18"/>
-                <w:lang w:eastAsia="ko-KR"/>
-              </w:rPr>
-              <w:t>시연 사진을 분석하면 정답 라벨과 같은 개수의 방문지(6곳)로 묶이고 날짜별로 나뉜다.</w:t>
+              </w:rPr>
+              <w:t>시연 사진을 분석하면 위치 있는 사진 21장이 정답 라벨과 같은 6개 방문지로 묶이고(사진별 배정 일치), 날짜별로 나뉜다.</w:t>
             </w:r>
           </w:p>
         </w:tc>
@@ -15878,9 +16051,8 @@
             <w:r>
               <w:rPr>
                 <w:sz w:val="18"/>
-                <w:lang w:eastAsia="ko-KR"/>
-              </w:rPr>
-              <w:t>팀 테스트셋 30장으로 매칭하면 정답과 일치하는 비율이 80% 이상이다.</w:t>
+              </w:rPr>
+              <w:t>평가셋(팀 촬영, 방문지 20곳 이상, 임계값 조정에 쓰지 않은 사진)으로 매칭하면 방문지 단위 정확도가 80% 이상이고, 정답 장소가 후보 목록에 들어 있는 비율이 90% 이상이다.</w:t>
             </w:r>
           </w:p>
         </w:tc>
@@ -15946,7 +16118,7 @@
               <w:rPr>
                 <w:sz w:val="18"/>
               </w:rPr>
-              <w:t>확인필요(확신도 0.5~0.8)와 선택필요(0.5 미만·후보 없음) 방문지만 확인 화면에 나오고, 사용자가 후보를 고르거나 직접 검색하면 방문지가 확정되고 동선이 갱신된다. 후보에 없으면 기타 장소로 저장할 수 있다.</w:t>
+              <w:t>확인필요(확신도 0.5 이상 0.8 미만)와 선택필요(0.5 미만·후보 없음) 방문지만 확인 화면에 나오고, 사용자가 후보를 고르거나 직접 검색하면 방문지가 확정되고 동선이 갱신된다. 후보에 없으면 기타 장소로 저장할 수 있다.</w:t>
             </w:r>
           </w:p>
         </w:tc>
@@ -16078,9 +16250,8 @@
             <w:r>
               <w:rPr>
                 <w:sz w:val="18"/>
-                <w:lang w:eastAsia="ko-KR"/>
-              </w:rPr>
-              <w:t>여행기를 생성하면 확정된 장소만 등장하고, 사실 문장 전부에 각주 출처가 붙는다.</w:t>
+              </w:rPr>
+              <w:t>여행기를 생성하면 확정된 장소만 등장하고, 사실 문장 전부에 각주 출처가 붙으며, AI가 작성한 글이라는 표시가 보인다.</w:t>
             </w:r>
           </w:p>
         </w:tc>
@@ -16212,9 +16383,8 @@
             <w:r>
               <w:rPr>
                 <w:sz w:val="18"/>
-                <w:lang w:eastAsia="ko-KR"/>
-              </w:rPr>
-              <w:t>분석 완료 후 서버 저장소에 원본 사진과 사진 좌표가 남아 있지 않고, 남은 썸네일에는 EXIF 위치 정보가 없다.</w:t>
+              </w:rPr>
+              <w:t>AI 전송에 동의해야 분석이 시작된다. 분석 완료 후 서버 저장소에 원본 사진과 사진 좌표가 남아 있지 않고, 남은 썸네일에는 EXIF 위치 정보가 없다. 여행을 삭제하면 방문지·썸네일·여행기·매칭 로그가 함께 지워진다.</w:t>
             </w:r>
           </w:p>
         </w:tc>
@@ -16547,7 +16717,7 @@
               <w:rPr>
                 <w:sz w:val="18"/>
               </w:rPr>
-              <w:t>지도 핀이나 방문지 카드를 누르면 장소 개요, 주소, 대표 사진, 출처, 갱신일이 표시된다.</w:t>
+              <w:t>지도 핀이나 방문지 카드를 누르면 공공데이터 장소는 개요, 주소, 대표 사진, 출처, 갱신일이 표시되고, 카카오 장소는 실시간 조회한 이름·주소와 카카오 장소 페이지 링크가 표시된다.</w:t>
             </w:r>
           </w:p>
         </w:tc>
@@ -16708,6 +16878,72 @@
                 <w:sz w:val="18"/>
               </w:rPr>
               <w:t>System Test</w:t>
+            </w:r>
+          </w:p>
+        </w:tc>
+      </w:tr>
+      <w:tr>
+        <w:trPr>
+          <w:cantSplit/>
+        </w:trPr>
+        <w:tc>
+          <w:tcPr>
+            <w:tcW w:w="907" w:type="dxa"/>
+            <w:vAlign w:val="center"/>
+          </w:tcPr>
+          <w:p>
+            <w:r>
+              <w:rPr>
+                <w:sz w:val="18"/>
+              </w:rPr>
+              <w:t>AC-17</w:t>
+            </w:r>
+          </w:p>
+        </w:tc>
+        <w:tc>
+          <w:tcPr>
+            <w:tcW w:w="5273" w:type="dxa"/>
+            <w:vAlign w:val="center"/>
+          </w:tcPr>
+          <w:p>
+            <w:pPr>
+              <w:rPr>
+                <w:lang w:eastAsia="ko-KR"/>
+              </w:rPr>
+            </w:pPr>
+            <w:r>
+              <w:rPr>
+                <w:sz w:val="18"/>
+              </w:rPr>
+              <w:t>확정된 방문지 주변에 이번 여행에서 가지 않은 공식 데이터 장소가 있으면, 동선 지도에서 2~3곳이 거리순으로 이름·유형·거리·출처와 함께 표시된다.</w:t>
+            </w:r>
+          </w:p>
+        </w:tc>
+        <w:tc>
+          <w:tcPr>
+            <w:tcW w:w="1927" w:type="dxa"/>
+            <w:vAlign w:val="center"/>
+          </w:tcPr>
+          <w:p>
+            <w:r>
+              <w:rPr>
+                <w:sz w:val="18"/>
+              </w:rPr>
+              <w:t>FR-12</w:t>
+            </w:r>
+          </w:p>
+        </w:tc>
+        <w:tc>
+          <w:tcPr>
+            <w:tcW w:w="1814" w:type="dxa"/>
+            <w:vAlign w:val="center"/>
+          </w:tcPr>
+          <w:p>
+            <w:r>
+              <w:rPr>
+                <w:sz w:val="18"/>
+              </w:rPr>
+              <w:t>Acceptance Test</w:t>
             </w:r>
           </w:p>
         </w:tc>
@@ -17790,7 +18026,7 @@
               <w:rPr>
                 <w:sz w:val="18"/>
               </w:rPr>
-              <w:t>S</w:t>
+              <w:t>M</w:t>
             </w:r>
           </w:p>
         </w:tc>
@@ -18258,7 +18494,7 @@
               <w:rPr>
                 <w:sz w:val="18"/>
               </w:rPr>
-              <w:t>C</w:t>
+              <w:t>S</w:t>
             </w:r>
           </w:p>
         </w:tc>
@@ -18328,7 +18564,7 @@
               <w:rPr>
                 <w:sz w:val="18"/>
               </w:rPr>
-              <w:t>없음</w:t>
+              <w:t>AC-17</w:t>
             </w:r>
           </w:p>
         </w:tc>
@@ -18749,7 +18985,7 @@
               <w:rPr>
                 <w:sz w:val="18"/>
               </w:rPr>
-              <w:t>CP-17 임시 저장·삭제, CP-08 썸네일 EXIF 제거, CP-19 인물 미분석</w:t>
+              <w:t>CP-17 임시 저장·삭제, CP-08 썸네일 EXIF 제거, CP-19 인물 미분석, CP-02 AI 전송 동의 확인·여행 삭제, CP-15 연쇄 삭제</w:t>
             </w:r>
           </w:p>
         </w:tc>
@@ -19099,7 +19335,7 @@
         <w:pStyle w:val="a0"/>
       </w:pPr>
       <w:r>
-        <w:t>인수 기준이 없던 FR-06, FR-08, NFR-07, NFR-08은 v1.0에서 9장에 AC-13~16을 추가해 연결했다.</w:t>
+        <w:t>인수 기준이 없던 FR-06, FR-08, NFR-07, NFR-08은 v1.0에서 9장에 AC-13~16을, Should로 올린 FR-12는 AC-17을 추가해 연결했다.</w:t>
       </w:r>
     </w:p>
     <w:p>
@@ -19107,7 +19343,7 @@
         <w:pStyle w:val="a0"/>
       </w:pPr>
       <w:r>
-        <w:t>우선순위 C(Could)인 FR-10, FR-12는 구현 범위에 들어갈 때 인수 기준을 추가한다.</w:t>
+        <w:t>우선순위 C(Could)인 FR-10은 구현 범위에 들어갈 때 인수 기준을 추가한다.</w:t>
       </w:r>
     </w:p>
     <w:p>
@@ -20372,7 +20608,7 @@
         <w:rPr>
           <w:lang w:eastAsia="ko-KR"/>
         </w:rPr>
-        <w:t>AI 활용 명기: 이 문서의 초안 작성과 템플릿 이관(김예슬), 5장·10장 작성(전규민), 문서 통합과 정합성 수정(김건한)은 Claude(Anthropic)의 도움을 받았으며, 내용은 팀 검토 후 확정한다.</w:t>
+        <w:t>AI 활용 명기: 이 문서의 초안 작성과 템플릿 이관(김예슬), 5장·10장 작성(전규민), 문서 통합·정합성 수정과 내용 검토 반영(김건한)은 Claude(Anthropic)의 도움을 받았으며, 내용은 팀 검토 후 확정한다.</w:t>
       </w:r>
     </w:p>
     <w:p>

--- a/docs/submission/02_요구사항분석서_찰칵부산_Team10.docx
+++ b/docs/submission/02_요구사항분석서_찰칵부산_Team10.docx
@@ -770,7 +770,7 @@
               <w:rPr>
                 <w:sz w:val="18"/>
               </w:rPr>
-              <w:t>중간발표 제출본: 5장 유스케이스·10장 추적표 통합(작성: 전규민), AC-05 수정·AC-13~17 추가, 우선순위 조정(FR-08 Must, FR-12 Should), 정확도 정의(방문지 단위·평가셋), 카카오 운영정책·AI 전송 동의·여행 삭제·위치 없는 여행 처리 반영</w:t>
+              <w:t>중간발표 제출본: 5장 유스케이스·10장 추적표 통합(작성: 전규민), AC-05 수정·AC-13~17 추가, 우선순위 조정(FR-08 Must, FR-12 Should), 정확도 정의(방문지 단위·평가셋), AI 모델 방침(오픈소스 VLM 자체 실행, 저가·무료 LLM), 카카오 운영정책·AI 분석 동의·여행 삭제·위치 없는 여행 처리 반영</w:t>
             </w:r>
           </w:p>
         </w:tc>
@@ -2164,7 +2164,7 @@
         <w:pStyle w:val="a0"/>
       </w:pPr>
       <w:r>
-        <w:t>Server: FastAPI 기반 API 서버, Python 분석 워커</w:t>
+        <w:t>Server: FastAPI 기반 API 서버, Python 분석 워커, 오픈소스 VLM 추론 서버(모델은 기술 PoC 후 결정)</w:t>
       </w:r>
     </w:p>
     <w:p>
@@ -2178,7 +2178,7 @@
         <w:rPr>
           <w:lang w:eastAsia="ko-KR"/>
         </w:rPr>
-        <w:t>External AI/API: 멀티모달 LLM API(VLM 모델은 기술 PoC 후 결정), TourAPI, 부산광역시 명소·맛집 API, 카카오 지도·로컬 API</w:t>
+        <w:t>External API: LLM API(Claude Haiku 같은 저가 모델 또는 Gemini 무료 플랜), TourAPI, 부산광역시 명소·맛집 API, 카카오 지도·로컬 API</w:t>
       </w:r>
     </w:p>
     <w:p>
@@ -2271,7 +2271,7 @@
         <w:rPr>
           <w:lang w:eastAsia="ko-KR"/>
         </w:rPr>
-        <w:t>사진을 외부 AI 서비스로 보내기 전에 사용자 동의를 받고, 원본 사진과 사진 좌표는 분석 후 보관하지 않으며, 사진 속 인물은 분석하지 않는다 (개인정보 최소화)</w:t>
+        <w:t>사진을 AI로 분석하기 전에 사용자 동의를 받고, 사진은 서버에서 실행하는 VLM으로만 분석해 외부 AI 서비스로 보내지 않으며, 원본 사진과 사진 좌표는 분석 후 보관하지 않고, 사진 속 인물은 분석하지 않는다 (개인정보 최소화)</w:t>
       </w:r>
     </w:p>
     <w:p>
@@ -2285,7 +2285,7 @@
         <w:rPr>
           <w:lang w:eastAsia="ko-KR"/>
         </w:rPr>
-        <w:t>공공데이터 개발계정 쿼터(TourAPI 일 1,000회 등) 안에서 동작해야 하고, AI API 비용은 팀 월 예산(계획서 6장) 안에서 관리한다</w:t>
+        <w:t>공공데이터 개발계정 쿼터(TourAPI 일 1,000회 등) 안에서 동작해야 하고, AI는 오픈소스 VLM 직접 실행과 저가·무료 LLM으로 비용을 최소화한다(계획서 6장)</w:t>
       </w:r>
     </w:p>
     <w:p>
@@ -2395,7 +2395,7 @@
         <w:rPr>
           <w:lang w:eastAsia="ko-KR"/>
         </w:rPr>
-        <w:t>외부 AI API와 공공데이터 서비스의 응답 형식과 무료 쿼터가 개발 기간 동안 유지된다고 가정한다.</w:t>
+        <w:t>LLM API와 공공데이터 서비스의 응답 형식과 무료 쿼터가 개발 기간 동안 유지된다고 가정한다.</w:t>
       </w:r>
     </w:p>
     <w:p>
@@ -2409,7 +2409,7 @@
         <w:rPr>
           <w:lang w:eastAsia="ko-KR"/>
         </w:rPr>
-        <w:t>사용할 VLM 모델과 군집화 기준값(거리·시간 임계값), 확신도 임계값은 기술 PoC 후 확정한다.</w:t>
+        <w:t>사용할 오픈소스 VLM 모델과 군집화 기준값(거리·시간 임계값), 확신도 임계값은 기술 PoC 후 확정한다.</w:t>
       </w:r>
     </w:p>
     <w:p>
@@ -3205,7 +3205,7 @@
               <w:rPr>
                 <w:sz w:val="18"/>
               </w:rPr>
-              <w:t>사용자는 갤러리에서 사진 1~30장(JPEG, HEIC, PNG, 장당 20MB 이하)을 업로드할 수 있어야 한다. 시스템은 각 사진의 촬영 시각과 GPS 좌표를 추출해 "위치 있음 N장 · 없음 M장"으로 요약해야 한다. 30장을 넘으면 업로드를 막고, 지원하지 않는 형식이거나 20MB를 넘는 사진은 제외하고 안내해야 한다. 30장 제한은 1분 이내 분석(NFR-01)과 AI 비용(AIR-07)을 지키기 위한 MVP 기준이며, 사진이 많으면 방문지별 대표 사진을 골라 올리도록 안내한다.</w:t>
+              <w:t>사용자는 갤러리에서 사진 1~30장(JPEG, HEIC, PNG, 장당 20MB 이하)을 업로드할 수 있어야 한다. 시스템은 각 사진의 촬영 시각과 GPS 좌표를 추출해 "위치 있음 N장 · 없음 M장"으로 요약해야 한다. 30장을 넘으면 업로드를 막고, 지원하지 않는 형식이거나 20MB를 넘는 사진은 제외하고 안내해야 한다. 30장 제한은 1분 이내 분석(NFR-01)과 AI 처리량(AIR-07)을 지키기 위한 MVP 기준이며, 사진이 많으면 방문지별 대표 사진을 골라 올리도록 안내한다.</w:t>
             </w:r>
           </w:p>
         </w:tc>
@@ -4832,7 +4832,7 @@
               <w:rPr>
                 <w:sz w:val="18"/>
               </w:rPr>
-              <w:t>사진을 외부 AI 서비스로 보내기 전에 사용자 동의를 받아야 한다. 원본 사진과 사진 좌표는 분석 후 삭제하고, EXIF를 제거한 썸네일만 보관해야 한다. 사진 속 인물(얼굴)은 분석하지 않아야 한다. 사용자가 여행을 삭제하면 방문지·썸네일·여행기·매칭 로그가 함께 삭제되어야 한다.</w:t>
+              <w:t>사진을 AI로 분석하기 전에 사용자 동의를 받아야 하고, 사진은 서버에서 실행하는 VLM으로만 분석해 외부 AI 서비스로 보내지 않아야 한다. 원본 사진과 사진 좌표는 분석 후 삭제하고, EXIF를 제거한 썸네일만 보관해야 한다. 사진 속 인물(얼굴)은 분석하지 않아야 한다. 사용자가 여행을 삭제하면 방문지·썸네일·여행기·매칭 로그가 함께 삭제되어야 한다.</w:t>
             </w:r>
           </w:p>
         </w:tc>
@@ -4865,7 +4865,7 @@
               <w:rPr>
                 <w:sz w:val="18"/>
               </w:rPr>
-              <w:t>Test / Review — 동의 화면 확인, 분석 후 저장소 확인, 여행 삭제 후 DB 확인, VLM 프롬프트 검토</w:t>
+              <w:t>Test / Review — 동의 화면 확인, 외부 API 호출 기록에 사진이 없는지 확인, 분석 후 저장소 확인, 여행 삭제 후 DB 확인, VLM 프롬프트 검토</w:t>
             </w:r>
           </w:p>
         </w:tc>
@@ -5239,7 +5239,7 @@
               <w:rPr>
                 <w:sz w:val="18"/>
               </w:rPr>
-              <w:t>공공데이터·지도 API는 무료 쿼터 안에서, AI API는 팀이 정한 월 예산(계획서 6장) 안에서 동작해야 하며, 외부 API 실패 시 오류를 안내하고 재시도할 수 있어야 한다.</w:t>
+              <w:t>공공데이터·지도·LLM API는 무료 쿼터나 저가 요금 안에서 동작해야 하며(계획서 6장), 외부 API 실패 시 오류를 안내하고 재시도할 수 있어야 한다.</w:t>
             </w:r>
           </w:p>
         </w:tc>
@@ -7470,7 +7470,7 @@
               <w:rPr>
                 <w:sz w:val="18"/>
               </w:rPr>
-              <w:t>여행자가 모바일 웹에 접속했고, 부산 여행 사진이 기기 갤러리에 있다. 사진 축소본이 외부 AI 서비스로 전송되는 데 동의했다 (NFR-04)</w:t>
+              <w:t>여행자가 모바일 웹에 접속했고, 부산 여행 사진이 기기 갤러리에 있다. 사진을 AI로 분석하는 데 동의했다 (NFR-04)</w:t>
             </w:r>
           </w:p>
         </w:tc>
@@ -11510,7 +11510,7 @@
               <w:rPr>
                 <w:sz w:val="18"/>
               </w:rPr>
-              <w:t>갤러리에서 사진 최대 30장 선택·업로드, 외부 AI 전송 동의</w:t>
+              <w:t>갤러리에서 사진 최대 30장 선택·업로드, AI 분석 동의</w:t>
             </w:r>
           </w:p>
         </w:tc>
@@ -14498,7 +14498,7 @@
         <w:rPr>
           <w:lang w:eastAsia="ko-KR"/>
         </w:rPr>
-        <w:t>AI는 두 가지만 맡는다. (1) 후보 중 사진과 맞는 장소 판별(VLM), (2) 확정된 사실로 여행기 문장 작성(LLM). 그 밖의 처리(EXIF, 군집화, 후보 검색, 확신도 라우팅, 이동 시간, 각주 연결, 사실 대조)는 코드로 구현해 결과를 재현·테스트할 수 있게 한다.</w:t>
+        <w:t>AI는 두 가지만 맡는다. (1) 후보 중 사진과 맞는 장소 판별(VLM), (2) 확정된 사실로 여행기 문장 작성(LLM). VLM은 서버에서 직접 실행하는 오픈소스 모델을, LLM은 저가 모델(Claude Haiku) 또는 무료 플랜(Gemini) API를 쓴다. 그 밖의 처리(EXIF, 군집화, 후보 검색, 확신도 라우팅, 이동 시간, 각주 연결, 사실 대조)는 코드로 구현해 결과를 재현·테스트할 수 있게 한다.</w:t>
       </w:r>
     </w:p>
     <w:tbl>
@@ -14668,7 +14668,7 @@
               <w:rPr>
                 <w:sz w:val="18"/>
               </w:rPr>
-              <w:t>VLM 입력은 방문지 대표 사진 1장(축소본)과 후보 장소 목록(이름, 유형, 거리, 개요, 대표 사진)으로 한다. 카카오 로컬 후보는 개요·사진 없이 이름·유형·거리만 넣는다(카카오 데이터를 AI 입력에 써도 되는지는 설계서 부록 A-5에서 확인 후 확정).</w:t>
+              <w:t>VLM 입력은 방문지 대표 사진 1장(축소본)과 후보 장소 목록(이름, 유형, 거리, 개요, 대표 사진)으로 한다. 카카오 로컬 후보는 개요·사진 없이 이름·유형·거리만 넣는다.</w:t>
             </w:r>
           </w:p>
         </w:tc>
@@ -15156,9 +15156,8 @@
             <w:r>
               <w:rPr>
                 <w:sz w:val="18"/>
-                <w:lang w:eastAsia="ko-KR"/>
-              </w:rPr>
-              <w:t>AI 호출 비용을 줄이기 위해 방문지당 대표 사진 1장만 보내고, 이미지는 축소해 전송한다.</w:t>
+              </w:rPr>
+              <w:t>VLM 처리 시간과 LLM 비용을 줄이기 위해 방문지당 대표 사진 1장만 축소해 VLM에 넣고, 판별 결과는 저장해 같은 방문지를 다시 호출하지 않는다.</w:t>
             </w:r>
           </w:p>
         </w:tc>
@@ -16384,7 +16383,7 @@
               <w:rPr>
                 <w:sz w:val="18"/>
               </w:rPr>
-              <w:t>AI 전송에 동의해야 분석이 시작된다. 분석 완료 후 서버 저장소에 원본 사진과 사진 좌표가 남아 있지 않고, 남은 썸네일에는 EXIF 위치 정보가 없다. 여행을 삭제하면 방문지·썸네일·여행기·매칭 로그가 함께 지워진다.</w:t>
+              <w:t>AI 분석에 동의해야 분석이 시작되고, 외부 API 호출 기록에 사진이 없다. 분석 완료 후 서버 저장소에 원본 사진과 사진 좌표가 남아 있지 않고, 남은 썸네일에는 EXIF 위치 정보가 없다. 여행을 삭제하면 방문지·썸네일·여행기·매칭 로그가 함께 지워진다.</w:t>
             </w:r>
           </w:p>
         </w:tc>
@@ -18985,7 +18984,7 @@
               <w:rPr>
                 <w:sz w:val="18"/>
               </w:rPr>
-              <w:t>CP-17 임시 저장·삭제, CP-08 썸네일 EXIF 제거, CP-19 인물 미분석, CP-02 AI 전송 동의 확인·여행 삭제, CP-15 연쇄 삭제</w:t>
+              <w:t>CP-17 임시 저장·삭제, CP-08 썸네일 EXIF 제거, CP-19 인물 미분석·사진은 서버 VLM에만 전달, CP-02 AI 분석 동의 확인·여행 삭제, CP-15 연쇄 삭제</w:t>
             </w:r>
           </w:p>
         </w:tc>

--- a/docs/submission/02_요구사항분석서_찰칵부산_Team10.docx
+++ b/docs/submission/02_요구사항분석서_찰칵부산_Team10.docx
@@ -855,8 +855,19 @@
       </w:r>
     </w:p>
     <w:p>
+      <w:pPr>
+        <w:pStyle w:val="a0"/>
+      </w:pPr>
       <w:r>
-        <w:t>이 문서는 "찰칵부산"의 기능·품질 요구사항을 정의하며 설계·구현·테스트와 평가의 기준이 된다. 요구사항은 경쟁 서비스 분석·브레인스토밍(이슈 #1~#4)·화면 시안으로 도출했고, 설문·인터뷰 결과는 최종 요구사항정의서(v2.0)에 반영한다.</w:t>
+        <w:t>"찰칵부산"의 기능·품질 요구사항 정의. 설계·구현·테스트와 평가의 기준 문서</w:t>
+      </w:r>
+    </w:p>
+    <w:p>
+      <w:pPr>
+        <w:pStyle w:val="a0"/>
+      </w:pPr>
+      <w:r>
+        <w:t>요구사항 도출: 경쟁 서비스 분석·브레인스토밍(이슈 #1~#4)·화면 시안. 설문·인터뷰 결과는 최종 요구사항정의서(v2.0)에 반영</w:t>
       </w:r>
     </w:p>
     <w:p>
@@ -868,8 +879,19 @@
       </w:r>
     </w:p>
     <w:p>
+      <w:pPr>
+        <w:pStyle w:val="a0"/>
+      </w:pPr>
       <w:r>
-        <w:t>찰칵부산은 사진을 "여기가 어디?"라는 이미지 질의로 받아 부산 공식 데이터로 장소를 찾고, 장소 정보·근처 명소·동선 지도와 출처 각주가 붙은 여행기를 제공하는 부산 지역 안내 모바일 웹 서비스다.</w:t>
+        <w:t>사진을 "여기가 어디?"라는 이미지 질의로 받아 부산 공식 데이터로 장소를 찾는 부산 지역 안내 모바일 웹 서비스</w:t>
+      </w:r>
+    </w:p>
+    <w:p>
+      <w:pPr>
+        <w:pStyle w:val="a0"/>
+      </w:pPr>
+      <w:r>
+        <w:t>장소 정보·근처 명소·동선 지도와 출처 각주가 붙은 여행기 제공</w:t>
       </w:r>
     </w:p>
     <w:tbl>
@@ -1462,8 +1484,19 @@
       </w:r>
     </w:p>
     <w:p>
+      <w:pPr>
+        <w:pStyle w:val="a0"/>
+      </w:pPr>
       <w:r>
-        <w:t>공공데이터·지도·AI API와 연동하는 독립형 모바일 웹 서비스다. 흐름: 사진 업로드 → EXIF 추출 → 방문지 군집화 → 후보 조회 → VLM 판별(애매하면 사용자 확인) → 동선·장소 상세 → 각주가 붙은 여행기 → 공유 카드</w:t>
+        <w:t>공공데이터·지도·AI API와 연동하는 독립형 모바일 웹 서비스</w:t>
+      </w:r>
+    </w:p>
+    <w:p>
+      <w:pPr>
+        <w:pStyle w:val="a0"/>
+      </w:pPr>
+      <w:r>
+        <w:t>처리 흐름: 사진 업로드 → EXIF 추출 → 방문지 군집화 → 후보 조회 → VLM 판별(애매하면 사용자 확인) → 동선·장소 상세 → 각주가 붙은 여행기 → 공유 카드</w:t>
       </w:r>
     </w:p>
     <w:p>
@@ -1785,7 +1818,7 @@
         <w:pStyle w:val="a0"/>
       </w:pPr>
       <w:r>
-        <w:t>과제 조건: LLM·VLM과 부산 공공데이터·API를 쓰고, 군집화·후보 검색·라우팅·각주 연결은 자체 코드로 구현한다</w:t>
+        <w:t>과제 조건: LLM·VLM과 부산 공공데이터·API 활용, 군집화·후보 검색·라우팅·각주 연결은 자체 코드로 구현</w:t>
       </w:r>
     </w:p>
     <w:p>
@@ -1793,7 +1826,7 @@
         <w:pStyle w:val="a0"/>
       </w:pPr>
       <w:r>
-        <w:t>이용조건: 출처·공공누리를 표시하고, 카카오 로컬 결과는 운영정책상 장소 ID·URL만 저장한다</w:t>
+        <w:t>이용조건: 출처·공공누리 표시, 카카오 로컬 결과는 운영정책상 장소 ID·URL만 저장</w:t>
       </w:r>
     </w:p>
     <w:p>
@@ -1809,7 +1842,7 @@
         <w:pStyle w:val="a0"/>
       </w:pPr>
       <w:r>
-        <w:t>비용·한도: 공공데이터 쿼터(TourAPI 일 1,000회 등) 안에서 동작하고, AI는 오픈소스 VLM과 저가·무료 LLM을 쓴다</w:t>
+        <w:t>비용·한도: 공공데이터 쿼터(TourAPI 일 1,000회 등) 안에서 동작, AI는 오픈소스 VLM과 저가·무료 LLM 사용</w:t>
       </w:r>
     </w:p>
     <w:p>
@@ -1817,7 +1850,7 @@
         <w:pStyle w:val="a0"/>
       </w:pPr>
       <w:r>
-        <w:t>범위·일정: 테스트 사진은 팀 촬영본만, 결제·예약은 범위 밖. 중간발표 10/29, 코드 프리즈 11/27, 최종발표 12/1·3</w:t>
+        <w:t>범위·일정: 테스트 사진은 팀 촬영본만 사용, 결제·예약은 범위 밖. 중간발표 10/29, 코드 프리즈 11/27, 최종발표 12/1·3</w:t>
       </w:r>
     </w:p>
     <w:p>
@@ -1833,7 +1866,7 @@
         <w:pStyle w:val="a0"/>
       </w:pPr>
       <w:r>
-        <w:t>사진 대부분에 GPS가 있다(없으면 FR-06·FR-02로 대응). 모바일 웹 업로드의 GPS 유지는 스프린트 1 실기기 PoC로 확인한다</w:t>
+        <w:t>사진 대부분에 GPS가 있다고 가정(없으면 FR-06·FR-02로 대응). 모바일 웹 업로드의 GPS 유지 여부는 스프린트 1 실기기 PoC로 확인</w:t>
       </w:r>
     </w:p>
     <w:p>
@@ -1841,7 +1874,7 @@
         <w:pStyle w:val="a0"/>
       </w:pPr>
       <w:r>
-        <w:t>주요 관광지·음식점은 TourAPI·부산시 데이터·카카오 로컬에 있고, 외부 API의 형식·무료 쿼터가 개발 기간 동안 유지된다</w:t>
+        <w:t>주요 관광지·음식점은 TourAPI·부산시 데이터·카카오 로컬에 등록되어 있고, 외부 API의 형식·무료 쿼터가 개발 기간 동안 유지된다고 가정</w:t>
       </w:r>
     </w:p>
     <w:p>
@@ -1849,7 +1882,7 @@
         <w:pStyle w:val="a0"/>
       </w:pPr>
       <w:r>
-        <w:t>VLM 모델, 군집화·확신도 임계값은 기술 PoC 후 확정한다</w:t>
+        <w:t>VLM 모델, 군집화·확신도 임계값은 기술 PoC 후 확정</w:t>
       </w:r>
     </w:p>
     <w:p>
@@ -2058,7 +2091,7 @@
               <w:rPr>
                 <w:sz w:val="16"/>
               </w:rPr>
-              <w:t>사용자는 사진 1~30장(JPEG·HEIC·PNG, 장당 20MB 이하)을 올리고, 시스템은 촬영 시각·GPS를 추출해 "위치 있음 N장 · 없음 M장"으로 보여야 한다. 30장 초과는 막고 지원하지 않는 형식·20MB 초과 사진은 제외하고 안내한다.</w:t>
+              <w:t>사진 1~30장(JPEG·HEIC·PNG, 장당 20MB 이하) 업로드가 가능해야 함. 촬영 시각·GPS를 추출해 "위치 있음 N장 · 없음 M장"으로 표시해야 함. 30장 초과는 차단, 미지원 형식·20MB 초과 사진은 제외 후 안내</w:t>
             </w:r>
           </w:p>
         </w:tc>
@@ -2165,7 +2198,7 @@
               <w:rPr>
                 <w:sz w:val="16"/>
               </w:rPr>
-              <w:t>시스템은 촬영 시각·좌표에 DBSCAN을 적용해 사진을 방문지로 묶고 방문 순서·사진 수·중심 좌표·시간대를 날짜별로 계산해야 한다. 위치 있는 사진이 없으면 촬영 시각으로 묶고 모두 선택필요로 둔다.</w:t>
+              <w:t>촬영 시각·좌표에 DBSCAN을 적용해 사진을 방문지로 묶고, 방문 순서·사진 수·중심 좌표·시간대를 날짜별로 계산해야 함. 위치 있는 사진이 없으면 촬영 시각으로 묶고 전부 선택필요로 지정</w:t>
             </w:r>
           </w:p>
         </w:tc>
@@ -2272,7 +2305,7 @@
               <w:rPr>
                 <w:sz w:val="16"/>
               </w:rPr>
-              <w:t>시스템은 방문지 반경 300m(없으면 600m) 안의 장소를 TourAPI, 부산광역시 명소·맛집 데이터, 카카오 로컬(음식점·카페 보조)에서 찾아 후보 2~3곳을 제시하고, 없으면 사용자 선택으로 넘겨야 한다. 공공데이터 결과는 캐시하고 카카오 결과는 장소 ID·URL만 저장한다.</w:t>
+              <w:t>방문지 반경 300m(없으면 600m) 안의 장소를 TourAPI, 부산광역시 명소·맛집 데이터, 카카오 로컬(음식점·카페 보조)에서 찾아 후보 2~3곳을 제시해야 함. 후보가 없으면 사용자 선택으로 전환. 공공데이터 결과는 캐시, 카카오 결과는 장소 ID·URL만 저장</w:t>
             </w:r>
           </w:p>
         </w:tc>
@@ -2379,7 +2412,7 @@
               <w:rPr>
                 <w:sz w:val="16"/>
               </w:rPr>
-              <w:t>시스템은 대표 사진 1장과 후보 목록을 VLM에 보내 장소 ID·확신도(0~1)·근거를 받아야 한다. 확신도 0.8 이상 자동 확정, 0.5 이상 0.8 미만 사용자 확인, 0.5 미만 사용자 선택으로 처리한다(8장).</w:t>
+              <w:t>대표 사진 1장과 후보 목록을 VLM에 보내 장소 ID·확신도(0~1)·근거를 받아야 함. 확신도 0.8 이상 자동 확정, 0.5 이상 0.8 미만 사용자 확인, 0.5 미만 사용자 선택(8장)</w:t>
             </w:r>
           </w:p>
         </w:tc>
@@ -2486,7 +2519,7 @@
               <w:rPr>
                 <w:sz w:val="16"/>
               </w:rPr>
-              <w:t>사용자는 확인이 필요한 방문지에서 사진·후보·AI 추천과 근거를 보고 장소를 고르거나, 직접 검색하거나, "기타 장소"(방문지 중심 좌표)로 저장할 수 있어야 한다. 자동 확정도 바꿀 수 있고, 결과는 매칭 로그(DR-09)로 남긴다.</w:t>
+              <w:t>확인이 필요한 방문지에서 사진·후보·AI 추천과 근거를 보고 장소 선택, 직접 검색, "기타 장소"(방문지 중심 좌표) 저장이 가능해야 함. 자동 확정 결과도 수정 가능, 결과는 매칭 로그(DR-09)로 기록</w:t>
             </w:r>
           </w:p>
         </w:tc>
@@ -2593,7 +2626,7 @@
               <w:rPr>
                 <w:sz w:val="16"/>
               </w:rPr>
-              <w:t>시스템은 GPS 없는 사진의 촬영 시각이 앞뒤 방문지 사이면 그 방문지를, 애매하면 VLM으로 인접 사진과 비교해 추천하고, 배정은 사용자가 확인한다.</w:t>
+              <w:t>GPS 없는 사진의 촬영 시각이 앞뒤 방문지 사이면 해당 방문지를, 애매하면 VLM으로 인접 사진과 비교해 추천해야 함. 배정은 사용자가 확인</w:t>
             </w:r>
           </w:p>
         </w:tc>
@@ -2700,7 +2733,7 @@
               <w:rPr>
                 <w:sz w:val="16"/>
               </w:rPr>
-              <w:t>시스템은 확정된 방문지를 카카오맵에 방문 순서대로 핀·경로로 표시하고 이동 시간을 타임라인으로 보여 주며, 날짜별·전체 보기를 전환할 수 있어야 한다.</w:t>
+              <w:t>확정된 방문지를 카카오맵에 방문 순서대로 핀·경로로 표시하고, 이동 시간을 타임라인으로 표시해야 함. 날짜별·전체 보기 전환 가능</w:t>
             </w:r>
           </w:p>
         </w:tc>
@@ -2807,7 +2840,7 @@
               <w:rPr>
                 <w:sz w:val="16"/>
               </w:rPr>
-              <w:t>사용자가 방문지를 누르면 시스템은 공식 데이터의 개요·주소·대표 사진·출처·갱신일을 보여 줘야 한다. 카카오 장소는 이름·주소를 실시간 조회하고 카카오 장소 페이지로 연결한다.</w:t>
+              <w:t>방문지 선택 시 공식 데이터의 개요·주소·대표 사진·출처·갱신일을 표시해야 함. 카카오 장소는 이름·주소를 실시간 조회하고 카카오 장소 페이지로 연결</w:t>
             </w:r>
           </w:p>
         </w:tc>
@@ -2914,7 +2947,7 @@
               <w:rPr>
                 <w:sz w:val="16"/>
               </w:rPr>
-              <w:t>시스템은 확정 방문지·공식 정보·선택한 문체로 LLM 여행기(제목, 본문, 날짜별 동선 요약)를 만들고, 장소 이름을 장소 ID와 연결하며, 사실 문장마다 출처 각주와 AI 작성 표시를 달아야 한다.</w:t>
+              <w:t>확정 방문지·공식 정보·선택한 문체로 LLM 여행기(제목, 본문, 날짜별 동선 요약)를 생성해야 함. 장소 이름은 장소 ID와 연결, 사실 문장마다 출처 각주와 AI 작성 표시</w:t>
             </w:r>
           </w:p>
         </w:tc>
@@ -3021,7 +3054,7 @@
               <w:rPr>
                 <w:sz w:val="16"/>
               </w:rPr>
-              <w:t>사용자는 여행기 문단을 골라 다시 생성할 수 있어야 하고, 편집한 문장이 공식 데이터와 다르면(운영시간, 위치 등) 시스템이 경고해야 한다.</w:t>
+              <w:t>여행기 문단 단위 재생성이 가능해야 함. 편집한 문장이 공식 데이터와 다르면(운영시간, 위치 등) 경고</w:t>
             </w:r>
           </w:p>
         </w:tc>
@@ -3128,7 +3161,7 @@
               <w:rPr>
                 <w:sz w:val="16"/>
               </w:rPr>
-              <w:t>시스템은 대표 사진·제목·동선 요약으로 공유 이미지를 만들되 좌표·정확한 위치 정보는 넣지 않아야 한다.</w:t>
+              <w:t>대표 사진·제목·동선 요약으로 공유 이미지를 생성해야 함. 좌표·정확한 위치 정보는 제외</w:t>
             </w:r>
           </w:p>
         </w:tc>
@@ -3235,7 +3268,7 @@
               <w:rPr>
                 <w:sz w:val="16"/>
               </w:rPr>
-              <w:t>시스템은 방문지 주변 공식 데이터 장소 중 가지 않은 곳 2~3곳을 거리순으로 이름·유형·거리·출처와 함께 안내해야 한다.</w:t>
+              <w:t>방문지 주변 공식 데이터 장소 중 미방문 장소 2~3곳을 거리순으로 이름·유형·거리·출처와 함께 안내해야 함</w:t>
             </w:r>
           </w:p>
         </w:tc>
@@ -3506,7 +3539,7 @@
               <w:rPr>
                 <w:sz w:val="16"/>
               </w:rPr>
-              <w:t>사진 20장 분석(업로드 완료~방문지 확인 화면)이 1분 이내에 끝나야 한다.</w:t>
+              <w:t>사진 20장 분석(업로드 완료~방문지 확인 화면)이 1분 이내에 완료되어야 함</w:t>
             </w:r>
           </w:p>
         </w:tc>
@@ -3613,7 +3646,7 @@
               <w:rPr>
                 <w:sz w:val="16"/>
               </w:rPr>
-              <w:t>방문지 단위 장소 매칭 정확도(AI 1순위가 정답인 방문지 ÷ 평가셋 전체 방문지)가 80% 이상이고, 정답이 후보에 들어 있는 비율(후보 포함률)이 90% 이상이어야 한다.</w:t>
+              <w:t>방문지 단위 장소 매칭 정확도(AI 1순위가 정답인 방문지 ÷ 평가셋 전체 방문지) 80% 이상, 정답이 후보에 포함되는 비율(후보 포함률) 90% 이상이어야 함</w:t>
             </w:r>
           </w:p>
         </w:tc>
@@ -3720,7 +3753,7 @@
               <w:rPr>
                 <w:sz w:val="16"/>
               </w:rPr>
-              <w:t>여행기 사실 문장(위치·운영시간·요금·역사·특징 등 공식 데이터로 확인할 수 있는 문장)의 100%에 출처가 표시되어야 한다.</w:t>
+              <w:t>여행기 사실 문장(위치·운영시간·요금·역사·특징 등 공식 데이터로 확인 가능한 문장)의 100%에 출처가 표시되어야 함</w:t>
             </w:r>
           </w:p>
         </w:tc>
@@ -3827,7 +3860,7 @@
               <w:rPr>
                 <w:sz w:val="16"/>
               </w:rPr>
-              <w:t>AI 분석 전 동의를 받고 사진은 서버의 VLM으로만 분석해야 한다(외부 AI 미전송). 원본 사진·좌표는 분석 후 삭제하고 EXIF를 뺀 썸네일만 두며, 인물은 분석하지 않고, 여행을 삭제하면 관련 데이터를 모두 지운다.</w:t>
+              <w:t>AI 분석 전 동의를 받고, 사진은 서버의 VLM으로만 분석해야 함(외부 AI 미전송). 원본 사진·좌표는 분석 후 삭제, EXIF를 제거한 썸네일만 보관, 인물 미분석, 여행 삭제 시 관련 데이터 전부 삭제</w:t>
             </w:r>
           </w:p>
         </w:tc>
@@ -3934,7 +3967,7 @@
               <w:rPr>
                 <w:sz w:val="16"/>
               </w:rPr>
-              <w:t>확인이 필요한 방문지만 묻고, 처음 쓰는 사용자가 업로드부터 여행기까지 5분 안에 마칠 수 있어야 한다.</w:t>
+              <w:t>확인이 필요한 방문지만 질문하고, 처음 쓰는 사용자가 업로드부터 여행기까지 5분 안에 완료할 수 있어야 함</w:t>
             </w:r>
           </w:p>
         </w:tc>
@@ -4041,7 +4074,7 @@
               <w:rPr>
                 <w:sz w:val="16"/>
               </w:rPr>
-              <w:t>앱 설치 없이 iOS Safari·Android Chrome 모바일 웹에서 동작해야 한다.</w:t>
+              <w:t>앱 설치 없이 iOS Safari·Android Chrome 모바일 웹에서 동작해야 함</w:t>
             </w:r>
           </w:p>
         </w:tc>
@@ -4148,7 +4181,7 @@
               <w:rPr>
                 <w:sz w:val="16"/>
               </w:rPr>
-              <w:t>API 키는 서버에만 두고 클라이언트·GitHub에 노출하지 않는다. 카카오맵 JavaScript 키는 예외로 하고 도메인 제한으로 보호한다.</w:t>
+              <w:t>API 키는 서버에만 두고 클라이언트·GitHub에 노출하지 않아야 함. 카카오맵 JavaScript 키는 예외로 하되 도메인 제한으로 보호</w:t>
             </w:r>
           </w:p>
         </w:tc>
@@ -4255,7 +4288,7 @@
               <w:rPr>
                 <w:sz w:val="16"/>
               </w:rPr>
-              <w:t>공공데이터·지도·LLM API는 무료 쿼터나 저가 요금 안에서 동작하고, 외부 API 실패 시 오류를 안내하고 재시도할 수 있어야 한다.</w:t>
+              <w:t>공공데이터·지도·LLM API는 무료 쿼터나 저가 요금 안에서 동작해야 함. 외부 API 실패 시 오류 안내 및 재시도 가능</w:t>
             </w:r>
           </w:p>
         </w:tc>
@@ -4389,8 +4422,19 @@
       </w:r>
     </w:p>
     <w:p>
+      <w:pPr>
+        <w:pStyle w:val="a0"/>
+      </w:pPr>
       <w:r>
-        <w:t>주 Actor는 여행자, 보조 Actor는 관광 데이터 API(TourAPI·부산시·카카오 로컬), AI 모델(VLM·LLM), 카카오맵이다. 유스케이스 9개를 화면 단계(A 업로드·분석 → B 장소 확인 → C 동선 → D 여행기) 순으로 배치했다 (원본: docs/03-usecase/usecase-diagram.puml).</w:t>
+        <w:t>주 Actor: 여행자 / 보조 Actor: 관광 데이터 API(TourAPI·부산시·카카오 로컬), AI 모델(VLM·LLM), 카카오맵</w:t>
+      </w:r>
+    </w:p>
+    <w:p>
+      <w:pPr>
+        <w:pStyle w:val="a0"/>
+      </w:pPr>
+      <w:r>
+        <w:t>유스케이스 9개를 화면 단계(A 업로드·분석 → B 장소 확인 → C 동선 → D 여행기) 순으로 배치 (원본: docs/03-usecase/usecase-diagram.puml)</w:t>
       </w:r>
     </w:p>
     <w:p>
@@ -4575,7 +4619,7 @@
               <w:rPr>
                 <w:sz w:val="16"/>
               </w:rPr>
-              <w:t>부산 여행 사진이 갤러리에 있고, 사진을 AI로 분석하는 데 동의했다 (NFR-04)</w:t>
+              <w:t>부산 여행 사진이 갤러리에 있고, 사진의 AI 분석에 동의함 (NFR-04)</w:t>
             </w:r>
           </w:p>
         </w:tc>
@@ -4616,7 +4660,7 @@
               <w:rPr>
                 <w:sz w:val="16"/>
               </w:rPr>
-              <w:t>여행자가 홈에서 "새 여행기"를 누른다</w:t>
+              <w:t>여행자가 홈에서 "새 여행기" 선택</w:t>
             </w:r>
           </w:p>
         </w:tc>
@@ -4657,13 +4701,13 @@
               <w:rPr>
                 <w:sz w:val="16"/>
               </w:rPr>
-              <w:t>1. 여행자가 사진 1~30장(JPEG·HEIC·PNG, 장당 20MB 이하)을 고르면 시스템이 검사 후 올린다.</w:t>
+              <w:t>1. 여행자가 사진 1~30장(JPEG·HEIC·PNG, 장당 20MB 이하) 선택, 시스템이 검사 후 업로드</w:t>
               <w:br/>
-              <w:t>2. 시스템이 촬영 시각·GPS를 추출해 "위치 있음 N장 · 없음 M장"을 보여 준다.</w:t>
+              <w:t>2. 시스템이 촬영 시각·GPS를 추출해 "위치 있음 N장 · 없음 M장" 표시</w:t>
               <w:br/>
-              <w:t>3. 시스템이 사진을 방문지로 묶어 날짜별로 나누고, 진행률과 묶인 방문지를 먼저 보여 준다.</w:t>
+              <w:t>3. 시스템이 사진을 방문지로 묶어 날짜별로 나누고, 진행률과 묶인 방문지를 먼저 표시</w:t>
               <w:br/>
-              <w:t>4. 묶기가 끝나면 UC-02로 이어진다.</w:t>
+              <w:t>4. 묶기 완료 후 UC-02로 진행</w:t>
             </w:r>
           </w:p>
         </w:tc>
@@ -4704,11 +4748,11 @@
               <w:rPr>
                 <w:sz w:val="16"/>
               </w:rPr>
-              <w:t>1a. 31장 이상은 막고, 지원하지 않는 형식·20MB 초과 사진은 제외하고 안내한다. 2a. 시각·위치가 모두 없는 사진은 뺄지 묻는다.</w:t>
+              <w:t>1a. 31장 이상은 차단, 미지원 형식·20MB 초과 사진은 제외 후 안내. 2a. 시각·위치가 모두 없는 사진은 제외 여부 확인</w:t>
               <w:br/>
-              <w:t>3a. 위치 없는 사진이 있으면 UC-03을, 위치 있는 사진이 하나도 없으면 촬영 시각으로 묶는다(UC-02에서 모두 선택필요).</w:t>
+              <w:t>3a. 위치 없는 사진이 있으면 UC-03 수행, 위치 있는 사진이 없으면 촬영 시각으로 묶음(UC-02에서 전부 선택필요)</w:t>
               <w:br/>
-              <w:t>3b. 화면을 떠나도 분석은 계속되고, 다시 접속하면 진행 상태나 결과를 보여 준다.</w:t>
+              <w:t>3b. 화면을 떠나도 분석 계속, 재접속 시 진행 상태·결과 표시</w:t>
             </w:r>
           </w:p>
         </w:tc>
@@ -4749,7 +4793,7 @@
               <w:rPr>
                 <w:sz w:val="16"/>
               </w:rPr>
-              <w:t>방문지가 만들어지고(상태: 분석중), 원본 사진은 분석 후 삭제된다 (DR-08)</w:t>
+              <w:t>방문지 생성(상태: 분석중), 원본 사진은 분석 후 삭제 (DR-08)</w:t>
             </w:r>
           </w:p>
         </w:tc>
@@ -5019,7 +5063,7 @@
               <w:rPr>
                 <w:sz w:val="16"/>
               </w:rPr>
-              <w:t>UC-01에서 방문지가 만들어졌다</w:t>
+              <w:t>UC-01에서 방문지 생성 완료</w:t>
             </w:r>
           </w:p>
         </w:tc>
@@ -5060,7 +5104,7 @@
               <w:rPr>
                 <w:sz w:val="16"/>
               </w:rPr>
-              <w:t>방문지 군집화가 끝난다 (UC-01에서 이어짐)</w:t>
+              <w:t>방문지 군집화 완료 (UC-01에서 이어짐)</w:t>
             </w:r>
           </w:p>
         </w:tc>
@@ -5101,13 +5145,13 @@
               <w:rPr>
                 <w:sz w:val="16"/>
               </w:rPr>
-              <w:t>1. 시스템이 방문지 반경 300m 안의 후보를 관광 데이터 API에서 찾는다(공공데이터는 장소 캐시).</w:t>
+              <w:t>1. 시스템이 방문지 반경 300m 안의 후보를 관광 데이터 API에서 조회(공공데이터는 장소 캐시)</w:t>
               <w:br/>
-              <w:t>2. 대표 사진과 후보를 VLM에 보내 장소·확신도·근거를 받고, 후보 안의 답인지 검사한다.</w:t>
+              <w:t>2. 대표 사진과 후보를 VLM에 보내 장소·확신도·근거를 받고, 후보 안의 답인지 검사</w:t>
               <w:br/>
-              <w:t>3. 확신도로 상태를 정하고(0.8 이상 자동확정, 0.5 이상 0.8 미만 확인필요, 0.5 미만 선택필요) 확인필요·선택필요만 보여 준다.</w:t>
+              <w:t>3. 확신도로 상태 지정(0.8 이상 자동확정, 0.5 이상 0.8 미만 확인필요, 0.5 미만 선택필요), 확인필요·선택필요만 표시</w:t>
               <w:br/>
-              <w:t>4. 여행자가 후보를 고르면 확정되고 매칭 로그가 남는다. 모두 끝나면 확정 완료 화면을 보여 준다.</w:t>
+              <w:t>4. 여행자가 후보를 고르면 확정 및 매칭 로그 기록, 모두 끝나면 확정 완료 화면 표시</w:t>
             </w:r>
           </w:p>
         </w:tc>
@@ -5148,11 +5192,11 @@
               <w:rPr>
                 <w:sz w:val="16"/>
               </w:rPr>
-              <w:t>1a. 후보가 없으면 600m로 넓히고, 그래도 없거나 외부 API가 2회 재시도 후에도 실패하면 그 방문지만 선택필요로 둔다.</w:t>
+              <w:t>1a. 후보가 없으면 600m로 확대, 그래도 없거나 외부 API가 2회 재시도 후에도 실패하면 해당 방문지만 선택필요</w:t>
               <w:br/>
-              <w:t>2a. VLM이 "없음"이라 답하거나 후보 밖 답·형식 오류가 재요청 후에도 이어지면 선택필요로 둔다.</w:t>
+              <w:t>2a. VLM이 "없음"으로 답하거나 후보 밖 답·형식 오류가 재요청 후에도 이어지면 선택필요</w:t>
               <w:br/>
-              <w:t>4a. 맞는 후보가 없으면 직접 검색하거나 "기타 장소"로 저장한다. 4b. 자동확정된 방문지도 바꿀 수 있다.</w:t>
+              <w:t>4a. 맞는 후보가 없으면 직접 검색 또는 "기타 장소"로 저장. 4b. 자동확정된 방문지도 수정 가능</w:t>
             </w:r>
           </w:p>
         </w:tc>
@@ -5193,7 +5237,7 @@
               <w:rPr>
                 <w:sz w:val="16"/>
               </w:rPr>
-              <w:t>모든 방문지가 자동확정·확정·기타장소 중 하나가 되고, 원본 사진·좌표는 삭제된다 (DR-08)</w:t>
+              <w:t>모든 방문지가 자동확정·확정·기타장소 중 하나로 지정, 원본 사진·좌표 삭제 (DR-08)</w:t>
             </w:r>
           </w:p>
         </w:tc>
@@ -5275,7 +5319,7 @@
               <w:rPr>
                 <w:sz w:val="16"/>
               </w:rPr>
-              <w:t>화면 B1, B2, B4. VLM은 사진 속 인물을 분석하지 않는다 (AIR-04)</w:t>
+              <w:t>화면 B1, B2, B4. VLM은 사진 속 인물 미분석 (AIR-04)</w:t>
             </w:r>
           </w:p>
         </w:tc>
@@ -5463,7 +5507,7 @@
               <w:rPr>
                 <w:sz w:val="16"/>
               </w:rPr>
-              <w:t>GPS가 없는 사진이 있고, 다른 사진으로 방문지가 묶여 있다</w:t>
+              <w:t>GPS가 없는 사진이 있고, 다른 사진으로 방문지가 묶여 있음</w:t>
             </w:r>
           </w:p>
         </w:tc>
@@ -5504,7 +5548,7 @@
               <w:rPr>
                 <w:sz w:val="16"/>
               </w:rPr>
-              <w:t>UC-01에서 위치 없는 사진이 발견된다 (확장점 "위치 없는 사진")</w:t>
+              <w:t>UC-01에서 위치 없는 사진 발견 (확장점 "위치 없는 사진")</w:t>
             </w:r>
           </w:p>
         </w:tc>
@@ -5545,9 +5589,9 @@
               <w:rPr>
                 <w:sz w:val="16"/>
               </w:rPr>
-              <w:t>1. 시스템이 촬영 시각이 어느 두 방문지 사이인지 보고 방문지를 추천하고, 사진마다 추천 이유를 보여 준다.</w:t>
+              <w:t>1. 시스템이 촬영 시각으로 앞뒤 방문지를 찾아 추천, 사진별 추천 이유 표시</w:t>
               <w:br/>
-              <w:t>2. 여행자가 확인하면 그 방문지에 배정된다.</w:t>
+              <w:t>2. 여행자가 확인하면 해당 방문지에 배정</w:t>
             </w:r>
           </w:p>
         </w:tc>
@@ -5588,7 +5632,7 @@
               <w:rPr>
                 <w:sz w:val="16"/>
               </w:rPr>
-              <w:t>1a. 시각만으로 애매하면 VLM이 인접 방문지 사진과 비교해 추천한다. 2a. 다른 방문지를 고르거나 배정하지 않고 둘 수 있다.</w:t>
+              <w:t>1a. 시각만으로 애매하면 VLM이 인접 방문지 사진과 비교해 추천. 2a. 다른 방문지 선택 또는 미배정 유지 가능</w:t>
             </w:r>
           </w:p>
         </w:tc>
@@ -5629,7 +5673,7 @@
               <w:rPr>
                 <w:sz w:val="16"/>
               </w:rPr>
-              <w:t>확인한 사진이 방문지에 배정된다</w:t>
+              <w:t>확인한 사진이 방문지에 배정됨</w:t>
             </w:r>
           </w:p>
         </w:tc>
@@ -5899,7 +5943,7 @@
               <w:rPr>
                 <w:sz w:val="16"/>
               </w:rPr>
-              <w:t>방문지 장소가 확정됐다 (UC-02)</w:t>
+              <w:t>방문지 장소 확정 완료 (UC-02)</w:t>
             </w:r>
           </w:p>
         </w:tc>
@@ -5940,7 +5984,7 @@
               <w:rPr>
                 <w:sz w:val="16"/>
               </w:rPr>
-              <w:t>여행자가 동선 지도를 연다</w:t>
+              <w:t>여행자가 동선 지도 선택</w:t>
             </w:r>
           </w:p>
         </w:tc>
@@ -5981,11 +6025,11 @@
               <w:rPr>
                 <w:sz w:val="16"/>
               </w:rPr>
-              <w:t>1. 시스템이 카카오맵에 방문 순서대로 핀(유형별 색·순서 번호)과 경로를 그리고, 이동 시간을 타임라인으로 보여 준다.</w:t>
+              <w:t>1. 시스템이 카카오맵에 방문 순서대로 핀(유형별 색·순서 번호)과 경로를 그리고, 이동 시간을 타임라인으로 표시</w:t>
               <w:br/>
-              <w:t>2. 여행자가 1일차·2일차·전체 보기를 전환한다.</w:t>
+              <w:t>2. 여행자가 1일차·2일차·전체 보기 전환</w:t>
               <w:br/>
-              <w:t>3. 핀이나 방문지 카드를 누르면 UC-05를 수행한다.</w:t>
+              <w:t>3. 핀이나 방문지 카드 선택 시 UC-05 수행</w:t>
             </w:r>
           </w:p>
         </w:tc>
@@ -6026,9 +6070,9 @@
               <w:rPr>
                 <w:sz w:val="16"/>
               </w:rPr>
-              <w:t>1a. 지도나 경로를 불러오지 못하면 안내하고 다시 시도하게 한다.</w:t>
+              <w:t>1a. 지도나 경로를 불러오지 못하면 안내 후 재시도</w:t>
               <w:br/>
-              <w:t>2a. "근처 못 가본 곳"을 누르면 주변 공식 데이터 장소 중 가지 않은 곳 2~3곳을 거리순으로 보여 준다 (FR-12).</w:t>
+              <w:t>2a. "근처 못 가본 곳" 선택 시 주변 공식 데이터 장소 중 미방문 장소 2~3곳을 거리순으로 표시 (FR-12)</w:t>
             </w:r>
           </w:p>
         </w:tc>
@@ -6339,7 +6383,7 @@
               <w:rPr>
                 <w:sz w:val="16"/>
               </w:rPr>
-              <w:t>장소가 확정된 방문지가 있다</w:t>
+              <w:t>장소가 확정된 방문지가 있음</w:t>
             </w:r>
           </w:p>
         </w:tc>
@@ -6380,7 +6424,7 @@
               <w:rPr>
                 <w:sz w:val="16"/>
               </w:rPr>
-              <w:t>UC-04에서 핀이나 방문지 카드를 누른다 (확장점 "장소 선택")</w:t>
+              <w:t>UC-04에서 핀이나 방문지 카드 선택 (확장점 "장소 선택")</w:t>
             </w:r>
           </w:p>
         </w:tc>
@@ -6421,7 +6465,7 @@
               <w:rPr>
                 <w:sz w:val="16"/>
               </w:rPr>
-              <w:t>1. 시스템이 장소 개요, 주소, 대표 사진, 출처, 갱신일을 보여 준다.</w:t>
+              <w:t>1. 시스템이 장소 개요, 주소, 대표 사진, 출처, 갱신일 표시</w:t>
             </w:r>
           </w:p>
         </w:tc>
@@ -6462,7 +6506,7 @@
               <w:rPr>
                 <w:sz w:val="16"/>
               </w:rPr>
-              <w:t>1a. "기타 장소"는 공식 정보가 없다고 안내한다. 1b. 카카오 장소는 이름·주소를 실시간 조회하고 카카오 장소 페이지로 연결한다.</w:t>
+              <w:t>1a. "기타 장소"는 공식 정보 없음 안내. 1b. 카카오 장소는 이름·주소를 실시간 조회하고 카카오 장소 페이지로 연결</w:t>
             </w:r>
           </w:p>
         </w:tc>
@@ -6585,7 +6629,7 @@
               <w:rPr>
                 <w:sz w:val="16"/>
               </w:rPr>
-              <w:t>화면 C3. UC-04를 확장 «extend». 여행기 본문의 장소 이름으로도 열린다 (UI-07)</w:t>
+              <w:t>화면 C3. UC-04를 확장 «extend». 여행기 본문의 장소 이름으로도 진입 (UI-07)</w:t>
             </w:r>
           </w:p>
         </w:tc>
@@ -6773,7 +6817,7 @@
               <w:rPr>
                 <w:sz w:val="16"/>
               </w:rPr>
-              <w:t>모든 방문지가 자동확정·확정·기타장소 중 하나다</w:t>
+              <w:t>모든 방문지가 자동확정·확정·기타장소 중 하나임</w:t>
             </w:r>
           </w:p>
         </w:tc>
@@ -6814,7 +6858,7 @@
               <w:rPr>
                 <w:sz w:val="16"/>
               </w:rPr>
-              <w:t>여행자가 "여행기 만들기"를 누른다</w:t>
+              <w:t>여행자가 "여행기 만들기" 선택</w:t>
             </w:r>
           </w:p>
         </w:tc>
@@ -6855,11 +6899,11 @@
               <w:rPr>
                 <w:sz w:val="16"/>
               </w:rPr>
-              <w:t>1. 여행자가 문체를 고르면 시스템이 확정 방문지와 공식 정보만 LLM에 넣어 여행기를 만든다(문장마다 근거 장소 ID).</w:t>
+              <w:t>1. 여행자가 문체를 고르면 시스템이 확정 방문지와 공식 정보만 LLM에 넣어 여행기 생성(문장마다 근거 장소 ID)</w:t>
               <w:br/>
-              <w:t>2. UC-09로 각주를 연결하고 사실을 대조한다.</w:t>
+              <w:t>2. UC-09로 각주 연결 및 사실 대조</w:t>
               <w:br/>
-              <w:t>3. 제목, 본문, 날짜별 동선 요약, 각주 목록과 AI 작성 표시를 보여 준다.</w:t>
+              <w:t>3. 제목, 본문, 날짜별 동선 요약, 각주 목록과 AI 작성 표시 출력</w:t>
             </w:r>
           </w:p>
         </w:tc>
@@ -6900,7 +6944,7 @@
               <w:rPr>
                 <w:sz w:val="16"/>
               </w:rPr>
-              <w:t>1a. 생성에 실패하면 안내하고 다시 시도하게 한다. 2a. 근거 없는 사실 문장은 경고하거나 제거한다. 3a. 편집을 고르면 UC-07을 수행한다.</w:t>
+              <w:t>1a. 생성 실패 시 안내 후 재시도. 2a. 근거 없는 사실 문장은 경고 또는 제거. 3a. 편집 선택 시 UC-07 수행</w:t>
             </w:r>
           </w:p>
         </w:tc>
@@ -6941,7 +6985,7 @@
               <w:rPr>
                 <w:sz w:val="16"/>
               </w:rPr>
-              <w:t>여행기와 각주가 저장된다</w:t>
+              <w:t>여행기와 각주 저장</w:t>
             </w:r>
           </w:p>
         </w:tc>
@@ -7211,7 +7255,7 @@
               <w:rPr>
                 <w:sz w:val="16"/>
               </w:rPr>
-              <w:t>생성된 여행기가 있다 (UC-06)</w:t>
+              <w:t>생성된 여행기가 있음 (UC-06)</w:t>
             </w:r>
           </w:p>
         </w:tc>
@@ -7252,7 +7296,7 @@
               <w:rPr>
                 <w:sz w:val="16"/>
               </w:rPr>
-              <w:t>여행자가 여행기에서 편집을 고른다 (확장점 "편집")</w:t>
+              <w:t>여행자가 여행기에서 편집 선택 (확장점 "편집")</w:t>
             </w:r>
           </w:p>
         </w:tc>
@@ -7293,11 +7337,11 @@
               <w:rPr>
                 <w:sz w:val="16"/>
               </w:rPr>
-              <w:t>1. 여행자가 문단 다시 쓰기를 요청하거나(그 문단만 LLM으로 다시 생성) 문장을 직접 편집한다.</w:t>
+              <w:t>1. 여행자가 문단 다시 쓰기 요청(해당 문단만 LLM으로 재생성) 또는 문장 직접 편집</w:t>
               <w:br/>
-              <w:t>2. 시스템이 UC-09로 각주를 연결하고, 공식 데이터와 다른 사실(운영시간, 위치 등)에 경고를 표시한다.</w:t>
+              <w:t>2. 시스템이 UC-09로 각주를 연결하고, 공식 데이터와 다른 사실(운영시간, 위치 등)에 경고 표시</w:t>
               <w:br/>
-              <w:t>3. 여행자가 고치거나 그대로 저장한다.</w:t>
+              <w:t>3. 여행자가 수정하거나 그대로 저장</w:t>
             </w:r>
           </w:p>
         </w:tc>
@@ -7338,7 +7382,7 @@
               <w:rPr>
                 <w:sz w:val="16"/>
               </w:rPr>
-              <w:t>1a. 다시 생성에 실패하면 기존 문단을 유지하고 안내한다.</w:t>
+              <w:t>1a. 재생성 실패 시 기존 문단 유지 후 안내</w:t>
             </w:r>
           </w:p>
         </w:tc>
@@ -7379,7 +7423,7 @@
               <w:rPr>
                 <w:sz w:val="16"/>
               </w:rPr>
-              <w:t>수정한 여행기가 저장된다</w:t>
+              <w:t>수정한 여행기 저장</w:t>
             </w:r>
           </w:p>
         </w:tc>
@@ -7649,7 +7693,7 @@
               <w:rPr>
                 <w:sz w:val="16"/>
               </w:rPr>
-              <w:t>생성된 여행기가 있다 (UC-06)</w:t>
+              <w:t>생성된 여행기가 있음 (UC-06)</w:t>
             </w:r>
           </w:p>
         </w:tc>
@@ -7690,7 +7734,7 @@
               <w:rPr>
                 <w:sz w:val="16"/>
               </w:rPr>
-              <w:t>여행자가 "공유 카드 만들기"를 누른다</w:t>
+              <w:t>여행자가 "공유 카드 만들기" 선택</w:t>
             </w:r>
           </w:p>
         </w:tc>
@@ -7731,9 +7775,9 @@
               <w:rPr>
                 <w:sz w:val="16"/>
               </w:rPr>
-              <w:t>1. 시스템이 EXIF를 뺀 대표 썸네일, 제목, 동선 요약으로 공유 이미지를 만든다(좌표·정확한 위치 제외).</w:t>
+              <w:t>1. 시스템이 EXIF를 제거한 대표 썸네일, 제목, 동선 요약으로 공유 이미지 생성(좌표·정확한 위치 제외)</w:t>
               <w:br/>
-              <w:t>2. 여행자가 이미지를 저장하거나 공유한다.</w:t>
+              <w:t>2. 여행자가 이미지를 저장하거나 공유</w:t>
             </w:r>
           </w:p>
         </w:tc>
@@ -7774,7 +7818,7 @@
               <w:rPr>
                 <w:sz w:val="16"/>
               </w:rPr>
-              <w:t>1a. 이미지를 만들지 못하면 안내하고 다시 시도하게 한다.</w:t>
+              <w:t>1a. 이미지 생성 실패 시 안내 후 재시도</w:t>
             </w:r>
           </w:p>
         </w:tc>
@@ -7815,7 +7859,7 @@
               <w:rPr>
                 <w:sz w:val="16"/>
               </w:rPr>
-              <w:t>저장·공유할 수 있는 이미지가 만들어진다</w:t>
+              <w:t>저장·공유 가능한 이미지 생성</w:t>
             </w:r>
           </w:p>
         </w:tc>
@@ -8085,7 +8129,7 @@
               <w:rPr>
                 <w:sz w:val="16"/>
               </w:rPr>
-              <w:t>생성·편집된 여행기 문장과 근거가 된 방문지·장소 데이터가 있다</w:t>
+              <w:t>생성·편집된 여행기 문장과 근거 방문지·장소 데이터가 있음</w:t>
             </w:r>
           </w:p>
         </w:tc>
@@ -8126,7 +8170,7 @@
               <w:rPr>
                 <w:sz w:val="16"/>
               </w:rPr>
-              <w:t>UC-06 또는 UC-07이 문장을 생성·편집한다</w:t>
+              <w:t>UC-06 또는 UC-07의 문장 생성·편집</w:t>
             </w:r>
           </w:p>
         </w:tc>
@@ -8167,11 +8211,11 @@
               <w:rPr>
                 <w:sz w:val="16"/>
               </w:rPr>
-              <w:t>1. 문장마다 표시된 근거 장소 ID가 확정 방문지의 장소인지 확인하고, 사실 문장에 출처명·갱신일 각주를 붙인다.</w:t>
+              <w:t>1. 문장마다 표시된 근거 장소 ID가 확정 방문지의 장소인지 확인, 사실 문장에 출처명·갱신일 각주 부착</w:t>
               <w:br/>
-              <w:t>2. 문장의 데이터 필드 값(운영시간, 위치 등)을 공식 데이터와 대조한다(편집 문장은 장소명·시간·요금 같은 수치만).</w:t>
+              <w:t>2. 문장의 데이터 필드 값(운영시간, 위치 등)을 공식 데이터와 대조(편집 문장은 장소명·시간·요금 같은 수치만)</w:t>
               <w:br/>
-              <w:t>3. 근거가 없거나 데이터와 다른 문장을 표시해 돌려준다.</w:t>
+              <w:t>3. 근거가 없거나 데이터와 다른 문장을 표시해 반환</w:t>
             </w:r>
           </w:p>
         </w:tc>
@@ -8253,7 +8297,7 @@
               <w:rPr>
                 <w:sz w:val="16"/>
               </w:rPr>
-              <w:t>모든 사실 문장에 각주가 붙거나 경고가 표시된다</w:t>
+              <w:t>모든 사실 문장에 각주 부착 또는 경고 표시</w:t>
             </w:r>
           </w:p>
         </w:tc>
@@ -8335,7 +8379,7 @@
               <w:rPr>
                 <w:sz w:val="16"/>
               </w:rPr>
-              <w:t>화면 D2, D3. AI 없이 코드로 처리한다</w:t>
+              <w:t>화면 D2, D3. AI 없이 코드로 처리</w:t>
             </w:r>
           </w:p>
         </w:tc>
@@ -9613,7 +9657,7 @@
         </w:tc>
         <w:tc>
           <w:tcPr>
-            <w:tcW w:type="dxa" w:w="6923"/>
+            <w:tcW w:type="dxa" w:w="6855"/>
             <w:shd w:val="clear" w:color="auto" w:fill="1F4E79"/>
             <w:vAlign w:val="center"/>
           </w:tcPr>
@@ -9634,7 +9678,7 @@
         </w:tc>
         <w:tc>
           <w:tcPr>
-            <w:tcW w:type="dxa" w:w="686"/>
+            <w:tcW w:type="dxa" w:w="754"/>
             <w:shd w:val="clear" w:color="auto" w:fill="1F4E79"/>
             <w:vAlign w:val="center"/>
           </w:tcPr>
@@ -9698,24 +9742,24 @@
         </w:tc>
         <w:tc>
           <w:tcPr>
-            <w:tcW w:type="dxa" w:w="6923"/>
-            <w:vAlign w:val="center"/>
-          </w:tcPr>
-          <w:p>
-            <w:pPr>
-              <w:spacing w:before="0" w:after="0" w:line="200" w:lineRule="exact"/>
-            </w:pPr>
-            <w:r>
-              <w:rPr>
-                <w:sz w:val="16"/>
-              </w:rPr>
-              <w:t>단계별 진행률(촬영 정보 → 방문지 묶기 → 장소 찾기 → 여행기 준비)과 남은 시간을 보여 준다</w:t>
-            </w:r>
-          </w:p>
-        </w:tc>
-        <w:tc>
-          <w:tcPr>
-            <w:tcW w:type="dxa" w:w="686"/>
+            <w:tcW w:type="dxa" w:w="6855"/>
+            <w:vAlign w:val="center"/>
+          </w:tcPr>
+          <w:p>
+            <w:pPr>
+              <w:spacing w:before="0" w:after="0" w:line="200" w:lineRule="exact"/>
+            </w:pPr>
+            <w:r>
+              <w:rPr>
+                <w:sz w:val="16"/>
+              </w:rPr>
+              <w:t>단계별 진행률(촬영 정보 → 방문지 묶기 → 장소 찾기 → 여행기 준비)과 남은 시간 표시</w:t>
+            </w:r>
+          </w:p>
+        </w:tc>
+        <w:tc>
+          <w:tcPr>
+            <w:tcW w:type="dxa" w:w="754"/>
             <w:vAlign w:val="center"/>
           </w:tcPr>
           <w:p>
@@ -9771,24 +9815,24 @@
         </w:tc>
         <w:tc>
           <w:tcPr>
-            <w:tcW w:type="dxa" w:w="6923"/>
-            <w:vAlign w:val="center"/>
-          </w:tcPr>
-          <w:p>
-            <w:pPr>
-              <w:spacing w:before="0" w:after="0" w:line="200" w:lineRule="exact"/>
-            </w:pPr>
-            <w:r>
-              <w:rPr>
-                <w:sz w:val="16"/>
-              </w:rPr>
-              <w:t>분석 중에도 이미 묶인 방문지를 지도에 먼저 보여 준다</w:t>
-            </w:r>
-          </w:p>
-        </w:tc>
-        <w:tc>
-          <w:tcPr>
-            <w:tcW w:type="dxa" w:w="686"/>
+            <w:tcW w:type="dxa" w:w="6855"/>
+            <w:vAlign w:val="center"/>
+          </w:tcPr>
+          <w:p>
+            <w:pPr>
+              <w:spacing w:before="0" w:after="0" w:line="200" w:lineRule="exact"/>
+            </w:pPr>
+            <w:r>
+              <w:rPr>
+                <w:sz w:val="16"/>
+              </w:rPr>
+              <w:t>분석 중에도 이미 묶인 방문지를 지도에 먼저 표시</w:t>
+            </w:r>
+          </w:p>
+        </w:tc>
+        <w:tc>
+          <w:tcPr>
+            <w:tcW w:type="dxa" w:w="754"/>
             <w:vAlign w:val="center"/>
           </w:tcPr>
           <w:p>
@@ -9844,24 +9888,24 @@
         </w:tc>
         <w:tc>
           <w:tcPr>
-            <w:tcW w:type="dxa" w:w="6923"/>
-            <w:vAlign w:val="center"/>
-          </w:tcPr>
-          <w:p>
-            <w:pPr>
-              <w:spacing w:before="0" w:after="0" w:line="200" w:lineRule="exact"/>
-            </w:pPr>
-            <w:r>
-              <w:rPr>
-                <w:sz w:val="16"/>
-              </w:rPr>
-              <w:t>화면을 떠나도 분석은 서버에서 계속되고, 다시 접속하면 진행 상태나 결과를 보여 준다</w:t>
-            </w:r>
-          </w:p>
-        </w:tc>
-        <w:tc>
-          <w:tcPr>
-            <w:tcW w:type="dxa" w:w="686"/>
+            <w:tcW w:type="dxa" w:w="6855"/>
+            <w:vAlign w:val="center"/>
+          </w:tcPr>
+          <w:p>
+            <w:pPr>
+              <w:spacing w:before="0" w:after="0" w:line="200" w:lineRule="exact"/>
+            </w:pPr>
+            <w:r>
+              <w:rPr>
+                <w:sz w:val="16"/>
+              </w:rPr>
+              <w:t>화면을 떠나도 서버에서 분석 계속, 재접속 시 진행 상태나 결과 표시</w:t>
+            </w:r>
+          </w:p>
+        </w:tc>
+        <w:tc>
+          <w:tcPr>
+            <w:tcW w:type="dxa" w:w="754"/>
             <w:vAlign w:val="center"/>
           </w:tcPr>
           <w:p>
@@ -9917,24 +9961,24 @@
         </w:tc>
         <w:tc>
           <w:tcPr>
-            <w:tcW w:type="dxa" w:w="6923"/>
-            <w:vAlign w:val="center"/>
-          </w:tcPr>
-          <w:p>
-            <w:pPr>
-              <w:spacing w:before="0" w:after="0" w:line="200" w:lineRule="exact"/>
-            </w:pPr>
-            <w:r>
-              <w:rPr>
-                <w:sz w:val="16"/>
-              </w:rPr>
-              <w:t>후보마다 촬영 위치와의 거리, AI 추천, 판단 근거와 출처를 보여 준다</w:t>
-            </w:r>
-          </w:p>
-        </w:tc>
-        <w:tc>
-          <w:tcPr>
-            <w:tcW w:type="dxa" w:w="686"/>
+            <w:tcW w:type="dxa" w:w="6855"/>
+            <w:vAlign w:val="center"/>
+          </w:tcPr>
+          <w:p>
+            <w:pPr>
+              <w:spacing w:before="0" w:after="0" w:line="200" w:lineRule="exact"/>
+            </w:pPr>
+            <w:r>
+              <w:rPr>
+                <w:sz w:val="16"/>
+              </w:rPr>
+              <w:t>후보마다 촬영 위치와의 거리, AI 추천, 판단 근거와 출처 표시</w:t>
+            </w:r>
+          </w:p>
+        </w:tc>
+        <w:tc>
+          <w:tcPr>
+            <w:tcW w:type="dxa" w:w="754"/>
             <w:vAlign w:val="center"/>
           </w:tcPr>
           <w:p>
@@ -9990,24 +10034,24 @@
         </w:tc>
         <w:tc>
           <w:tcPr>
-            <w:tcW w:type="dxa" w:w="6923"/>
-            <w:vAlign w:val="center"/>
-          </w:tcPr>
-          <w:p>
-            <w:pPr>
-              <w:spacing w:before="0" w:after="0" w:line="200" w:lineRule="exact"/>
-            </w:pPr>
-            <w:r>
-              <w:rPr>
-                <w:sz w:val="16"/>
-              </w:rPr>
-              <w:t>후보가 없어도 "직접 검색"과 "기타 장소"를 항상 제공한다</w:t>
-            </w:r>
-          </w:p>
-        </w:tc>
-        <w:tc>
-          <w:tcPr>
-            <w:tcW w:type="dxa" w:w="686"/>
+            <w:tcW w:type="dxa" w:w="6855"/>
+            <w:vAlign w:val="center"/>
+          </w:tcPr>
+          <w:p>
+            <w:pPr>
+              <w:spacing w:before="0" w:after="0" w:line="200" w:lineRule="exact"/>
+            </w:pPr>
+            <w:r>
+              <w:rPr>
+                <w:sz w:val="16"/>
+              </w:rPr>
+              <w:t>후보가 없어도 "직접 검색"과 "기타 장소" 항상 제공</w:t>
+            </w:r>
+          </w:p>
+        </w:tc>
+        <w:tc>
+          <w:tcPr>
+            <w:tcW w:type="dxa" w:w="754"/>
             <w:vAlign w:val="center"/>
           </w:tcPr>
           <w:p>
@@ -10063,24 +10107,24 @@
         </w:tc>
         <w:tc>
           <w:tcPr>
-            <w:tcW w:type="dxa" w:w="6923"/>
-            <w:vAlign w:val="center"/>
-          </w:tcPr>
-          <w:p>
-            <w:pPr>
-              <w:spacing w:before="0" w:after="0" w:line="200" w:lineRule="exact"/>
-            </w:pPr>
-            <w:r>
-              <w:rPr>
-                <w:sz w:val="16"/>
-              </w:rPr>
-              <w:t>지도 핀은 유형별 색과 방문 순서 번호로 구분하고, 누르면 상세로 이동한다</w:t>
-            </w:r>
-          </w:p>
-        </w:tc>
-        <w:tc>
-          <w:tcPr>
-            <w:tcW w:type="dxa" w:w="686"/>
+            <w:tcW w:type="dxa" w:w="6855"/>
+            <w:vAlign w:val="center"/>
+          </w:tcPr>
+          <w:p>
+            <w:pPr>
+              <w:spacing w:before="0" w:after="0" w:line="200" w:lineRule="exact"/>
+            </w:pPr>
+            <w:r>
+              <w:rPr>
+                <w:sz w:val="16"/>
+              </w:rPr>
+              <w:t>지도 핀은 유형별 색과 방문 순서 번호로 구분, 선택 시 상세로 이동</w:t>
+            </w:r>
+          </w:p>
+        </w:tc>
+        <w:tc>
+          <w:tcPr>
+            <w:tcW w:type="dxa" w:w="754"/>
             <w:vAlign w:val="center"/>
           </w:tcPr>
           <w:p>
@@ -10136,24 +10180,24 @@
         </w:tc>
         <w:tc>
           <w:tcPr>
-            <w:tcW w:type="dxa" w:w="6923"/>
-            <w:vAlign w:val="center"/>
-          </w:tcPr>
-          <w:p>
-            <w:pPr>
-              <w:spacing w:before="0" w:after="0" w:line="200" w:lineRule="exact"/>
-            </w:pPr>
-            <w:r>
-              <w:rPr>
-                <w:sz w:val="16"/>
-              </w:rPr>
-              <w:t>본문의 장소 이름은 장소 상세로, 각주 번호는 하단 출처 목록으로 연결한다</w:t>
-            </w:r>
-          </w:p>
-        </w:tc>
-        <w:tc>
-          <w:tcPr>
-            <w:tcW w:type="dxa" w:w="686"/>
+            <w:tcW w:type="dxa" w:w="6855"/>
+            <w:vAlign w:val="center"/>
+          </w:tcPr>
+          <w:p>
+            <w:pPr>
+              <w:spacing w:before="0" w:after="0" w:line="200" w:lineRule="exact"/>
+            </w:pPr>
+            <w:r>
+              <w:rPr>
+                <w:sz w:val="16"/>
+              </w:rPr>
+              <w:t>본문의 장소 이름은 장소 상세로, 각주 번호는 하단 출처 목록으로 연결</w:t>
+            </w:r>
+          </w:p>
+        </w:tc>
+        <w:tc>
+          <w:tcPr>
+            <w:tcW w:type="dxa" w:w="754"/>
             <w:vAlign w:val="center"/>
           </w:tcPr>
           <w:p>
@@ -10209,24 +10253,24 @@
         </w:tc>
         <w:tc>
           <w:tcPr>
-            <w:tcW w:type="dxa" w:w="6923"/>
-            <w:vAlign w:val="center"/>
-          </w:tcPr>
-          <w:p>
-            <w:pPr>
-              <w:spacing w:before="0" w:after="0" w:line="200" w:lineRule="exact"/>
-            </w:pPr>
-            <w:r>
-              <w:rPr>
-                <w:sz w:val="16"/>
-              </w:rPr>
-              <w:t>360px 폭에서 가로 스크롤 없이 표시하고, 주요 버튼 터치 영역은 44×44px 이상으로 한다</w:t>
-            </w:r>
-          </w:p>
-        </w:tc>
-        <w:tc>
-          <w:tcPr>
-            <w:tcW w:type="dxa" w:w="686"/>
+            <w:tcW w:type="dxa" w:w="6855"/>
+            <w:vAlign w:val="center"/>
+          </w:tcPr>
+          <w:p>
+            <w:pPr>
+              <w:spacing w:before="0" w:after="0" w:line="200" w:lineRule="exact"/>
+            </w:pPr>
+            <w:r>
+              <w:rPr>
+                <w:sz w:val="16"/>
+              </w:rPr>
+              <w:t>360px 폭에서 가로 스크롤 없이 표시, 주요 버튼 터치 영역 44×44px 이상</w:t>
+            </w:r>
+          </w:p>
+        </w:tc>
+        <w:tc>
+          <w:tcPr>
+            <w:tcW w:type="dxa" w:w="754"/>
             <w:vAlign w:val="center"/>
           </w:tcPr>
           <w:p>
@@ -10420,7 +10464,7 @@
         </w:tc>
         <w:tc>
           <w:tcPr>
-            <w:tcW w:type="dxa" w:w="2789"/>
+            <w:tcW w:type="dxa" w:w="2781"/>
             <w:shd w:val="clear" w:color="auto" w:fill="1F4E79"/>
             <w:vAlign w:val="center"/>
           </w:tcPr>
@@ -10441,7 +10485,7 @@
         </w:tc>
         <w:tc>
           <w:tcPr>
-            <w:tcW w:type="dxa" w:w="2106"/>
+            <w:tcW w:type="dxa" w:w="2114"/>
             <w:shd w:val="clear" w:color="auto" w:fill="1F4E79"/>
             <w:vAlign w:val="center"/>
           </w:tcPr>
@@ -10518,7 +10562,7 @@
         </w:tc>
         <w:tc>
           <w:tcPr>
-            <w:tcW w:type="dxa" w:w="2789"/>
+            <w:tcW w:type="dxa" w:w="2781"/>
             <w:vAlign w:val="center"/>
           </w:tcPr>
           <w:p>
@@ -10535,7 +10579,7 @@
         </w:tc>
         <w:tc>
           <w:tcPr>
-            <w:tcW w:type="dxa" w:w="2106"/>
+            <w:tcW w:type="dxa" w:w="2114"/>
             <w:vAlign w:val="center"/>
           </w:tcPr>
           <w:p>
@@ -10608,7 +10652,7 @@
         </w:tc>
         <w:tc>
           <w:tcPr>
-            <w:tcW w:type="dxa" w:w="2789"/>
+            <w:tcW w:type="dxa" w:w="2781"/>
             <w:vAlign w:val="center"/>
           </w:tcPr>
           <w:p>
@@ -10625,7 +10669,7 @@
         </w:tc>
         <w:tc>
           <w:tcPr>
-            <w:tcW w:type="dxa" w:w="2106"/>
+            <w:tcW w:type="dxa" w:w="2114"/>
             <w:vAlign w:val="center"/>
           </w:tcPr>
           <w:p>
@@ -10698,7 +10742,7 @@
         </w:tc>
         <w:tc>
           <w:tcPr>
-            <w:tcW w:type="dxa" w:w="2789"/>
+            <w:tcW w:type="dxa" w:w="2781"/>
             <w:vAlign w:val="center"/>
           </w:tcPr>
           <w:p>
@@ -10715,7 +10759,7 @@
         </w:tc>
         <w:tc>
           <w:tcPr>
-            <w:tcW w:type="dxa" w:w="2106"/>
+            <w:tcW w:type="dxa" w:w="2114"/>
             <w:vAlign w:val="center"/>
           </w:tcPr>
           <w:p>
@@ -10788,7 +10832,7 @@
         </w:tc>
         <w:tc>
           <w:tcPr>
-            <w:tcW w:type="dxa" w:w="2789"/>
+            <w:tcW w:type="dxa" w:w="2781"/>
             <w:vAlign w:val="center"/>
           </w:tcPr>
           <w:p>
@@ -10805,7 +10849,7 @@
         </w:tc>
         <w:tc>
           <w:tcPr>
-            <w:tcW w:type="dxa" w:w="2106"/>
+            <w:tcW w:type="dxa" w:w="2114"/>
             <w:vAlign w:val="center"/>
           </w:tcPr>
           <w:p>
@@ -10878,7 +10922,7 @@
         </w:tc>
         <w:tc>
           <w:tcPr>
-            <w:tcW w:type="dxa" w:w="2789"/>
+            <w:tcW w:type="dxa" w:w="2781"/>
             <w:vAlign w:val="center"/>
           </w:tcPr>
           <w:p>
@@ -10895,7 +10939,7 @@
         </w:tc>
         <w:tc>
           <w:tcPr>
-            <w:tcW w:type="dxa" w:w="2106"/>
+            <w:tcW w:type="dxa" w:w="2114"/>
             <w:vAlign w:val="center"/>
           </w:tcPr>
           <w:p>
@@ -10968,7 +11012,7 @@
         </w:tc>
         <w:tc>
           <w:tcPr>
-            <w:tcW w:type="dxa" w:w="2789"/>
+            <w:tcW w:type="dxa" w:w="2781"/>
             <w:vAlign w:val="center"/>
           </w:tcPr>
           <w:p>
@@ -10985,7 +11029,7 @@
         </w:tc>
         <w:tc>
           <w:tcPr>
-            <w:tcW w:type="dxa" w:w="2106"/>
+            <w:tcW w:type="dxa" w:w="2114"/>
             <w:vAlign w:val="center"/>
           </w:tcPr>
           <w:p>
@@ -11058,7 +11102,7 @@
         </w:tc>
         <w:tc>
           <w:tcPr>
-            <w:tcW w:type="dxa" w:w="2789"/>
+            <w:tcW w:type="dxa" w:w="2781"/>
             <w:vAlign w:val="center"/>
           </w:tcPr>
           <w:p>
@@ -11075,7 +11119,7 @@
         </w:tc>
         <w:tc>
           <w:tcPr>
-            <w:tcW w:type="dxa" w:w="2106"/>
+            <w:tcW w:type="dxa" w:w="2114"/>
             <w:vAlign w:val="center"/>
           </w:tcPr>
           <w:p>
@@ -11148,7 +11192,7 @@
         </w:tc>
         <w:tc>
           <w:tcPr>
-            <w:tcW w:type="dxa" w:w="2789"/>
+            <w:tcW w:type="dxa" w:w="2781"/>
             <w:vAlign w:val="center"/>
           </w:tcPr>
           <w:p>
@@ -11165,18 +11209,18 @@
         </w:tc>
         <w:tc>
           <w:tcPr>
-            <w:tcW w:type="dxa" w:w="2106"/>
-            <w:vAlign w:val="center"/>
-          </w:tcPr>
-          <w:p>
-            <w:pPr>
-              <w:spacing w:before="0" w:after="0" w:line="200" w:lineRule="exact"/>
-            </w:pPr>
-            <w:r>
-              <w:rPr>
-                <w:sz w:val="16"/>
-              </w:rPr>
-              <w:t>원본·좌표는 분석 후 삭제, EXIF 뺀 썸네일만 보관</w:t>
+            <w:tcW w:type="dxa" w:w="2114"/>
+            <w:vAlign w:val="center"/>
+          </w:tcPr>
+          <w:p>
+            <w:pPr>
+              <w:spacing w:before="0" w:after="0" w:line="200" w:lineRule="exact"/>
+            </w:pPr>
+            <w:r>
+              <w:rPr>
+                <w:sz w:val="16"/>
+              </w:rPr>
+              <w:t>원본·좌표는 분석 후 삭제, EXIF를 제거한 썸네일만 보관</w:t>
             </w:r>
           </w:p>
         </w:tc>
@@ -11238,7 +11282,7 @@
         </w:tc>
         <w:tc>
           <w:tcPr>
-            <w:tcW w:type="dxa" w:w="2789"/>
+            <w:tcW w:type="dxa" w:w="2781"/>
             <w:vAlign w:val="center"/>
           </w:tcPr>
           <w:p>
@@ -11255,7 +11299,7 @@
         </w:tc>
         <w:tc>
           <w:tcPr>
-            <w:tcW w:type="dxa" w:w="2106"/>
+            <w:tcW w:type="dxa" w:w="2114"/>
             <w:vAlign w:val="center"/>
           </w:tcPr>
           <w:p>
@@ -11328,7 +11372,7 @@
         </w:tc>
         <w:tc>
           <w:tcPr>
-            <w:tcW w:type="dxa" w:w="2789"/>
+            <w:tcW w:type="dxa" w:w="2781"/>
             <w:vAlign w:val="center"/>
           </w:tcPr>
           <w:p>
@@ -11345,7 +11389,7 @@
         </w:tc>
         <w:tc>
           <w:tcPr>
-            <w:tcW w:type="dxa" w:w="2106"/>
+            <w:tcW w:type="dxa" w:w="2114"/>
             <w:vAlign w:val="center"/>
           </w:tcPr>
           <w:p>
@@ -11418,7 +11462,7 @@
         </w:tc>
         <w:tc>
           <w:tcPr>
-            <w:tcW w:type="dxa" w:w="2789"/>
+            <w:tcW w:type="dxa" w:w="2781"/>
             <w:vAlign w:val="center"/>
           </w:tcPr>
           <w:p>
@@ -11435,7 +11479,7 @@
         </w:tc>
         <w:tc>
           <w:tcPr>
-            <w:tcW w:type="dxa" w:w="2106"/>
+            <w:tcW w:type="dxa" w:w="2114"/>
             <w:vAlign w:val="center"/>
           </w:tcPr>
           <w:p>
@@ -11461,8 +11505,11 @@
       </w:pPr>
     </w:p>
     <w:p>
+      <w:pPr>
+        <w:pStyle w:val="a0"/>
+      </w:pPr>
       <w:r>
-        <w:t>DR-08 (데이터 처리 원칙): 원본 사진은 분석에만 쓰고 자동 삭제하며, 화면에는 EXIF를 뺀 썸네일만 쓴다. 사진 좌표는 방문지 중심 좌표(소수점 4자리)를 계산한 뒤 삭제하고, 외부 데이터는 제공처·갱신일과 함께 표시한다.</w:t>
+        <w:t>DR-08 (데이터 처리 원칙): 원본 사진은 분석에만 쓰고 자동 삭제, 화면에는 EXIF를 제거한 썸네일만 사용. 사진 좌표는 방문지 중심 좌표(소수점 4자리) 계산 후 삭제, 외부 데이터는 제공처·갱신일과 함께 표시</w:t>
       </w:r>
     </w:p>
     <w:p>
@@ -11474,8 +11521,19 @@
       </w:r>
     </w:p>
     <w:p>
+      <w:pPr>
+        <w:pStyle w:val="a0"/>
+      </w:pPr>
       <w:r>
-        <w:t>AI는 후보 중 장소 판별(VLM — 서버에서 실행하는 오픈소스 모델)과 확정된 사실로 여행기 작성(LLM — 저가 모델 또는 무료 플랜)에만 쓰고, 나머지는 코드로 구현해 재현·테스트할 수 있게 한다.</w:t>
+        <w:t>AI 사용 범위: 후보 중 장소 판별(VLM — 서버에서 실행하는 오픈소스 모델), 확정된 사실로 여행기 작성(LLM — 저가 모델 또는 무료 플랜)</w:t>
+      </w:r>
+    </w:p>
+    <w:p>
+      <w:pPr>
+        <w:pStyle w:val="a0"/>
+      </w:pPr>
+      <w:r>
+        <w:t>그 밖의 처리는 코드로 구현해 재현·테스트 가능하게 함</w:t>
       </w:r>
     </w:p>
     <w:tbl>
@@ -11654,7 +11712,7 @@
               <w:rPr>
                 <w:sz w:val="16"/>
               </w:rPr>
-              <w:t>VLM 입력은 대표 사진 1장(축소본)과 후보 목록(이름·유형·거리·개요·사진, 카카오 후보는 이름·유형·거리만)이다.</w:t>
+              <w:t>VLM 입력: 대표 사진 1장(축소본)과 후보 목록(이름·유형·거리·개요·사진, 카카오 후보는 이름·유형·거리만)</w:t>
             </w:r>
           </w:p>
         </w:tc>
@@ -11744,7 +11802,7 @@
               <w:rPr>
                 <w:sz w:val="16"/>
               </w:rPr>
-              <w:t>VLM은 후보 안에서만 고르고 없으면 "없음"을 답하며, 응답은 장소 ID·확신도·근거의 정해진 JSON이다.</w:t>
+              <w:t>VLM은 후보 안에서만 선택하고 없으면 "없음"으로 응답. 응답은 장소 ID·확신도·근거를 담은 정해진 JSON</w:t>
             </w:r>
           </w:p>
         </w:tc>
@@ -11834,7 +11892,7 @@
               <w:rPr>
                 <w:sz w:val="16"/>
               </w:rPr>
-              <w:t>후보 밖 ID·형식 오류는 거부 후 1회 재요청하고, 다시 실패하면 사용자 선택으로 넘긴다. 장애는 사용자에게 안내한다.</w:t>
+              <w:t>후보 밖 ID·형식 오류는 거부 후 1회 재요청, 재실패 시 사용자 선택으로 전환. 장애는 사용자에게 안내</w:t>
             </w:r>
           </w:p>
         </w:tc>
@@ -11924,7 +11982,7 @@
               <w:rPr>
                 <w:sz w:val="16"/>
               </w:rPr>
-              <w:t>VLM은 사진 속 인물을 분석하거나 설명하지 않는다.</w:t>
+              <w:t>VLM은 사진 속 인물을 분석·설명하지 않음</w:t>
             </w:r>
           </w:p>
         </w:tc>
@@ -12014,7 +12072,7 @@
               <w:rPr>
                 <w:sz w:val="16"/>
               </w:rPr>
-              <w:t>LLM에는 확정 방문지·공식 데이터만 {장소 ID, 필드} 구조로 넣고, 문장마다 근거 장소 ID·필드를 표시하게 한다.</w:t>
+              <w:t>LLM에는 확정 방문지·공식 데이터만 {장소 ID, 필드} 구조로 입력, 문장마다 근거 장소 ID·필드 표시</w:t>
             </w:r>
           </w:p>
         </w:tc>
@@ -12104,7 +12162,7 @@
               <w:rPr>
                 <w:sz w:val="16"/>
               </w:rPr>
-              <w:t>여행기의 장소 ID와 문장 속 이름·숫자·시간을 입력 필드 값과 코드로 대조하고, 근거 없는 사실 문장은 경고·제거한다.</w:t>
+              <w:t>여행기의 장소 ID와 문장 속 이름·숫자·시간을 입력 필드 값과 코드로 대조, 근거 없는 사실 문장은 경고·제거</w:t>
             </w:r>
           </w:p>
         </w:tc>
@@ -12194,7 +12252,7 @@
               <w:rPr>
                 <w:sz w:val="16"/>
               </w:rPr>
-              <w:t>방문지당 대표 사진 1장만 축소해 VLM에 넣고, 판별 결과를 저장해 다시 호출하지 않는다.</w:t>
+              <w:t>방문지당 대표 사진 1장만 축소해 VLM에 입력, 판별 결과를 저장해 재호출 방지</w:t>
             </w:r>
           </w:p>
         </w:tc>
@@ -12284,7 +12342,7 @@
               <w:rPr>
                 <w:sz w:val="16"/>
               </w:rPr>
-              <w:t>프롬프트는 버전을 붙여 관리하고, 평가셋으로 매 스프린트 정확도를 측정한다(DR-09).</w:t>
+              <w:t>프롬프트는 버전을 붙여 관리, 평가셋으로 매 스프린트 정확도 측정(DR-09)</w:t>
             </w:r>
           </w:p>
         </w:tc>
@@ -12341,8 +12399,19 @@
       </w:r>
     </w:p>
     <w:p>
+      <w:pPr>
+        <w:pStyle w:val="a0"/>
+      </w:pPr>
       <w:r>
-        <w:t>형식: 조건 → 행동 → 결과. 시연 시나리오는 팀원이 촬영한 부산 1박 2일 사진 24장(위치 있음 21, 없음 3)이고, 정확도(AC-04)는 별도 평가셋으로 잰다.</w:t>
+        <w:t>형식: 조건 → 행동 → 결과. 시연 시나리오는 팀원이 촬영한 부산 1박 2일 사진 24장(위치 있음 21, 없음 3)</w:t>
+      </w:r>
+    </w:p>
+    <w:p>
+      <w:pPr>
+        <w:pStyle w:val="a0"/>
+      </w:pPr>
+      <w:r>
+        <w:t>정확도(AC-04)는 시연 사진과 별도인 평가셋으로 측정</w:t>
       </w:r>
     </w:p>
     <w:tbl>
@@ -12482,7 +12551,7 @@
               <w:rPr>
                 <w:sz w:val="16"/>
               </w:rPr>
-              <w:t>24장을 올리면 위치 있음 21장·없음 3장이 표시된다. 31장은 막히고, 지원하지 않는 형식·20MB 초과 사진은 제외되며 안내가 나온다.</w:t>
+              <w:t>24장 업로드 시 위치 있음 21장·없음 3장 표시. 31장은 차단, 미지원 형식·20MB 초과 사진은 제외 후 안내</w:t>
             </w:r>
           </w:p>
         </w:tc>
@@ -12555,7 +12624,7 @@
               <w:rPr>
                 <w:sz w:val="16"/>
               </w:rPr>
-              <w:t>위치 있는 21장이 정답 라벨과 같은 6개 방문지로 묶이고(사진별 배정 일치) 날짜별로 나뉜다.</w:t>
+              <w:t>위치 있는 21장이 정답 라벨과 같은 6개 방문지로 묶이고(사진별 배정 일치) 날짜별로 구분됨</w:t>
             </w:r>
           </w:p>
         </w:tc>
@@ -12628,7 +12697,7 @@
               <w:rPr>
                 <w:sz w:val="16"/>
               </w:rPr>
-              <w:t>방문지마다 반경 300m(없으면 600m) 안의 공식 데이터 후보가 출처와 함께 표시된다.</w:t>
+              <w:t>방문지마다 반경 300m(없으면 600m) 안의 공식 데이터 후보가 출처와 함께 표시됨</w:t>
             </w:r>
           </w:p>
         </w:tc>
@@ -12701,7 +12770,7 @@
               <w:rPr>
                 <w:sz w:val="16"/>
               </w:rPr>
-              <w:t>평가셋 매칭 결과 방문지 단위 정확도가 80% 이상, 후보 포함률이 90% 이상이다.</w:t>
+              <w:t>평가셋 매칭 결과 방문지 단위 정확도 80% 이상, 후보 포함률 90% 이상</w:t>
             </w:r>
           </w:p>
         </w:tc>
@@ -12774,7 +12843,7 @@
               <w:rPr>
                 <w:sz w:val="16"/>
               </w:rPr>
-              <w:t>확인필요(0.5 이상 0.8 미만)·선택필요 방문지만 확인 화면에 나오고, 후보 선택·직접 검색으로 확정하면 동선이 갱신된다. 후보에 없으면 기타 장소로 저장할 수 있다.</w:t>
+              <w:t>확인필요(0.5 이상 0.8 미만)·선택필요 방문지만 확인 화면에 표시, 후보 선택·직접 검색으로 확정 시 동선 갱신. 후보에 없으면 기타 장소로 저장 가능</w:t>
             </w:r>
           </w:p>
         </w:tc>
@@ -12847,7 +12916,7 @@
               <w:rPr>
                 <w:sz w:val="16"/>
               </w:rPr>
-              <w:t>확정 후 지도에 방문 순서대로 핀·경로가 보이고 1일차·2일차 전환이 된다.</w:t>
+              <w:t>확정 후 지도에 방문 순서대로 핀·경로 표시, 1일차·2일차 전환 가능</w:t>
             </w:r>
           </w:p>
         </w:tc>
@@ -12920,7 +12989,7 @@
               <w:rPr>
                 <w:sz w:val="16"/>
               </w:rPr>
-              <w:t>여행기에 확정된 장소만 나오고, 사실 문장 전부에 각주가 붙으며, AI 작성 표시가 보인다.</w:t>
+              <w:t>여행기에 확정된 장소만 등장, 사실 문장 전부에 각주 부착, AI 작성 표시 노출</w:t>
             </w:r>
           </w:p>
         </w:tc>
@@ -12993,7 +13062,7 @@
               <w:rPr>
                 <w:sz w:val="16"/>
               </w:rPr>
-              <w:t>사진 20장 분석이 1분 안에 방문지 확인 단계까지 끝난다.</w:t>
+              <w:t>사진 20장 분석이 1분 안에 방문지 확인 단계까지 완료</w:t>
             </w:r>
           </w:p>
         </w:tc>
@@ -13066,7 +13135,7 @@
               <w:rPr>
                 <w:sz w:val="16"/>
               </w:rPr>
-              <w:t>동의해야 분석이 시작되고 외부 API 호출 기록에 사진이 없다. 분석 후 원본·좌표가 남지 않고 썸네일에 EXIF 위치가 없으며, 여행 삭제 시 관련 데이터가 지워진다.</w:t>
+              <w:t>동의 후에만 분석 시작, 외부 API 호출 기록에 사진 없음. 분석 후 원본·좌표 미잔존, 썸네일에 EXIF 위치 없음, 여행 삭제 시 관련 데이터 삭제</w:t>
             </w:r>
           </w:p>
         </w:tc>
@@ -13139,7 +13208,7 @@
               <w:rPr>
                 <w:sz w:val="16"/>
               </w:rPr>
-              <w:t>공유 카드 이미지에 좌표·정확한 위치 정보가 없다.</w:t>
+              <w:t>공유 카드 이미지에 좌표·정확한 위치 정보 없음</w:t>
             </w:r>
           </w:p>
         </w:tc>
@@ -13212,7 +13281,7 @@
               <w:rPr>
                 <w:sz w:val="16"/>
               </w:rPr>
-              <w:t>팀 외 사용자 5명이 안내 없이 업로드부터 여행기까지 5분 안에 마친다.</w:t>
+              <w:t>팀 외 사용자 5명이 안내 없이 업로드부터 여행기까지 5분 안에 완료</w:t>
             </w:r>
           </w:p>
         </w:tc>
@@ -13285,7 +13354,7 @@
               <w:rPr>
                 <w:sz w:val="16"/>
               </w:rPr>
-              <w:t>iOS Safari·Android Chrome 실기기에서 주요 흐름(A2~D2)이 동작한다.</w:t>
+              <w:t>iOS Safari·Android Chrome 실기기에서 주요 흐름(A2~D2) 정상 동작</w:t>
             </w:r>
           </w:p>
         </w:tc>
@@ -13358,7 +13427,7 @@
               <w:rPr>
                 <w:sz w:val="16"/>
               </w:rPr>
-              <w:t>위치 없는 사진 3장마다 추천 방문지와 이유가 표시되고, 확인하면 배정된다.</w:t>
+              <w:t>위치 없는 사진 3장마다 추천 방문지와 이유 표시, 확인 시 배정</w:t>
             </w:r>
           </w:p>
         </w:tc>
@@ -13431,7 +13500,7 @@
               <w:rPr>
                 <w:sz w:val="16"/>
               </w:rPr>
-              <w:t>핀·카드를 누르면 공공데이터 장소는 개요·주소·사진·출처·갱신일이, 카카오 장소는 실시간 이름·주소와 카카오 링크가 표시된다.</w:t>
+              <w:t>핀·카드 선택 시 공공데이터 장소는 개요·주소·사진·출처·갱신일, 카카오 장소는 실시간 이름·주소와 카카오 링크 표시</w:t>
             </w:r>
           </w:p>
         </w:tc>
@@ -13504,7 +13573,7 @@
               <w:rPr>
                 <w:sz w:val="16"/>
               </w:rPr>
-              <w:t>저장소·배포 코드에 서버 API 키가 없고, 카카오맵 JavaScript 키에 도메인 제한이 있다.</w:t>
+              <w:t>저장소·배포 코드에 서버 API 키 없음, 카카오맵 JavaScript 키에 도메인 제한 설정</w:t>
             </w:r>
           </w:p>
         </w:tc>
@@ -13577,7 +13646,7 @@
               <w:rPr>
                 <w:sz w:val="16"/>
               </w:rPr>
-              <w:t>외부 API 장애를 모의로 일으키면 그 방문지만 선택필요가 되고 나머지 분석은 끝까지 진행된다.</w:t>
+              <w:t>외부 API 장애 모의 시 해당 방문지만 선택필요로 전환, 나머지 분석은 끝까지 진행</w:t>
             </w:r>
           </w:p>
         </w:tc>
@@ -13650,7 +13719,7 @@
               <w:rPr>
                 <w:sz w:val="16"/>
               </w:rPr>
-              <w:t>방문지 주변에 가지 않은 공식 데이터 장소가 있으면 지도에 2~3곳이 거리순으로 이름·유형·거리·출처와 함께 표시된다.</w:t>
+              <w:t>방문지 주변에 미방문 공식 데이터 장소가 있으면 지도에 2~3곳을 거리순으로 이름·유형·거리·출처와 함께 표시</w:t>
             </w:r>
           </w:p>
         </w:tc>
@@ -15641,8 +15710,11 @@
       </w:pPr>
     </w:p>
     <w:p>
+      <w:pPr>
+        <w:pStyle w:val="a0"/>
+      </w:pPr>
       <w:r>
-        <w:t>설계 요소는 설계서 3장의 컴포넌트(FR 행은 주 / 협력), Test Case는 9장 인수 기준이며 상태는 중간발표 기준선(v1.0) 기준이다.</w:t>
+        <w:t>설계 요소: 설계서 3장의 컴포넌트(FR 행은 주 / 협력) / Test Case: 9장 인수 기준 / 상태: 중간발표 기준선(v1.0) 기준</w:t>
       </w:r>
     </w:p>
     <w:p>
@@ -15860,7 +15932,7 @@
         <w:rPr>
           <w:i/>
         </w:rPr>
-        <w:t>AI 활용 명기: 이 문서의 초안 작성과 템플릿 이관(김예슬), 5장·10장 작성(전규민), 문서 통합·정합성 수정과 내용 검토 반영(김건한)은 Claude(Anthropic)의 도움을 받았으며, 내용은 팀 검토 후 확정한다.</w:t>
+        <w:t>AI 활용 명기: 초안 작성·템플릿 이관(김예슬), 5장·10장 작성(전규민), 문서 통합·정합성 수정·내용 검토 반영(김건한)에 Claude(Anthropic) 활용, 팀 검토 후 확정</w:t>
       </w:r>
     </w:p>
     <w:sectPr>

--- a/docs/submission/02_요구사항분석서_찰칵부산_Team10.docx
+++ b/docs/submission/02_요구사항분석서_찰칵부산_Team10.docx
@@ -831,7 +831,7 @@
               <w:rPr>
                 <w:sz w:val="16"/>
               </w:rPr>
-              <w:t>중간발표 제출본: 템플릿 목차대로 정리, 5장·10장 통합(전규민), AC-13~17 추가, FR-08 Must·FR-12 Should, 정확도 정의, AI 모델 방침, 카카오 운영정책, AI 분석 동의</w:t>
+              <w:t>중간발표 제출본: 5장·10장 통합(전규민), AC-13~17 추가, FR-08 Must·FR-12 Should, 정확도 정의, AI 모델 방침, 카카오 운영정책, AI 분석 동의</w:t>
             </w:r>
           </w:p>
         </w:tc>
@@ -4434,7 +4434,7 @@
         <w:pStyle w:val="a0"/>
       </w:pPr>
       <w:r>
-        <w:t>유스케이스 9개를 화면 단계(A 업로드·분석 → B 장소 확인 → C 동선 → D 여행기) 순으로 배치 (원본: docs/03-usecase/usecase-diagram.puml)</w:t>
+        <w:t>유스케이스 9개를 화면 단계(A 업로드·분석 → B 장소 확인 → C 동선 → D 여행기) 순으로 배치</w:t>
       </w:r>
     </w:p>
     <w:p>
